--- a/SUPPLYCHAINS LIMITED/план_дискавері_SUPPLYCHAINS LIMITED.docx
+++ b/SUPPLYCHAINS LIMITED/план_дискавері_SUPPLYCHAINS LIMITED.docx
@@ -82,7 +82,7 @@
           <w:szCs w:val="68"/>
           <w:rtl w:val="0"/>
         </w:rPr>
-        <w:t xml:space="preserve">ПЛАН ДИСКАВЕРІ </w:t>
+        <w:t xml:space="preserve">ПЛАН ДИСКАВЕРІ (v1.1) </w:t>
       </w:r>
       <w:r>
         <w:rPr>
@@ -864,909 +864,1961 @@
     </w:p>
     <w:p>
       <w:pPr>
-        <w:spacing w:after="140"/>
-      </w:pPr>
-      <w:r>
-        <w:rPr>
-          <w:b/>
-          <w:sz w:val="30"/>
-        </w:rPr>
-        <w:t>План дискавері: SUPPLYCHAINS LIMITED</w:t>
-      </w:r>
-    </w:p>
-    <w:p>
-      <w:pPr>
-        <w:spacing w:after="80"/>
-      </w:pPr>
-      <w:r>
-        <w:rPr>
-          <w:b w:val="0"/>
-        </w:rPr>
-        <w:t>Дата: 3 червня 2026</w:t>
-      </w:r>
-    </w:p>
-    <w:p>
-      <w:pPr>
-        <w:spacing w:after="80"/>
-      </w:pPr>
-      <w:r>
-        <w:rPr>
-          <w:b w:val="0"/>
-        </w:rPr>
-        <w:t>Версія: 1.0</w:t>
-      </w:r>
-    </w:p>
-    <w:p>
-      <w:pPr>
-        <w:spacing w:after="80"/>
-      </w:pPr>
-      <w:r>
-        <w:rPr>
-          <w:b w:val="0"/>
-        </w:rPr>
-        <w:t>Складено на основі: аналіз Установчої Зустрічі (3 червня 2026, оновлений процес), протокол_установча_2026-06-03, agenda_Supplychains.md + facilitation_Supplychains.md, банк питань питання_дискавері_Supplychains.md</w:t>
+        <w:spacing w:after="20"/>
+        <w:rPr>
+          <w:rFonts w:ascii="Times New Roman" w:cs="Times New Roman" w:eastAsia="Times New Roman" w:hAnsi="Times New Roman"/>
+          <w:sz w:val="18"/>
+          <w:szCs w:val="18"/>
+        </w:rPr>
+      </w:pPr>
+      <w:r>
+        <w:rPr>
+          <w:rFonts w:ascii="Times New Roman" w:cs="Times New Roman" w:eastAsia="Times New Roman" w:hAnsi="Times New Roman"/>
+          <w:color w:val="595959"/>
+          <w:sz w:val="18"/>
+          <w:szCs w:val="18"/>
+          <w:rtl w:val="0"/>
+        </w:rPr>
+        <w:t>Дата: 9 червня 2026</w:t>
+      </w:r>
+    </w:p>
+    <w:p>
+      <w:pPr>
+        <w:spacing w:after="20"/>
+        <w:rPr>
+          <w:rFonts w:ascii="Times New Roman" w:cs="Times New Roman" w:eastAsia="Times New Roman" w:hAnsi="Times New Roman"/>
+          <w:sz w:val="18"/>
+          <w:szCs w:val="18"/>
+        </w:rPr>
+      </w:pPr>
+      <w:r>
+        <w:rPr>
+          <w:rFonts w:ascii="Times New Roman" w:cs="Times New Roman" w:eastAsia="Times New Roman" w:hAnsi="Times New Roman"/>
+          <w:color w:val="595959"/>
+          <w:sz w:val="18"/>
+          <w:szCs w:val="18"/>
+          <w:rtl w:val="0"/>
+        </w:rPr>
+        <w:t>Версія: 1.1</w:t>
+      </w:r>
+    </w:p>
+    <w:p>
+      <w:pPr>
+        <w:spacing w:after="20"/>
+        <w:rPr>
+          <w:rFonts w:ascii="Times New Roman" w:cs="Times New Roman" w:eastAsia="Times New Roman" w:hAnsi="Times New Roman"/>
+          <w:sz w:val="18"/>
+          <w:szCs w:val="18"/>
+        </w:rPr>
+      </w:pPr>
+      <w:r>
+        <w:rPr>
+          <w:rFonts w:ascii="Times New Roman" w:cs="Times New Roman" w:eastAsia="Times New Roman" w:hAnsi="Times New Roman"/>
+          <w:color w:val="595959"/>
+          <w:sz w:val="18"/>
+          <w:szCs w:val="18"/>
+          <w:rtl w:val="0"/>
+        </w:rPr>
+        <w:t>Складено на основі: аналіз Установчої Зустрічі (3 червня 2026), протокол_установча_2026-06-03, протокол_сесія-1_2026-06-09, журнал_дискавері (станом на 09.06.2026), план v1.0 (3 червня 2026)</w:t>
+      </w:r>
+    </w:p>
+    <w:p>
+      <w:pPr>
+        <w:spacing w:after="20"/>
+        <w:rPr>
+          <w:rFonts w:ascii="Times New Roman" w:cs="Times New Roman" w:eastAsia="Times New Roman" w:hAnsi="Times New Roman"/>
+          <w:sz w:val="18"/>
+          <w:szCs w:val="18"/>
+        </w:rPr>
+      </w:pPr>
+      <w:r>
+        <w:rPr>
+          <w:rFonts w:ascii="Times New Roman" w:cs="Times New Roman" w:eastAsia="Times New Roman" w:hAnsi="Times New Roman"/>
+          <w:color w:val="595959"/>
+          <w:sz w:val="18"/>
+          <w:szCs w:val="18"/>
+          <w:rtl w:val="0"/>
+        </w:rPr>
+        <w:t xml:space="preserve">&gt; </w:t>
+      </w:r>
+      <w:r>
+        <w:rPr>
+          <w:rFonts w:ascii="Times New Roman" w:cs="Times New Roman" w:eastAsia="Times New Roman" w:hAnsi="Times New Roman"/>
+          <w:b w:val="1"/>
+          <w:bCs w:val="1"/>
+          <w:color w:val="595959"/>
+          <w:sz w:val="18"/>
+          <w:szCs w:val="18"/>
+          <w:rtl w:val="0"/>
+        </w:rPr>
+        <w:t>Версія 1.1 — оновлено після Сесії 1 (09.06.2026).</w:t>
+      </w:r>
+      <w:r>
+        <w:rPr>
+          <w:rFonts w:ascii="Times New Roman" w:cs="Times New Roman" w:eastAsia="Times New Roman" w:hAnsi="Times New Roman"/>
+          <w:color w:val="595959"/>
+          <w:sz w:val="18"/>
+          <w:szCs w:val="18"/>
+          <w:rtl w:val="0"/>
+        </w:rPr>
+        <w:t xml:space="preserve"> Зміни проти v1.0 — у розділі «Що змінилось у версії 1.1» нижче. Стислий підсумок: структуру скорочено з 7 до 5 сесій (об’єднано тематично близькі), уточнено ризики (R-2 і R-1 знижено, додано R-6 landed cost), внесено нові виключення зі scope і нові вимоги з Сесії 1.</w:t>
+      </w:r>
+    </w:p>
+    <w:p>
+      <w:pPr>
+        <w:keepNext w:val="1"/>
+        <w:spacing w:before="200" w:after="80"/>
+        <w:rPr>
+          <w:rFonts w:ascii="Times New Roman" w:cs="Times New Roman" w:eastAsia="Times New Roman" w:hAnsi="Times New Roman"/>
+          <w:sz w:val="26"/>
+          <w:szCs w:val="26"/>
+        </w:rPr>
+      </w:pPr>
+      <w:r>
+        <w:rPr>
+          <w:rFonts w:ascii="Times New Roman" w:cs="Times New Roman" w:eastAsia="Times New Roman" w:hAnsi="Times New Roman"/>
+          <w:b w:val="1"/>
+          <w:bCs w:val="1"/>
+          <w:color w:val="f05423"/>
+          <w:sz w:val="26"/>
+          <w:szCs w:val="26"/>
+          <w:rtl w:val="0"/>
+        </w:rPr>
+        <w:t>🔑 Ключові параметри</w:t>
+      </w:r>
+    </w:p>
+    <w:p>
+      <w:pPr>
+        <w:spacing w:after="20"/>
+        <w:ind w:left="360"/>
+        <w:rPr>
+          <w:rFonts w:ascii="Times New Roman" w:cs="Times New Roman" w:eastAsia="Times New Roman" w:hAnsi="Times New Roman"/>
+          <w:sz w:val="24"/>
+          <w:szCs w:val="24"/>
+        </w:rPr>
+      </w:pPr>
+      <w:r>
+        <w:rPr>
+          <w:rFonts w:ascii="Times New Roman" w:cs="Times New Roman" w:eastAsia="Times New Roman" w:hAnsi="Times New Roman"/>
+          <w:sz w:val="24"/>
+          <w:szCs w:val="24"/>
+          <w:rtl w:val="0"/>
+        </w:rPr>
+        <w:t xml:space="preserve">•  </w:t>
+      </w:r>
+      <w:r>
+        <w:rPr>
+          <w:rFonts w:ascii="Times New Roman" w:cs="Times New Roman" w:eastAsia="Times New Roman" w:hAnsi="Times New Roman"/>
+          <w:b w:val="1"/>
+          <w:bCs w:val="1"/>
+          <w:sz w:val="24"/>
+          <w:szCs w:val="24"/>
+          <w:rtl w:val="0"/>
+        </w:rPr>
+        <w:t>Кількість сесій:</w:t>
+      </w:r>
+      <w:r>
+        <w:rPr>
+          <w:rFonts w:ascii="Times New Roman" w:cs="Times New Roman" w:eastAsia="Times New Roman" w:hAnsi="Times New Roman"/>
+          <w:sz w:val="24"/>
+          <w:szCs w:val="24"/>
+          <w:rtl w:val="0"/>
+        </w:rPr>
+        <w:t xml:space="preserve"> 5 (було 7). Проведено — 1; попереду — 4.</w:t>
+      </w:r>
+    </w:p>
+    <w:p>
+      <w:pPr>
+        <w:spacing w:after="20"/>
+        <w:ind w:left="360"/>
+        <w:rPr>
+          <w:rFonts w:ascii="Times New Roman" w:cs="Times New Roman" w:eastAsia="Times New Roman" w:hAnsi="Times New Roman"/>
+          <w:sz w:val="24"/>
+          <w:szCs w:val="24"/>
+        </w:rPr>
+      </w:pPr>
+      <w:r>
+        <w:rPr>
+          <w:rFonts w:ascii="Times New Roman" w:cs="Times New Roman" w:eastAsia="Times New Roman" w:hAnsi="Times New Roman"/>
+          <w:sz w:val="24"/>
+          <w:szCs w:val="24"/>
+          <w:rtl w:val="0"/>
+        </w:rPr>
+        <w:t xml:space="preserve">•  </w:t>
+      </w:r>
+      <w:r>
+        <w:rPr>
+          <w:rFonts w:ascii="Times New Roman" w:cs="Times New Roman" w:eastAsia="Times New Roman" w:hAnsi="Times New Roman"/>
+          <w:b w:val="1"/>
+          <w:bCs w:val="1"/>
+          <w:sz w:val="24"/>
+          <w:szCs w:val="24"/>
+          <w:rtl w:val="0"/>
+        </w:rPr>
+        <w:t>Орієнтовна тривалість:</w:t>
+      </w:r>
+      <w:r>
+        <w:rPr>
+          <w:rFonts w:ascii="Times New Roman" w:cs="Times New Roman" w:eastAsia="Times New Roman" w:hAnsi="Times New Roman"/>
+          <w:sz w:val="24"/>
+          <w:szCs w:val="24"/>
+          <w:rtl w:val="0"/>
+        </w:rPr>
+        <w:t xml:space="preserve"> ~2.5–3.5 тижні сесій (2 сесії/тиждень) + 1–2 тижні на синтез і deliverables.</w:t>
+      </w:r>
+    </w:p>
+    <w:p>
+      <w:pPr>
+        <w:spacing w:after="20"/>
+        <w:ind w:left="360"/>
+        <w:rPr>
+          <w:rFonts w:ascii="Times New Roman" w:cs="Times New Roman" w:eastAsia="Times New Roman" w:hAnsi="Times New Roman"/>
+          <w:sz w:val="24"/>
+          <w:szCs w:val="24"/>
+        </w:rPr>
+      </w:pPr>
+      <w:r>
+        <w:rPr>
+          <w:rFonts w:ascii="Times New Roman" w:cs="Times New Roman" w:eastAsia="Times New Roman" w:hAnsi="Times New Roman"/>
+          <w:sz w:val="24"/>
+          <w:szCs w:val="24"/>
+          <w:rtl w:val="0"/>
+        </w:rPr>
+        <w:t xml:space="preserve">•  </w:t>
+      </w:r>
+      <w:r>
+        <w:rPr>
+          <w:rFonts w:ascii="Times New Roman" w:cs="Times New Roman" w:eastAsia="Times New Roman" w:hAnsi="Times New Roman"/>
+          <w:b w:val="1"/>
+          <w:bCs w:val="1"/>
+          <w:sz w:val="24"/>
+          <w:szCs w:val="24"/>
+          <w:rtl w:val="0"/>
+        </w:rPr>
+        <w:t>Головна невизначеність:</w:t>
+      </w:r>
+      <w:r>
+        <w:rPr>
+          <w:rFonts w:ascii="Times New Roman" w:cs="Times New Roman" w:eastAsia="Times New Roman" w:hAnsi="Times New Roman"/>
+          <w:sz w:val="24"/>
+          <w:szCs w:val="24"/>
+          <w:rtl w:val="0"/>
+        </w:rPr>
+        <w:t xml:space="preserve"> (1) осуществимість авто-рознесення витрат на собівартість товарної партії (landed cost) в Odoo 19; (2) облікова трактовка «агентської закупівлі» — виручка по повній угоді чи лише комісія (транзит коштів клієнта). *(Об’єм кастомних транспортних форм — раніше головна невизначеність — на С1 прояснено й знижено.)*</w:t>
+      </w:r>
+    </w:p>
+    <w:p>
+      <w:pPr>
+        <w:spacing w:after="20"/>
+        <w:ind w:left="360"/>
+        <w:rPr>
+          <w:rFonts w:ascii="Times New Roman" w:cs="Times New Roman" w:eastAsia="Times New Roman" w:hAnsi="Times New Roman"/>
+          <w:sz w:val="24"/>
+          <w:szCs w:val="24"/>
+        </w:rPr>
+      </w:pPr>
+      <w:r>
+        <w:rPr>
+          <w:rFonts w:ascii="Times New Roman" w:cs="Times New Roman" w:eastAsia="Times New Roman" w:hAnsi="Times New Roman"/>
+          <w:sz w:val="24"/>
+          <w:szCs w:val="24"/>
+          <w:rtl w:val="0"/>
+        </w:rPr>
+        <w:t xml:space="preserve">•  </w:t>
+      </w:r>
+      <w:r>
+        <w:rPr>
+          <w:rFonts w:ascii="Times New Roman" w:cs="Times New Roman" w:eastAsia="Times New Roman" w:hAnsi="Times New Roman"/>
+          <w:b w:val="1"/>
+          <w:bCs w:val="1"/>
+          <w:sz w:val="24"/>
+          <w:szCs w:val="24"/>
+          <w:rtl w:val="0"/>
+        </w:rPr>
+        <w:t>Критичне рішення до наступної сесії:</w:t>
+      </w:r>
+      <w:r>
+        <w:rPr>
+          <w:rFonts w:ascii="Times New Roman" w:cs="Times New Roman" w:eastAsia="Times New Roman" w:hAnsi="Times New Roman"/>
+          <w:sz w:val="24"/>
+          <w:szCs w:val="24"/>
+          <w:rtl w:val="0"/>
+        </w:rPr>
+        <w:t xml:space="preserve"> участь бухгалтера/аудитора клієнта на Сесії 2 (потрібен для облікової розвилки агентської закупівлі і плану рахунків Гонконгу).</w:t>
       </w:r>
     </w:p>
     <w:p>
       <w:pPr>
         <w:pBdr>
-          <w:bottom w:val="single" w:sz="6" w:space="2" w:color="D9D9D9"/>
+          <w:bottom w:val="single" w:sz="6" w:space="6" w:color="CCCCCC"/>
         </w:pBdr>
-        <w:spacing w:after="120" w:before="60"/>
-      </w:pPr>
-    </w:p>
-    <w:p>
-      <w:pPr>
-        <w:spacing w:after="100" w:before="200"/>
-      </w:pPr>
-      <w:r>
-        <w:rPr>
-          <w:b/>
+        <w:spacing w:before="80" w:after="80"/>
+      </w:pPr>
+    </w:p>
+    <w:p>
+      <w:pPr>
+        <w:keepNext w:val="1"/>
+        <w:spacing w:before="200" w:after="80"/>
+        <w:rPr>
+          <w:rFonts w:ascii="Times New Roman" w:cs="Times New Roman" w:eastAsia="Times New Roman" w:hAnsi="Times New Roman"/>
           <w:sz w:val="26"/>
-        </w:rPr>
-        <w:t>🔑 Ключові параметри</w:t>
+          <w:szCs w:val="26"/>
+        </w:rPr>
+      </w:pPr>
+      <w:r>
+        <w:rPr>
+          <w:rFonts w:ascii="Times New Roman" w:cs="Times New Roman" w:eastAsia="Times New Roman" w:hAnsi="Times New Roman"/>
+          <w:b w:val="1"/>
+          <w:bCs w:val="1"/>
+          <w:color w:val="f05423"/>
+          <w:sz w:val="26"/>
+          <w:szCs w:val="26"/>
+          <w:rtl w:val="0"/>
+        </w:rPr>
+        <w:t>Що змінилось у версії 1.1</w:t>
       </w:r>
     </w:p>
     <w:p>
       <w:pPr>
         <w:spacing w:after="40"/>
-      </w:pPr>
-      <w:r>
-        <w:rPr>
-          <w:b w:val="0"/>
-        </w:rPr>
-        <w:t xml:space="preserve">– </w:t>
-      </w:r>
-      <w:r>
-        <w:rPr>
-          <w:b/>
-        </w:rPr>
-        <w:t>Кількість сесій:</w:t>
-      </w:r>
-      <w:r>
-        <w:rPr>
-          <w:b w:val="0"/>
-        </w:rPr>
-        <w:t xml:space="preserve"> 7</w:t>
+        <w:rPr>
+          <w:rFonts w:ascii="Times New Roman" w:cs="Times New Roman" w:eastAsia="Times New Roman" w:hAnsi="Times New Roman"/>
+          <w:sz w:val="24"/>
+          <w:szCs w:val="24"/>
+        </w:rPr>
+      </w:pPr>
+      <w:r>
+        <w:rPr>
+          <w:rFonts w:ascii="Times New Roman" w:cs="Times New Roman" w:eastAsia="Times New Roman" w:hAnsi="Times New Roman"/>
+          <w:b w:val="1"/>
+          <w:bCs w:val="1"/>
+          <w:sz w:val="24"/>
+          <w:szCs w:val="24"/>
+          <w:rtl w:val="0"/>
+        </w:rPr>
+        <w:t>Структура 7 → 5 сесій</w:t>
+      </w:r>
+      <w:r>
+        <w:rPr>
+          <w:rFonts w:ascii="Times New Roman" w:cs="Times New Roman" w:eastAsia="Times New Roman" w:hAnsi="Times New Roman"/>
+          <w:sz w:val="24"/>
+          <w:szCs w:val="24"/>
+          <w:rtl w:val="0"/>
+        </w:rPr>
+        <w:t xml:space="preserve"> (номери стабільні — об’єднані сесії позначені, не перенумеровані):</w:t>
+      </w:r>
+    </w:p>
+    <w:p>
+      <w:pPr>
+        <w:spacing w:after="20"/>
+        <w:ind w:left="360"/>
+        <w:rPr>
+          <w:rFonts w:ascii="Times New Roman" w:cs="Times New Roman" w:eastAsia="Times New Roman" w:hAnsi="Times New Roman"/>
+          <w:sz w:val="24"/>
+          <w:szCs w:val="24"/>
+        </w:rPr>
+      </w:pPr>
+      <w:r>
+        <w:rPr>
+          <w:rFonts w:ascii="Times New Roman" w:cs="Times New Roman" w:eastAsia="Times New Roman" w:hAnsi="Times New Roman"/>
+          <w:sz w:val="24"/>
+          <w:szCs w:val="24"/>
+          <w:rtl w:val="0"/>
+        </w:rPr>
+        <w:t xml:space="preserve">•  </w:t>
+      </w:r>
+      <w:r>
+        <w:rPr>
+          <w:rFonts w:ascii="Times New Roman" w:cs="Times New Roman" w:eastAsia="Times New Roman" w:hAnsi="Times New Roman"/>
+          <w:sz w:val="24"/>
+          <w:szCs w:val="24"/>
+          <w:rtl w:val="0"/>
+        </w:rPr>
+        <w:t xml:space="preserve">Сесія 3 (бухоблік Гонконгу) </w:t>
+      </w:r>
+      <w:r>
+        <w:rPr>
+          <w:rFonts w:ascii="Times New Roman" w:cs="Times New Roman" w:eastAsia="Times New Roman" w:hAnsi="Times New Roman"/>
+          <w:b w:val="1"/>
+          <w:bCs w:val="1"/>
+          <w:sz w:val="24"/>
+          <w:szCs w:val="24"/>
+          <w:rtl w:val="0"/>
+        </w:rPr>
+        <w:t>об’єднана з Сесією 2</w:t>
+      </w:r>
+      <w:r>
+        <w:rPr>
+          <w:rFonts w:ascii="Times New Roman" w:cs="Times New Roman" w:eastAsia="Times New Roman" w:hAnsi="Times New Roman"/>
+          <w:sz w:val="24"/>
+          <w:szCs w:val="24"/>
+          <w:rtl w:val="0"/>
+        </w:rPr>
+        <w:t xml:space="preserve"> → спільна «облікова сесія» з бухгалтером (агентська закупівля + AP + план рахунків + банк/каса). Підстава: агентська трактовка напряму кормить план рахунків, обидві теми податково чутливі й потребують бухгалтера.</w:t>
+      </w:r>
+    </w:p>
+    <w:p>
+      <w:pPr>
+        <w:spacing w:after="20"/>
+        <w:ind w:left="360"/>
+        <w:rPr>
+          <w:rFonts w:ascii="Times New Roman" w:cs="Times New Roman" w:eastAsia="Times New Roman" w:hAnsi="Times New Roman"/>
+          <w:sz w:val="24"/>
+          <w:szCs w:val="24"/>
+        </w:rPr>
+      </w:pPr>
+      <w:r>
+        <w:rPr>
+          <w:rFonts w:ascii="Times New Roman" w:cs="Times New Roman" w:eastAsia="Times New Roman" w:hAnsi="Times New Roman"/>
+          <w:sz w:val="24"/>
+          <w:szCs w:val="24"/>
+          <w:rtl w:val="0"/>
+        </w:rPr>
+        <w:t xml:space="preserve">•  </w:t>
+      </w:r>
+      <w:r>
+        <w:rPr>
+          <w:rFonts w:ascii="Times New Roman" w:cs="Times New Roman" w:eastAsia="Times New Roman" w:hAnsi="Times New Roman"/>
+          <w:sz w:val="24"/>
+          <w:szCs w:val="24"/>
+          <w:rtl w:val="0"/>
+        </w:rPr>
+        <w:t xml:space="preserve">Сесія 6 (звітність + права) </w:t>
+      </w:r>
+      <w:r>
+        <w:rPr>
+          <w:rFonts w:ascii="Times New Roman" w:cs="Times New Roman" w:eastAsia="Times New Roman" w:hAnsi="Times New Roman"/>
+          <w:b w:val="1"/>
+          <w:bCs w:val="1"/>
+          <w:sz w:val="24"/>
+          <w:szCs w:val="24"/>
+          <w:rtl w:val="0"/>
+        </w:rPr>
+        <w:t>об’єднана з Сесією 5</w:t>
+      </w:r>
+      <w:r>
+        <w:rPr>
+          <w:rFonts w:ascii="Times New Roman" w:cs="Times New Roman" w:eastAsia="Times New Roman" w:hAnsi="Times New Roman"/>
+          <w:sz w:val="24"/>
+          <w:szCs w:val="24"/>
+          <w:rtl w:val="0"/>
+        </w:rPr>
+        <w:t xml:space="preserve"> → AR і прибутковість тісно пов’язані зі звітністю по маржі; модель прав тривіальна.</w:t>
+      </w:r>
+    </w:p>
+    <w:p>
+      <w:pPr>
+        <w:spacing w:after="20"/>
+        <w:ind w:left="360"/>
+        <w:rPr>
+          <w:rFonts w:ascii="Times New Roman" w:cs="Times New Roman" w:eastAsia="Times New Roman" w:hAnsi="Times New Roman"/>
+          <w:sz w:val="24"/>
+          <w:szCs w:val="24"/>
+        </w:rPr>
+      </w:pPr>
+      <w:r>
+        <w:rPr>
+          <w:rFonts w:ascii="Times New Roman" w:cs="Times New Roman" w:eastAsia="Times New Roman" w:hAnsi="Times New Roman"/>
+          <w:sz w:val="24"/>
+          <w:szCs w:val="24"/>
+          <w:rtl w:val="0"/>
+        </w:rPr>
+        <w:t xml:space="preserve">•  </w:t>
+      </w:r>
+      <w:r>
+        <w:rPr>
+          <w:rFonts w:ascii="Times New Roman" w:cs="Times New Roman" w:eastAsia="Times New Roman" w:hAnsi="Times New Roman"/>
+          <w:sz w:val="24"/>
+          <w:szCs w:val="24"/>
+          <w:rtl w:val="0"/>
+        </w:rPr>
+        <w:t xml:space="preserve">Сесія 7 (перехід) — лишається, але </w:t>
+      </w:r>
+      <w:r>
+        <w:rPr>
+          <w:rFonts w:ascii="Times New Roman" w:cs="Times New Roman" w:eastAsia="Times New Roman" w:hAnsi="Times New Roman"/>
+          <w:b w:val="1"/>
+          <w:bCs w:val="1"/>
+          <w:sz w:val="24"/>
+          <w:szCs w:val="24"/>
+          <w:rtl w:val="0"/>
+        </w:rPr>
+        <w:t>коротка</w:t>
+      </w:r>
+      <w:r>
+        <w:rPr>
+          <w:rFonts w:ascii="Times New Roman" w:cs="Times New Roman" w:eastAsia="Times New Roman" w:hAnsi="Times New Roman"/>
+          <w:sz w:val="24"/>
+          <w:szCs w:val="24"/>
+          <w:rtl w:val="0"/>
+        </w:rPr>
+        <w:t>: міграція лише залишків, інтеграції майже всі «ні», NFR скромні — переважно підтвердження.</w:t>
       </w:r>
     </w:p>
     <w:p>
       <w:pPr>
         <w:spacing w:after="40"/>
-      </w:pPr>
-      <w:r>
-        <w:rPr>
-          <w:b w:val="0"/>
-        </w:rPr>
-        <w:t xml:space="preserve">– </w:t>
-      </w:r>
-      <w:r>
-        <w:rPr>
-          <w:b/>
-        </w:rPr>
-        <w:t>Орієнтовна тривалість:</w:t>
-      </w:r>
-      <w:r>
-        <w:rPr>
-          <w:b w:val="0"/>
-        </w:rPr>
-        <w:t xml:space="preserve"> ~4–5 тижнів сесій (2 сесії/тиждень, вт/чт) + 1–2 тижні на синтез і deliverables</w:t>
+        <w:rPr>
+          <w:rFonts w:ascii="Times New Roman" w:cs="Times New Roman" w:eastAsia="Times New Roman" w:hAnsi="Times New Roman"/>
+          <w:sz w:val="24"/>
+          <w:szCs w:val="24"/>
+        </w:rPr>
+      </w:pPr>
+      <w:r>
+        <w:rPr>
+          <w:rFonts w:ascii="Times New Roman" w:cs="Times New Roman" w:eastAsia="Times New Roman" w:hAnsi="Times New Roman"/>
+          <w:b w:val="1"/>
+          <w:bCs w:val="1"/>
+          <w:sz w:val="24"/>
+          <w:szCs w:val="24"/>
+          <w:rtl w:val="0"/>
+        </w:rPr>
+        <w:t>Ризики:</w:t>
+      </w:r>
+    </w:p>
+    <w:p>
+      <w:pPr>
+        <w:spacing w:after="20"/>
+        <w:ind w:left="360"/>
+        <w:rPr>
+          <w:rFonts w:ascii="Times New Roman" w:cs="Times New Roman" w:eastAsia="Times New Roman" w:hAnsi="Times New Roman"/>
+          <w:sz w:val="24"/>
+          <w:szCs w:val="24"/>
+        </w:rPr>
+      </w:pPr>
+      <w:r>
+        <w:rPr>
+          <w:rFonts w:ascii="Times New Roman" w:cs="Times New Roman" w:eastAsia="Times New Roman" w:hAnsi="Times New Roman"/>
+          <w:sz w:val="24"/>
+          <w:szCs w:val="24"/>
+          <w:rtl w:val="0"/>
+        </w:rPr>
+        <w:t xml:space="preserve">•  </w:t>
+      </w:r>
+      <w:r>
+        <w:rPr>
+          <w:rFonts w:ascii="Times New Roman" w:cs="Times New Roman" w:eastAsia="Times New Roman" w:hAnsi="Times New Roman"/>
+          <w:sz w:val="24"/>
+          <w:szCs w:val="24"/>
+          <w:rtl w:val="0"/>
+        </w:rPr>
+        <w:t>R-1 (агентська закупівля): 🔴 → 🟡 — рамку отримано на С1; лишилась одна облікова розвилка (до бухгалтера).</w:t>
+      </w:r>
+    </w:p>
+    <w:p>
+      <w:pPr>
+        <w:spacing w:after="20"/>
+        <w:ind w:left="360"/>
+        <w:rPr>
+          <w:rFonts w:ascii="Times New Roman" w:cs="Times New Roman" w:eastAsia="Times New Roman" w:hAnsi="Times New Roman"/>
+          <w:sz w:val="24"/>
+          <w:szCs w:val="24"/>
+        </w:rPr>
+      </w:pPr>
+      <w:r>
+        <w:rPr>
+          <w:rFonts w:ascii="Times New Roman" w:cs="Times New Roman" w:eastAsia="Times New Roman" w:hAnsi="Times New Roman"/>
+          <w:sz w:val="24"/>
+          <w:szCs w:val="24"/>
+          <w:rtl w:val="0"/>
+        </w:rPr>
+        <w:t xml:space="preserve">•  </w:t>
+      </w:r>
+      <w:r>
+        <w:rPr>
+          <w:rFonts w:ascii="Times New Roman" w:cs="Times New Roman" w:eastAsia="Times New Roman" w:hAnsi="Times New Roman"/>
+          <w:sz w:val="24"/>
+          <w:szCs w:val="24"/>
+          <w:rtl w:val="0"/>
+        </w:rPr>
+        <w:t>R-2 (кастомні транспортні документи): 🟡 → 🟢 — на С1 прояснено: екранні інтерфейси, одна модель на AWB/коносамент/CMR, без друку; обсяг кастома менший.</w:t>
+      </w:r>
+    </w:p>
+    <w:p>
+      <w:pPr>
+        <w:spacing w:after="20"/>
+        <w:ind w:left="360"/>
+        <w:rPr>
+          <w:rFonts w:ascii="Times New Roman" w:cs="Times New Roman" w:eastAsia="Times New Roman" w:hAnsi="Times New Roman"/>
+          <w:sz w:val="24"/>
+          <w:szCs w:val="24"/>
+        </w:rPr>
+      </w:pPr>
+      <w:r>
+        <w:rPr>
+          <w:rFonts w:ascii="Times New Roman" w:cs="Times New Roman" w:eastAsia="Times New Roman" w:hAnsi="Times New Roman"/>
+          <w:sz w:val="24"/>
+          <w:szCs w:val="24"/>
+          <w:rtl w:val="0"/>
+        </w:rPr>
+        <w:t xml:space="preserve">•  </w:t>
+      </w:r>
+      <w:r>
+        <w:rPr>
+          <w:rFonts w:ascii="Times New Roman" w:cs="Times New Roman" w:eastAsia="Times New Roman" w:hAnsi="Times New Roman"/>
+          <w:sz w:val="24"/>
+          <w:szCs w:val="24"/>
+          <w:rtl w:val="0"/>
+        </w:rPr>
+        <w:t>R-5 (демо Odoo): прив’язано до Сесії 4, фокус — товарні партії + landed cost.</w:t>
+      </w:r>
+    </w:p>
+    <w:p>
+      <w:pPr>
+        <w:spacing w:after="20"/>
+        <w:ind w:left="360"/>
+        <w:rPr>
+          <w:rFonts w:ascii="Times New Roman" w:cs="Times New Roman" w:eastAsia="Times New Roman" w:hAnsi="Times New Roman"/>
+          <w:sz w:val="24"/>
+          <w:szCs w:val="24"/>
+        </w:rPr>
+      </w:pPr>
+      <w:r>
+        <w:rPr>
+          <w:rFonts w:ascii="Times New Roman" w:cs="Times New Roman" w:eastAsia="Times New Roman" w:hAnsi="Times New Roman"/>
+          <w:sz w:val="24"/>
+          <w:szCs w:val="24"/>
+          <w:rtl w:val="0"/>
+        </w:rPr>
+        <w:t xml:space="preserve">•  </w:t>
+      </w:r>
+      <w:r>
+        <w:rPr>
+          <w:rFonts w:ascii="Times New Roman" w:cs="Times New Roman" w:eastAsia="Times New Roman" w:hAnsi="Times New Roman"/>
+          <w:b w:val="1"/>
+          <w:bCs w:val="1"/>
+          <w:sz w:val="24"/>
+          <w:szCs w:val="24"/>
+          <w:rtl w:val="0"/>
+        </w:rPr>
+        <w:t>+ R-6 (новий)</w:t>
+      </w:r>
+      <w:r>
+        <w:rPr>
+          <w:rFonts w:ascii="Times New Roman" w:cs="Times New Roman" w:eastAsia="Times New Roman" w:hAnsi="Times New Roman"/>
+          <w:sz w:val="24"/>
+          <w:szCs w:val="24"/>
+          <w:rtl w:val="0"/>
+        </w:rPr>
+        <w:t xml:space="preserve"> 🔴: авто-рознесення витрат постачальника на собівартість партії (landed cost) — головний кастом, осуществимість не підтверджена.</w:t>
       </w:r>
     </w:p>
     <w:p>
       <w:pPr>
         <w:spacing w:after="40"/>
-      </w:pPr>
-      <w:r>
-        <w:rPr>
-          <w:b w:val="0"/>
-        </w:rPr>
-        <w:t xml:space="preserve">– </w:t>
-      </w:r>
-      <w:r>
-        <w:rPr>
-          <w:b/>
-        </w:rPr>
-        <w:t>Головна невизначеність:</w:t>
-      </w:r>
-      <w:r>
-        <w:rPr>
-          <w:b w:val="0"/>
-        </w:rPr>
-        <w:t xml:space="preserve"> модель «агентської закупівлі» (обробка грошового потоку як агент) + реальний обсяг кастомних форм транспортних документів</w:t>
+        <w:rPr>
+          <w:rFonts w:ascii="Times New Roman" w:cs="Times New Roman" w:eastAsia="Times New Roman" w:hAnsi="Times New Roman"/>
+          <w:sz w:val="24"/>
+          <w:szCs w:val="24"/>
+        </w:rPr>
+      </w:pPr>
+      <w:r>
+        <w:rPr>
+          <w:rFonts w:ascii="Times New Roman" w:cs="Times New Roman" w:eastAsia="Times New Roman" w:hAnsi="Times New Roman"/>
+          <w:b w:val="1"/>
+          <w:bCs w:val="1"/>
+          <w:sz w:val="24"/>
+          <w:szCs w:val="24"/>
+          <w:rtl w:val="0"/>
+        </w:rPr>
+        <w:t>Нові виключення зі scope (підтверджено на С1, журнал X-14…X-18):</w:t>
+      </w:r>
+      <w:r>
+        <w:rPr>
+          <w:rFonts w:ascii="Times New Roman" w:cs="Times New Roman" w:eastAsia="Times New Roman" w:hAnsi="Times New Roman"/>
+          <w:sz w:val="24"/>
+          <w:szCs w:val="24"/>
+          <w:rtl w:val="0"/>
+        </w:rPr>
+        <w:t xml:space="preserve"> payroll у системі (ведеться в Excel), облік курсових різниць, друк документів/бланків, окремі коригувальні документи, автоматизація зміни маршруту/перевізника.</w:t>
       </w:r>
     </w:p>
     <w:p>
       <w:pPr>
         <w:spacing w:after="40"/>
-      </w:pPr>
-      <w:r>
-        <w:rPr>
-          <w:b w:val="0"/>
-        </w:rPr>
-        <w:t xml:space="preserve">– </w:t>
-      </w:r>
-      <w:r>
-        <w:rPr>
-          <w:b/>
-        </w:rPr>
-        <w:t>Критичне рішення до старту:</w:t>
-      </w:r>
-      <w:r>
-        <w:rPr>
-          <w:b w:val="0"/>
-        </w:rPr>
-        <w:t xml:space="preserve"> клієнт надає перелік документів для Odoo до Сесії 1 (вівторок, 9 червня)</w:t>
+        <w:rPr>
+          <w:rFonts w:ascii="Times New Roman" w:cs="Times New Roman" w:eastAsia="Times New Roman" w:hAnsi="Times New Roman"/>
+          <w:sz w:val="24"/>
+          <w:szCs w:val="24"/>
+        </w:rPr>
+      </w:pPr>
+      <w:r>
+        <w:rPr>
+          <w:rFonts w:ascii="Times New Roman" w:cs="Times New Roman" w:eastAsia="Times New Roman" w:hAnsi="Times New Roman"/>
+          <w:b w:val="1"/>
+          <w:bCs w:val="1"/>
+          <w:sz w:val="24"/>
+          <w:szCs w:val="24"/>
+          <w:rtl w:val="0"/>
+        </w:rPr>
+        <w:t>Нові вимоги з С1, розселені по сесіях:</w:t>
+      </w:r>
+      <w:r>
+        <w:rPr>
+          <w:rFonts w:ascii="Times New Roman" w:cs="Times New Roman" w:eastAsia="Times New Roman" w:hAnsi="Times New Roman"/>
+          <w:sz w:val="24"/>
+          <w:szCs w:val="24"/>
+          <w:rtl w:val="0"/>
+        </w:rPr>
+        <w:t xml:space="preserve"> товарна партія + landed cost → С4; довідник рахунків для оплати → С5; помісячний звіт по закритих відправках (вхід для розрахунку ЗП) → С5; обов’язкові поля картки контрагента → С2; банківсько-касовий контур (конвертація, перекази, каса, банк-комісії) → С2.</w:t>
+      </w:r>
+    </w:p>
+    <w:p>
+      <w:pPr>
+        <w:pBdr>
+          <w:bottom w:val="single" w:sz="6" w:space="6" w:color="CCCCCC"/>
+        </w:pBdr>
+        <w:spacing w:before="80" w:after="80"/>
+      </w:pPr>
+    </w:p>
+    <w:p>
+      <w:pPr>
+        <w:keepNext w:val="1"/>
+        <w:spacing w:before="200" w:after="80"/>
+        <w:rPr>
+          <w:rFonts w:ascii="Times New Roman" w:cs="Times New Roman" w:eastAsia="Times New Roman" w:hAnsi="Times New Roman"/>
+          <w:sz w:val="26"/>
+          <w:szCs w:val="26"/>
+        </w:rPr>
+      </w:pPr>
+      <w:r>
+        <w:rPr>
+          <w:rFonts w:ascii="Times New Roman" w:cs="Times New Roman" w:eastAsia="Times New Roman" w:hAnsi="Times New Roman"/>
+          <w:b w:val="1"/>
+          <w:bCs w:val="1"/>
+          <w:color w:val="f05423"/>
+          <w:sz w:val="26"/>
+          <w:szCs w:val="26"/>
+          <w:rtl w:val="0"/>
+        </w:rPr>
+        <w:t>Синтез: що знаємо</w:t>
+      </w:r>
+    </w:p>
+    <w:p>
+      <w:pPr>
+        <w:keepNext w:val="1"/>
+        <w:spacing w:before="140" w:after="60"/>
+        <w:rPr>
+          <w:rFonts w:ascii="Times New Roman" w:cs="Times New Roman" w:eastAsia="Times New Roman" w:hAnsi="Times New Roman"/>
+          <w:sz w:val="24"/>
+          <w:szCs w:val="24"/>
+        </w:rPr>
+      </w:pPr>
+      <w:r>
+        <w:rPr>
+          <w:rFonts w:ascii="Times New Roman" w:cs="Times New Roman" w:eastAsia="Times New Roman" w:hAnsi="Times New Roman"/>
+          <w:b w:val="1"/>
+          <w:bCs w:val="1"/>
+          <w:color w:val="3497db"/>
+          <w:sz w:val="24"/>
+          <w:szCs w:val="24"/>
+          <w:rtl w:val="0"/>
+        </w:rPr>
+        <w:t>Підтверджений scope (за результатами УЗ + Сесії 1)</w:t>
+      </w:r>
+    </w:p>
+    <w:p>
+      <w:pPr>
+        <w:spacing w:after="20"/>
+        <w:ind w:left="360"/>
+        <w:rPr>
+          <w:rFonts w:ascii="Times New Roman" w:cs="Times New Roman" w:eastAsia="Times New Roman" w:hAnsi="Times New Roman"/>
+          <w:sz w:val="24"/>
+          <w:szCs w:val="24"/>
+        </w:rPr>
+      </w:pPr>
+      <w:r>
+        <w:rPr>
+          <w:rFonts w:ascii="Times New Roman" w:cs="Times New Roman" w:eastAsia="Times New Roman" w:hAnsi="Times New Roman"/>
+          <w:sz w:val="24"/>
+          <w:szCs w:val="24"/>
+          <w:rtl w:val="0"/>
+        </w:rPr>
+        <w:t xml:space="preserve">•  </w:t>
+      </w:r>
+      <w:r>
+        <w:rPr>
+          <w:rFonts w:ascii="Times New Roman" w:cs="Times New Roman" w:eastAsia="Times New Roman" w:hAnsi="Times New Roman"/>
+          <w:b w:val="1"/>
+          <w:bCs w:val="1"/>
+          <w:sz w:val="24"/>
+          <w:szCs w:val="24"/>
+          <w:rtl w:val="0"/>
+        </w:rPr>
+        <w:t>Система — виключно облікова</w:t>
+      </w:r>
+      <w:r>
+        <w:rPr>
+          <w:rFonts w:ascii="Times New Roman" w:cs="Times New Roman" w:eastAsia="Times New Roman" w:hAnsi="Times New Roman"/>
+          <w:sz w:val="24"/>
+          <w:szCs w:val="24"/>
+          <w:rtl w:val="0"/>
+        </w:rPr>
+        <w:t xml:space="preserve"> (фінансовий + управлінський + бухгалтерський облік), не операційна ERP — підтверджено.</w:t>
+      </w:r>
+    </w:p>
+    <w:p>
+      <w:pPr>
+        <w:spacing w:after="20"/>
+        <w:ind w:left="360"/>
+        <w:rPr>
+          <w:rFonts w:ascii="Times New Roman" w:cs="Times New Roman" w:eastAsia="Times New Roman" w:hAnsi="Times New Roman"/>
+          <w:sz w:val="24"/>
+          <w:szCs w:val="24"/>
+        </w:rPr>
+      </w:pPr>
+      <w:r>
+        <w:rPr>
+          <w:rFonts w:ascii="Times New Roman" w:cs="Times New Roman" w:eastAsia="Times New Roman" w:hAnsi="Times New Roman"/>
+          <w:sz w:val="24"/>
+          <w:szCs w:val="24"/>
+          <w:rtl w:val="0"/>
+        </w:rPr>
+        <w:t xml:space="preserve">•  </w:t>
+      </w:r>
+      <w:r>
+        <w:rPr>
+          <w:rFonts w:ascii="Times New Roman" w:cs="Times New Roman" w:eastAsia="Times New Roman" w:hAnsi="Times New Roman"/>
+          <w:b w:val="1"/>
+          <w:bCs w:val="1"/>
+          <w:sz w:val="24"/>
+          <w:szCs w:val="24"/>
+          <w:rtl w:val="0"/>
+        </w:rPr>
+        <w:t>Кастомні форми транспортних документів</w:t>
+      </w:r>
+      <w:r>
+        <w:rPr>
+          <w:rFonts w:ascii="Times New Roman" w:cs="Times New Roman" w:eastAsia="Times New Roman" w:hAnsi="Times New Roman"/>
+          <w:sz w:val="24"/>
+          <w:szCs w:val="24"/>
+          <w:rtl w:val="0"/>
+        </w:rPr>
+        <w:t xml:space="preserve"> (авіанакладна, коносамент, CMR) — </w:t>
+      </w:r>
+      <w:r>
+        <w:rPr>
+          <w:rFonts w:ascii="Times New Roman" w:cs="Times New Roman" w:eastAsia="Times New Roman" w:hAnsi="Times New Roman"/>
+          <w:b w:val="1"/>
+          <w:bCs w:val="1"/>
+          <w:sz w:val="24"/>
+          <w:szCs w:val="24"/>
+          <w:rtl w:val="0"/>
+        </w:rPr>
+        <w:t>екранні інтерфейси, що візуально повторюють отриманий електронний документ; без друку</w:t>
+      </w:r>
+      <w:r>
+        <w:rPr>
+          <w:rFonts w:ascii="Times New Roman" w:cs="Times New Roman" w:eastAsia="Times New Roman" w:hAnsi="Times New Roman"/>
+          <w:sz w:val="24"/>
+          <w:szCs w:val="24"/>
+          <w:rtl w:val="0"/>
+        </w:rPr>
+        <w:t>. Три типи обліково ідентичні (одна модель, відмінність — нумерація/реквізити); податкові поля прибираються. *(Уточнено на С1 — обсяг кастома менший, ніж закладали.)*</w:t>
+      </w:r>
+    </w:p>
+    <w:p>
+      <w:pPr>
+        <w:spacing w:after="20"/>
+        <w:ind w:left="360"/>
+        <w:rPr>
+          <w:rFonts w:ascii="Times New Roman" w:cs="Times New Roman" w:eastAsia="Times New Roman" w:hAnsi="Times New Roman"/>
+          <w:sz w:val="24"/>
+          <w:szCs w:val="24"/>
+        </w:rPr>
+      </w:pPr>
+      <w:r>
+        <w:rPr>
+          <w:rFonts w:ascii="Times New Roman" w:cs="Times New Roman" w:eastAsia="Times New Roman" w:hAnsi="Times New Roman"/>
+          <w:sz w:val="24"/>
+          <w:szCs w:val="24"/>
+          <w:rtl w:val="0"/>
+        </w:rPr>
+        <w:t xml:space="preserve">•  </w:t>
+      </w:r>
+      <w:r>
+        <w:rPr>
+          <w:rFonts w:ascii="Times New Roman" w:cs="Times New Roman" w:eastAsia="Times New Roman" w:hAnsi="Times New Roman"/>
+          <w:sz w:val="24"/>
+          <w:szCs w:val="24"/>
+          <w:rtl w:val="0"/>
+        </w:rPr>
+        <w:t>Довідники UN Locations, авіакомпаній, перевізників — завантажити з 1С + оновити з безкоштовних офіційних UN-джерел; оновлюються рідко.</w:t>
+      </w:r>
+    </w:p>
+    <w:p>
+      <w:pPr>
+        <w:spacing w:after="20"/>
+        <w:ind w:left="360"/>
+        <w:rPr>
+          <w:rFonts w:ascii="Times New Roman" w:cs="Times New Roman" w:eastAsia="Times New Roman" w:hAnsi="Times New Roman"/>
+          <w:sz w:val="24"/>
+          <w:szCs w:val="24"/>
+        </w:rPr>
+      </w:pPr>
+      <w:r>
+        <w:rPr>
+          <w:rFonts w:ascii="Times New Roman" w:cs="Times New Roman" w:eastAsia="Times New Roman" w:hAnsi="Times New Roman"/>
+          <w:sz w:val="24"/>
+          <w:szCs w:val="24"/>
+          <w:rtl w:val="0"/>
+        </w:rPr>
+        <w:t xml:space="preserve">•  </w:t>
+      </w:r>
+      <w:r>
+        <w:rPr>
+          <w:rFonts w:ascii="Times New Roman" w:cs="Times New Roman" w:eastAsia="Times New Roman" w:hAnsi="Times New Roman"/>
+          <w:b w:val="1"/>
+          <w:bCs w:val="1"/>
+          <w:sz w:val="24"/>
+          <w:szCs w:val="24"/>
+          <w:rtl w:val="0"/>
+        </w:rPr>
+        <w:t>Облік логістичних послуг:</w:t>
+      </w:r>
+      <w:r>
+        <w:rPr>
+          <w:rFonts w:ascii="Times New Roman" w:cs="Times New Roman" w:eastAsia="Times New Roman" w:hAnsi="Times New Roman"/>
+          <w:sz w:val="24"/>
+          <w:szCs w:val="24"/>
+          <w:rtl w:val="0"/>
+        </w:rPr>
+        <w:t xml:space="preserve"> чернетка транспортного документа → позначення «відправлено» → вхідні рахунки субпідрядників → собівартість → вихідний рахунок клієнту (з котирування) → оплата клієнта → оплата агентам. Прибутковість по відправці (виручка − витрати).</w:t>
+      </w:r>
+    </w:p>
+    <w:p>
+      <w:pPr>
+        <w:spacing w:after="20"/>
+        <w:ind w:left="360"/>
+        <w:rPr>
+          <w:rFonts w:ascii="Times New Roman" w:cs="Times New Roman" w:eastAsia="Times New Roman" w:hAnsi="Times New Roman"/>
+          <w:sz w:val="24"/>
+          <w:szCs w:val="24"/>
+        </w:rPr>
+      </w:pPr>
+      <w:r>
+        <w:rPr>
+          <w:rFonts w:ascii="Times New Roman" w:cs="Times New Roman" w:eastAsia="Times New Roman" w:hAnsi="Times New Roman"/>
+          <w:sz w:val="24"/>
+          <w:szCs w:val="24"/>
+          <w:rtl w:val="0"/>
+        </w:rPr>
+        <w:t xml:space="preserve">•  </w:t>
+      </w:r>
+      <w:r>
+        <w:rPr>
+          <w:rFonts w:ascii="Times New Roman" w:cs="Times New Roman" w:eastAsia="Times New Roman" w:hAnsi="Times New Roman"/>
+          <w:b w:val="1"/>
+          <w:bCs w:val="1"/>
+          <w:sz w:val="24"/>
+          <w:szCs w:val="24"/>
+          <w:rtl w:val="0"/>
+        </w:rPr>
+        <w:t>Платежі:</w:t>
+      </w:r>
+      <w:r>
+        <w:rPr>
+          <w:rFonts w:ascii="Times New Roman" w:cs="Times New Roman" w:eastAsia="Times New Roman" w:hAnsi="Times New Roman"/>
+          <w:sz w:val="24"/>
+          <w:szCs w:val="24"/>
+          <w:rtl w:val="0"/>
+        </w:rPr>
+        <w:t xml:space="preserve"> документи надходжень/оплат — окремі; зв’язок «багато-до-багатьох» з відправками; прив’язка вхідних рахунків за номером транспортного документа; часткові/повні оплати.</w:t>
+      </w:r>
+    </w:p>
+    <w:p>
+      <w:pPr>
+        <w:spacing w:after="20"/>
+        <w:ind w:left="360"/>
+        <w:rPr>
+          <w:rFonts w:ascii="Times New Roman" w:cs="Times New Roman" w:eastAsia="Times New Roman" w:hAnsi="Times New Roman"/>
+          <w:sz w:val="24"/>
+          <w:szCs w:val="24"/>
+        </w:rPr>
+      </w:pPr>
+      <w:r>
+        <w:rPr>
+          <w:rFonts w:ascii="Times New Roman" w:cs="Times New Roman" w:eastAsia="Times New Roman" w:hAnsi="Times New Roman"/>
+          <w:sz w:val="24"/>
+          <w:szCs w:val="24"/>
+          <w:rtl w:val="0"/>
+        </w:rPr>
+        <w:t xml:space="preserve">•  </w:t>
+      </w:r>
+      <w:r>
+        <w:rPr>
+          <w:rFonts w:ascii="Times New Roman" w:cs="Times New Roman" w:eastAsia="Times New Roman" w:hAnsi="Times New Roman"/>
+          <w:b w:val="1"/>
+          <w:bCs w:val="1"/>
+          <w:sz w:val="24"/>
+          <w:szCs w:val="24"/>
+          <w:rtl w:val="0"/>
+        </w:rPr>
+        <w:t>Торгівля / товарні партії:</w:t>
+      </w:r>
+      <w:r>
+        <w:rPr>
+          <w:rFonts w:ascii="Times New Roman" w:cs="Times New Roman" w:eastAsia="Times New Roman" w:hAnsi="Times New Roman"/>
+          <w:sz w:val="24"/>
+          <w:szCs w:val="24"/>
+          <w:rtl w:val="0"/>
+        </w:rPr>
+        <w:t xml:space="preserve"> ExWorks купівля-продаж; примітивний box-moving; ФІФО, без партій/серійників. </w:t>
+      </w:r>
+      <w:r>
+        <w:rPr>
+          <w:rFonts w:ascii="Times New Roman" w:cs="Times New Roman" w:eastAsia="Times New Roman" w:hAnsi="Times New Roman"/>
+          <w:b w:val="1"/>
+          <w:bCs w:val="1"/>
+          <w:sz w:val="24"/>
+          <w:szCs w:val="24"/>
+          <w:rtl w:val="0"/>
+        </w:rPr>
+        <w:t>Нова вимога — landed cost: рознесення витрат субпідрядників на собівартість партії, бажано авто з рахунку постачальника.</w:t>
+      </w:r>
+    </w:p>
+    <w:p>
+      <w:pPr>
+        <w:spacing w:after="20"/>
+        <w:ind w:left="360"/>
+        <w:rPr>
+          <w:rFonts w:ascii="Times New Roman" w:cs="Times New Roman" w:eastAsia="Times New Roman" w:hAnsi="Times New Roman"/>
+          <w:sz w:val="24"/>
+          <w:szCs w:val="24"/>
+        </w:rPr>
+      </w:pPr>
+      <w:r>
+        <w:rPr>
+          <w:rFonts w:ascii="Times New Roman" w:cs="Times New Roman" w:eastAsia="Times New Roman" w:hAnsi="Times New Roman"/>
+          <w:sz w:val="24"/>
+          <w:szCs w:val="24"/>
+          <w:rtl w:val="0"/>
+        </w:rPr>
+        <w:t xml:space="preserve">•  </w:t>
+      </w:r>
+      <w:r>
+        <w:rPr>
+          <w:rFonts w:ascii="Times New Roman" w:cs="Times New Roman" w:eastAsia="Times New Roman" w:hAnsi="Times New Roman"/>
+          <w:b w:val="1"/>
+          <w:bCs w:val="1"/>
+          <w:sz w:val="24"/>
+          <w:szCs w:val="24"/>
+          <w:rtl w:val="0"/>
+        </w:rPr>
+        <w:t>Інвойсинг і AR:</w:t>
+      </w:r>
+      <w:r>
+        <w:rPr>
+          <w:rFonts w:ascii="Times New Roman" w:cs="Times New Roman" w:eastAsia="Times New Roman" w:hAnsi="Times New Roman"/>
+          <w:sz w:val="24"/>
+          <w:szCs w:val="24"/>
+          <w:rtl w:val="0"/>
+        </w:rPr>
+        <w:t xml:space="preserve"> рахунок по відправці, стейтменти, аванси/відстрочки, перевиставлення наскрізних витрат із націнкою.</w:t>
+      </w:r>
+    </w:p>
+    <w:p>
+      <w:pPr>
+        <w:spacing w:after="20"/>
+        <w:ind w:left="360"/>
+        <w:rPr>
+          <w:rFonts w:ascii="Times New Roman" w:cs="Times New Roman" w:eastAsia="Times New Roman" w:hAnsi="Times New Roman"/>
+          <w:sz w:val="24"/>
+          <w:szCs w:val="24"/>
+        </w:rPr>
+      </w:pPr>
+      <w:r>
+        <w:rPr>
+          <w:rFonts w:ascii="Times New Roman" w:cs="Times New Roman" w:eastAsia="Times New Roman" w:hAnsi="Times New Roman"/>
+          <w:sz w:val="24"/>
+          <w:szCs w:val="24"/>
+          <w:rtl w:val="0"/>
+        </w:rPr>
+        <w:t xml:space="preserve">•  </w:t>
+      </w:r>
+      <w:r>
+        <w:rPr>
+          <w:rFonts w:ascii="Times New Roman" w:cs="Times New Roman" w:eastAsia="Times New Roman" w:hAnsi="Times New Roman"/>
+          <w:b w:val="1"/>
+          <w:bCs w:val="1"/>
+          <w:sz w:val="24"/>
+          <w:szCs w:val="24"/>
+          <w:rtl w:val="0"/>
+        </w:rPr>
+        <w:t>Бухоблік Гонконгу:</w:t>
+      </w:r>
+      <w:r>
+        <w:rPr>
+          <w:rFonts w:ascii="Times New Roman" w:cs="Times New Roman" w:eastAsia="Times New Roman" w:hAnsi="Times New Roman"/>
+          <w:sz w:val="24"/>
+          <w:szCs w:val="24"/>
+          <w:rtl w:val="0"/>
+        </w:rPr>
+        <w:t xml:space="preserve"> план рахунків Гонконгу, мультивалюта (база USD), консолідація для аудиторів. Діяльність проста (за словами власника).</w:t>
+      </w:r>
+    </w:p>
+    <w:p>
+      <w:pPr>
+        <w:spacing w:after="20"/>
+        <w:ind w:left="360"/>
+        <w:rPr>
+          <w:rFonts w:ascii="Times New Roman" w:cs="Times New Roman" w:eastAsia="Times New Roman" w:hAnsi="Times New Roman"/>
+          <w:sz w:val="24"/>
+          <w:szCs w:val="24"/>
+        </w:rPr>
+      </w:pPr>
+      <w:r>
+        <w:rPr>
+          <w:rFonts w:ascii="Times New Roman" w:cs="Times New Roman" w:eastAsia="Times New Roman" w:hAnsi="Times New Roman"/>
+          <w:sz w:val="24"/>
+          <w:szCs w:val="24"/>
+          <w:rtl w:val="0"/>
+        </w:rPr>
+        <w:t xml:space="preserve">•  </w:t>
+      </w:r>
+      <w:r>
+        <w:rPr>
+          <w:rFonts w:ascii="Times New Roman" w:cs="Times New Roman" w:eastAsia="Times New Roman" w:hAnsi="Times New Roman"/>
+          <w:b w:val="1"/>
+          <w:bCs w:val="1"/>
+          <w:sz w:val="24"/>
+          <w:szCs w:val="24"/>
+          <w:rtl w:val="0"/>
+        </w:rPr>
+        <w:t>Конвертація валют</w:t>
+      </w:r>
+      <w:r>
+        <w:rPr>
+          <w:rFonts w:ascii="Times New Roman" w:cs="Times New Roman" w:eastAsia="Times New Roman" w:hAnsi="Times New Roman"/>
+          <w:sz w:val="24"/>
+          <w:szCs w:val="24"/>
+          <w:rtl w:val="0"/>
+        </w:rPr>
+        <w:t xml:space="preserve"> — окремий документ; курсові різниці не обліковуються.</w:t>
+      </w:r>
+    </w:p>
+    <w:p>
+      <w:pPr>
+        <w:spacing w:after="20"/>
+        <w:ind w:left="360"/>
+        <w:rPr>
+          <w:rFonts w:ascii="Times New Roman" w:cs="Times New Roman" w:eastAsia="Times New Roman" w:hAnsi="Times New Roman"/>
+          <w:sz w:val="24"/>
+          <w:szCs w:val="24"/>
+        </w:rPr>
+      </w:pPr>
+      <w:r>
+        <w:rPr>
+          <w:rFonts w:ascii="Times New Roman" w:cs="Times New Roman" w:eastAsia="Times New Roman" w:hAnsi="Times New Roman"/>
+          <w:sz w:val="24"/>
+          <w:szCs w:val="24"/>
+          <w:rtl w:val="0"/>
+        </w:rPr>
+        <w:t xml:space="preserve">•  </w:t>
+      </w:r>
+      <w:r>
+        <w:rPr>
+          <w:rFonts w:ascii="Times New Roman" w:cs="Times New Roman" w:eastAsia="Times New Roman" w:hAnsi="Times New Roman"/>
+          <w:b w:val="1"/>
+          <w:bCs w:val="1"/>
+          <w:sz w:val="24"/>
+          <w:szCs w:val="24"/>
+          <w:rtl w:val="0"/>
+        </w:rPr>
+        <w:t>Ролі:</w:t>
+      </w:r>
+      <w:r>
+        <w:rPr>
+          <w:rFonts w:ascii="Times New Roman" w:cs="Times New Roman" w:eastAsia="Times New Roman" w:hAnsi="Times New Roman"/>
+          <w:sz w:val="24"/>
+          <w:szCs w:val="24"/>
+          <w:rtl w:val="0"/>
+        </w:rPr>
+        <w:t xml:space="preserve"> менеджери з продажів бачать лише «сплачено/не сплачено»; можуть заводити контрагентів; правки рахунків — через бухгалтерію (ACL).</w:t>
+      </w:r>
+    </w:p>
+    <w:p>
+      <w:pPr>
+        <w:spacing w:after="20"/>
+        <w:ind w:left="360"/>
+        <w:rPr>
+          <w:rFonts w:ascii="Times New Roman" w:cs="Times New Roman" w:eastAsia="Times New Roman" w:hAnsi="Times New Roman"/>
+          <w:sz w:val="24"/>
+          <w:szCs w:val="24"/>
+        </w:rPr>
+      </w:pPr>
+      <w:r>
+        <w:rPr>
+          <w:rFonts w:ascii="Times New Roman" w:cs="Times New Roman" w:eastAsia="Times New Roman" w:hAnsi="Times New Roman"/>
+          <w:sz w:val="24"/>
+          <w:szCs w:val="24"/>
+          <w:rtl w:val="0"/>
+        </w:rPr>
+        <w:t xml:space="preserve">•  </w:t>
+      </w:r>
+      <w:r>
+        <w:rPr>
+          <w:rFonts w:ascii="Times New Roman" w:cs="Times New Roman" w:eastAsia="Times New Roman" w:hAnsi="Times New Roman"/>
+          <w:b w:val="1"/>
+          <w:bCs w:val="1"/>
+          <w:sz w:val="24"/>
+          <w:szCs w:val="24"/>
+          <w:rtl w:val="0"/>
+        </w:rPr>
+        <w:t>Користувачі:</w:t>
+      </w:r>
+      <w:r>
+        <w:rPr>
+          <w:rFonts w:ascii="Times New Roman" w:cs="Times New Roman" w:eastAsia="Times New Roman" w:hAnsi="Times New Roman"/>
+          <w:sz w:val="24"/>
+          <w:szCs w:val="24"/>
+          <w:rtl w:val="0"/>
+        </w:rPr>
+        <w:t xml:space="preserve"> максимум 6. </w:t>
+      </w:r>
+      <w:r>
+        <w:rPr>
+          <w:rFonts w:ascii="Times New Roman" w:cs="Times New Roman" w:eastAsia="Times New Roman" w:hAnsi="Times New Roman"/>
+          <w:b w:val="1"/>
+          <w:bCs w:val="1"/>
+          <w:sz w:val="24"/>
+          <w:szCs w:val="24"/>
+          <w:rtl w:val="0"/>
+        </w:rPr>
+        <w:t>Обсяг:</w:t>
+      </w:r>
+      <w:r>
+        <w:rPr>
+          <w:rFonts w:ascii="Times New Roman" w:cs="Times New Roman" w:eastAsia="Times New Roman" w:hAnsi="Times New Roman"/>
+          <w:sz w:val="24"/>
+          <w:szCs w:val="24"/>
+          <w:rtl w:val="0"/>
+        </w:rPr>
+        <w:t xml:space="preserve"> до 50 відправок/місяць.</w:t>
+      </w:r>
+    </w:p>
+    <w:p>
+      <w:pPr>
+        <w:keepNext w:val="1"/>
+        <w:spacing w:before="140" w:after="60"/>
+        <w:rPr>
+          <w:rFonts w:ascii="Times New Roman" w:cs="Times New Roman" w:eastAsia="Times New Roman" w:hAnsi="Times New Roman"/>
+          <w:sz w:val="24"/>
+          <w:szCs w:val="24"/>
+        </w:rPr>
+      </w:pPr>
+      <w:r>
+        <w:rPr>
+          <w:rFonts w:ascii="Times New Roman" w:cs="Times New Roman" w:eastAsia="Times New Roman" w:hAnsi="Times New Roman"/>
+          <w:b w:val="1"/>
+          <w:bCs w:val="1"/>
+          <w:color w:val="3497db"/>
+          <w:sz w:val="24"/>
+          <w:szCs w:val="24"/>
+          <w:rtl w:val="0"/>
+        </w:rPr>
+        <w:t>Відкриті питання, що впливають на план</w:t>
+      </w:r>
+    </w:p>
+    <w:p>
+      <w:pPr>
+        <w:spacing w:after="20"/>
+        <w:ind w:left="360"/>
+        <w:rPr>
+          <w:rFonts w:ascii="Times New Roman" w:cs="Times New Roman" w:eastAsia="Times New Roman" w:hAnsi="Times New Roman"/>
+          <w:sz w:val="24"/>
+          <w:szCs w:val="24"/>
+        </w:rPr>
+      </w:pPr>
+      <w:r>
+        <w:rPr>
+          <w:rFonts w:ascii="Times New Roman" w:cs="Times New Roman" w:eastAsia="Times New Roman" w:hAnsi="Times New Roman"/>
+          <w:sz w:val="24"/>
+          <w:szCs w:val="24"/>
+          <w:rtl w:val="0"/>
+        </w:rPr>
+        <w:t xml:space="preserve">•  </w:t>
+      </w:r>
+      <w:r>
+        <w:rPr>
+          <w:rFonts w:ascii="Times New Roman" w:cs="Times New Roman" w:eastAsia="Times New Roman" w:hAnsi="Times New Roman"/>
+          <w:b w:val="1"/>
+          <w:bCs w:val="1"/>
+          <w:sz w:val="24"/>
+          <w:szCs w:val="24"/>
+          <w:rtl w:val="0"/>
+        </w:rPr>
+        <w:t>[КД] Облікова трактовка агентської закупівлі</w:t>
+      </w:r>
+      <w:r>
+        <w:rPr>
+          <w:rFonts w:ascii="Times New Roman" w:cs="Times New Roman" w:eastAsia="Times New Roman" w:hAnsi="Times New Roman"/>
+          <w:sz w:val="24"/>
+          <w:szCs w:val="24"/>
+          <w:rtl w:val="0"/>
+        </w:rPr>
+        <w:t xml:space="preserve"> (виручка vs транзит) — до бухгалтера на Сесії 2.</w:t>
+      </w:r>
+    </w:p>
+    <w:p>
+      <w:pPr>
+        <w:spacing w:after="20"/>
+        <w:ind w:left="360"/>
+        <w:rPr>
+          <w:rFonts w:ascii="Times New Roman" w:cs="Times New Roman" w:eastAsia="Times New Roman" w:hAnsi="Times New Roman"/>
+          <w:sz w:val="24"/>
+          <w:szCs w:val="24"/>
+        </w:rPr>
+      </w:pPr>
+      <w:r>
+        <w:rPr>
+          <w:rFonts w:ascii="Times New Roman" w:cs="Times New Roman" w:eastAsia="Times New Roman" w:hAnsi="Times New Roman"/>
+          <w:sz w:val="24"/>
+          <w:szCs w:val="24"/>
+          <w:rtl w:val="0"/>
+        </w:rPr>
+        <w:t xml:space="preserve">•  </w:t>
+      </w:r>
+      <w:r>
+        <w:rPr>
+          <w:rFonts w:ascii="Times New Roman" w:cs="Times New Roman" w:eastAsia="Times New Roman" w:hAnsi="Times New Roman"/>
+          <w:b w:val="1"/>
+          <w:bCs w:val="1"/>
+          <w:sz w:val="24"/>
+          <w:szCs w:val="24"/>
+          <w:rtl w:val="0"/>
+        </w:rPr>
+        <w:t>[КД] Перелік документів для Odoo</w:t>
+      </w:r>
+      <w:r>
+        <w:rPr>
+          <w:rFonts w:ascii="Times New Roman" w:cs="Times New Roman" w:eastAsia="Times New Roman" w:hAnsi="Times New Roman"/>
+          <w:sz w:val="24"/>
+          <w:szCs w:val="24"/>
+          <w:rtl w:val="0"/>
+        </w:rPr>
+        <w:t xml:space="preserve"> — клієнт довантажує до Сесії 2 (структури документів і довідники на Google Drive).</w:t>
+      </w:r>
+    </w:p>
+    <w:p>
+      <w:pPr>
+        <w:spacing w:after="20"/>
+        <w:ind w:left="360"/>
+        <w:rPr>
+          <w:rFonts w:ascii="Times New Roman" w:cs="Times New Roman" w:eastAsia="Times New Roman" w:hAnsi="Times New Roman"/>
+          <w:sz w:val="24"/>
+          <w:szCs w:val="24"/>
+        </w:rPr>
+      </w:pPr>
+      <w:r>
+        <w:rPr>
+          <w:rFonts w:ascii="Times New Roman" w:cs="Times New Roman" w:eastAsia="Times New Roman" w:hAnsi="Times New Roman"/>
+          <w:sz w:val="24"/>
+          <w:szCs w:val="24"/>
+          <w:rtl w:val="0"/>
+        </w:rPr>
+        <w:t xml:space="preserve">•  </w:t>
+      </w:r>
+      <w:r>
+        <w:rPr>
+          <w:rFonts w:ascii="Times New Roman" w:cs="Times New Roman" w:eastAsia="Times New Roman" w:hAnsi="Times New Roman"/>
+          <w:b w:val="1"/>
+          <w:bCs w:val="1"/>
+          <w:sz w:val="24"/>
+          <w:szCs w:val="24"/>
+          <w:rtl w:val="0"/>
+        </w:rPr>
+        <w:t>[ВД] Осуществимість landed cost</w:t>
+      </w:r>
+      <w:r>
+        <w:rPr>
+          <w:rFonts w:ascii="Times New Roman" w:cs="Times New Roman" w:eastAsia="Times New Roman" w:hAnsi="Times New Roman"/>
+          <w:sz w:val="24"/>
+          <w:szCs w:val="24"/>
+          <w:rtl w:val="0"/>
+        </w:rPr>
+        <w:t xml:space="preserve"> в Odoo 19 (авто-рознесення з рахунку постачальника) — перевірка BA/архітектором + демо до/на Сесії 4.</w:t>
+      </w:r>
+    </w:p>
+    <w:p>
+      <w:pPr>
+        <w:keepNext w:val="1"/>
+        <w:spacing w:before="140" w:after="60"/>
+        <w:rPr>
+          <w:rFonts w:ascii="Times New Roman" w:cs="Times New Roman" w:eastAsia="Times New Roman" w:hAnsi="Times New Roman"/>
+          <w:sz w:val="24"/>
+          <w:szCs w:val="24"/>
+        </w:rPr>
+      </w:pPr>
+      <w:r>
+        <w:rPr>
+          <w:rFonts w:ascii="Times New Roman" w:cs="Times New Roman" w:eastAsia="Times New Roman" w:hAnsi="Times New Roman"/>
+          <w:b w:val="1"/>
+          <w:bCs w:val="1"/>
+          <w:color w:val="3497db"/>
+          <w:sz w:val="24"/>
+          <w:szCs w:val="24"/>
+          <w:rtl w:val="0"/>
+        </w:rPr>
+        <w:t>Ризики, враховані в плані (актуалізовано v1.1)</w:t>
+      </w:r>
+    </w:p>
+    <w:p>
+      <w:pPr>
+        <w:spacing w:after="20"/>
+        <w:ind w:left="360"/>
+        <w:rPr>
+          <w:rFonts w:ascii="Times New Roman" w:cs="Times New Roman" w:eastAsia="Times New Roman" w:hAnsi="Times New Roman"/>
+          <w:sz w:val="24"/>
+          <w:szCs w:val="24"/>
+        </w:rPr>
+      </w:pPr>
+      <w:r>
+        <w:rPr>
+          <w:rFonts w:ascii="Times New Roman" w:cs="Times New Roman" w:eastAsia="Times New Roman" w:hAnsi="Times New Roman"/>
+          <w:sz w:val="24"/>
+          <w:szCs w:val="24"/>
+          <w:rtl w:val="0"/>
+        </w:rPr>
+        <w:t xml:space="preserve">•  </w:t>
+      </w:r>
+      <w:r>
+        <w:rPr>
+          <w:rFonts w:ascii="Times New Roman" w:cs="Times New Roman" w:eastAsia="Times New Roman" w:hAnsi="Times New Roman"/>
+          <w:sz w:val="24"/>
+          <w:szCs w:val="24"/>
+          <w:rtl w:val="0"/>
+        </w:rPr>
+        <w:t xml:space="preserve">🟡 </w:t>
+      </w:r>
+      <w:r>
+        <w:rPr>
+          <w:rFonts w:ascii="Times New Roman" w:cs="Times New Roman" w:eastAsia="Times New Roman" w:hAnsi="Times New Roman"/>
+          <w:b w:val="1"/>
+          <w:bCs w:val="1"/>
+          <w:sz w:val="24"/>
+          <w:szCs w:val="24"/>
+          <w:rtl w:val="0"/>
+        </w:rPr>
+        <w:t>R-1 «Агентська закупівля»</w:t>
+      </w:r>
+      <w:r>
+        <w:rPr>
+          <w:rFonts w:ascii="Times New Roman" w:cs="Times New Roman" w:eastAsia="Times New Roman" w:hAnsi="Times New Roman"/>
+          <w:sz w:val="24"/>
+          <w:szCs w:val="24"/>
+          <w:rtl w:val="0"/>
+        </w:rPr>
+        <w:t xml:space="preserve"> — рамку отримано на С1 (комісія/націнка, товар напряму клієнту, дві можливі моделі). Лишилась облікова розвилка → винесено в облікову Сесію 2 з бухгалтером.</w:t>
+      </w:r>
+    </w:p>
+    <w:p>
+      <w:pPr>
+        <w:spacing w:after="20"/>
+        <w:ind w:left="360"/>
+        <w:rPr>
+          <w:rFonts w:ascii="Times New Roman" w:cs="Times New Roman" w:eastAsia="Times New Roman" w:hAnsi="Times New Roman"/>
+          <w:sz w:val="24"/>
+          <w:szCs w:val="24"/>
+        </w:rPr>
+      </w:pPr>
+      <w:r>
+        <w:rPr>
+          <w:rFonts w:ascii="Times New Roman" w:cs="Times New Roman" w:eastAsia="Times New Roman" w:hAnsi="Times New Roman"/>
+          <w:sz w:val="24"/>
+          <w:szCs w:val="24"/>
+          <w:rtl w:val="0"/>
+        </w:rPr>
+        <w:t xml:space="preserve">•  </w:t>
+      </w:r>
+      <w:r>
+        <w:rPr>
+          <w:rFonts w:ascii="Times New Roman" w:cs="Times New Roman" w:eastAsia="Times New Roman" w:hAnsi="Times New Roman"/>
+          <w:sz w:val="24"/>
+          <w:szCs w:val="24"/>
+          <w:rtl w:val="0"/>
+        </w:rPr>
+        <w:t xml:space="preserve">🟢 </w:t>
+      </w:r>
+      <w:r>
+        <w:rPr>
+          <w:rFonts w:ascii="Times New Roman" w:cs="Times New Roman" w:eastAsia="Times New Roman" w:hAnsi="Times New Roman"/>
+          <w:b w:val="1"/>
+          <w:bCs w:val="1"/>
+          <w:sz w:val="24"/>
+          <w:szCs w:val="24"/>
+          <w:rtl w:val="0"/>
+        </w:rPr>
+        <w:t>R-2 Кастомні транспортні документи</w:t>
+      </w:r>
+      <w:r>
+        <w:rPr>
+          <w:rFonts w:ascii="Times New Roman" w:cs="Times New Roman" w:eastAsia="Times New Roman" w:hAnsi="Times New Roman"/>
+          <w:sz w:val="24"/>
+          <w:szCs w:val="24"/>
+          <w:rtl w:val="0"/>
+        </w:rPr>
+        <w:t xml:space="preserve"> — прояснено на С1 (екранні інтерфейси, одна модель, без друку). Специфікацію уточнюємо за наданими клієнтом зразками; залишковий ризик низький.</w:t>
+      </w:r>
+    </w:p>
+    <w:p>
+      <w:pPr>
+        <w:spacing w:after="20"/>
+        <w:ind w:left="360"/>
+        <w:rPr>
+          <w:rFonts w:ascii="Times New Roman" w:cs="Times New Roman" w:eastAsia="Times New Roman" w:hAnsi="Times New Roman"/>
+          <w:sz w:val="24"/>
+          <w:szCs w:val="24"/>
+        </w:rPr>
+      </w:pPr>
+      <w:r>
+        <w:rPr>
+          <w:rFonts w:ascii="Times New Roman" w:cs="Times New Roman" w:eastAsia="Times New Roman" w:hAnsi="Times New Roman"/>
+          <w:sz w:val="24"/>
+          <w:szCs w:val="24"/>
+          <w:rtl w:val="0"/>
+        </w:rPr>
+        <w:t xml:space="preserve">•  </w:t>
+      </w:r>
+      <w:r>
+        <w:rPr>
+          <w:rFonts w:ascii="Times New Roman" w:cs="Times New Roman" w:eastAsia="Times New Roman" w:hAnsi="Times New Roman"/>
+          <w:sz w:val="24"/>
+          <w:szCs w:val="24"/>
+          <w:rtl w:val="0"/>
+        </w:rPr>
+        <w:t xml:space="preserve">🟡 </w:t>
+      </w:r>
+      <w:r>
+        <w:rPr>
+          <w:rFonts w:ascii="Times New Roman" w:cs="Times New Roman" w:eastAsia="Times New Roman" w:hAnsi="Times New Roman"/>
+          <w:b w:val="1"/>
+          <w:bCs w:val="1"/>
+          <w:sz w:val="24"/>
+          <w:szCs w:val="24"/>
+          <w:rtl w:val="0"/>
+        </w:rPr>
+        <w:t>R-3 Бухоблік Гонконгу</w:t>
+      </w:r>
+      <w:r>
+        <w:rPr>
+          <w:rFonts w:ascii="Times New Roman" w:cs="Times New Roman" w:eastAsia="Times New Roman" w:hAnsi="Times New Roman"/>
+          <w:sz w:val="24"/>
+          <w:szCs w:val="24"/>
+          <w:rtl w:val="0"/>
+        </w:rPr>
+        <w:t xml:space="preserve"> — тепер у Сесії 2; проста діяльність, але мультивалюта + трактовка агентської закупівлі потребують бухгалтера.</w:t>
+      </w:r>
+    </w:p>
+    <w:p>
+      <w:pPr>
+        <w:spacing w:after="20"/>
+        <w:ind w:left="360"/>
+        <w:rPr>
+          <w:rFonts w:ascii="Times New Roman" w:cs="Times New Roman" w:eastAsia="Times New Roman" w:hAnsi="Times New Roman"/>
+          <w:sz w:val="24"/>
+          <w:szCs w:val="24"/>
+        </w:rPr>
+      </w:pPr>
+      <w:r>
+        <w:rPr>
+          <w:rFonts w:ascii="Times New Roman" w:cs="Times New Roman" w:eastAsia="Times New Roman" w:hAnsi="Times New Roman"/>
+          <w:sz w:val="24"/>
+          <w:szCs w:val="24"/>
+          <w:rtl w:val="0"/>
+        </w:rPr>
+        <w:t xml:space="preserve">•  </w:t>
+      </w:r>
+      <w:r>
+        <w:rPr>
+          <w:rFonts w:ascii="Times New Roman" w:cs="Times New Roman" w:eastAsia="Times New Roman" w:hAnsi="Times New Roman"/>
+          <w:sz w:val="24"/>
+          <w:szCs w:val="24"/>
+          <w:rtl w:val="0"/>
+        </w:rPr>
+        <w:t xml:space="preserve">🟡 </w:t>
+      </w:r>
+      <w:r>
+        <w:rPr>
+          <w:rFonts w:ascii="Times New Roman" w:cs="Times New Roman" w:eastAsia="Times New Roman" w:hAnsi="Times New Roman"/>
+          <w:b w:val="1"/>
+          <w:bCs w:val="1"/>
+          <w:sz w:val="24"/>
+          <w:szCs w:val="24"/>
+          <w:rtl w:val="0"/>
+        </w:rPr>
+        <w:t>R-4 Бізнес у фазі розвороту</w:t>
+      </w:r>
+      <w:r>
+        <w:rPr>
+          <w:rFonts w:ascii="Times New Roman" w:cs="Times New Roman" w:eastAsia="Times New Roman" w:hAnsi="Times New Roman"/>
+          <w:sz w:val="24"/>
+          <w:szCs w:val="24"/>
+          <w:rtl w:val="0"/>
+        </w:rPr>
+        <w:t xml:space="preserve"> (логістика → торгівля) — не фіксувати scope як остаточний до Сесії 5 (AR/прибутковість).</w:t>
+      </w:r>
+    </w:p>
+    <w:p>
+      <w:pPr>
+        <w:spacing w:after="20"/>
+        <w:ind w:left="360"/>
+        <w:rPr>
+          <w:rFonts w:ascii="Times New Roman" w:cs="Times New Roman" w:eastAsia="Times New Roman" w:hAnsi="Times New Roman"/>
+          <w:sz w:val="24"/>
+          <w:szCs w:val="24"/>
+        </w:rPr>
+      </w:pPr>
+      <w:r>
+        <w:rPr>
+          <w:rFonts w:ascii="Times New Roman" w:cs="Times New Roman" w:eastAsia="Times New Roman" w:hAnsi="Times New Roman"/>
+          <w:sz w:val="24"/>
+          <w:szCs w:val="24"/>
+          <w:rtl w:val="0"/>
+        </w:rPr>
+        <w:t xml:space="preserve">•  </w:t>
+      </w:r>
+      <w:r>
+        <w:rPr>
+          <w:rFonts w:ascii="Times New Roman" w:cs="Times New Roman" w:eastAsia="Times New Roman" w:hAnsi="Times New Roman"/>
+          <w:sz w:val="24"/>
+          <w:szCs w:val="24"/>
+          <w:rtl w:val="0"/>
+        </w:rPr>
+        <w:t xml:space="preserve">🟢 </w:t>
+      </w:r>
+      <w:r>
+        <w:rPr>
+          <w:rFonts w:ascii="Times New Roman" w:cs="Times New Roman" w:eastAsia="Times New Roman" w:hAnsi="Times New Roman"/>
+          <w:b w:val="1"/>
+          <w:bCs w:val="1"/>
+          <w:sz w:val="24"/>
+          <w:szCs w:val="24"/>
+          <w:rtl w:val="0"/>
+        </w:rPr>
+        <w:t>R-5 Демо Odoo</w:t>
+      </w:r>
+      <w:r>
+        <w:rPr>
+          <w:rFonts w:ascii="Times New Roman" w:cs="Times New Roman" w:eastAsia="Times New Roman" w:hAnsi="Times New Roman"/>
+          <w:sz w:val="24"/>
+          <w:szCs w:val="24"/>
+          <w:rtl w:val="0"/>
+        </w:rPr>
+        <w:t xml:space="preserve"> — кероване демо по товарних партіях/landed cost, орієнтовно на/перед Сесією 4.</w:t>
+      </w:r>
+    </w:p>
+    <w:p>
+      <w:pPr>
+        <w:spacing w:after="20"/>
+        <w:ind w:left="360"/>
+        <w:rPr>
+          <w:rFonts w:ascii="Times New Roman" w:cs="Times New Roman" w:eastAsia="Times New Roman" w:hAnsi="Times New Roman"/>
+          <w:sz w:val="24"/>
+          <w:szCs w:val="24"/>
+        </w:rPr>
+      </w:pPr>
+      <w:r>
+        <w:rPr>
+          <w:rFonts w:ascii="Times New Roman" w:cs="Times New Roman" w:eastAsia="Times New Roman" w:hAnsi="Times New Roman"/>
+          <w:sz w:val="24"/>
+          <w:szCs w:val="24"/>
+          <w:rtl w:val="0"/>
+        </w:rPr>
+        <w:t xml:space="preserve">•  </w:t>
+      </w:r>
+      <w:r>
+        <w:rPr>
+          <w:rFonts w:ascii="Times New Roman" w:cs="Times New Roman" w:eastAsia="Times New Roman" w:hAnsi="Times New Roman"/>
+          <w:sz w:val="24"/>
+          <w:szCs w:val="24"/>
+          <w:rtl w:val="0"/>
+        </w:rPr>
+        <w:t xml:space="preserve">🔴 </w:t>
+      </w:r>
+      <w:r>
+        <w:rPr>
+          <w:rFonts w:ascii="Times New Roman" w:cs="Times New Roman" w:eastAsia="Times New Roman" w:hAnsi="Times New Roman"/>
+          <w:b w:val="1"/>
+          <w:bCs w:val="1"/>
+          <w:sz w:val="24"/>
+          <w:szCs w:val="24"/>
+          <w:rtl w:val="0"/>
+        </w:rPr>
+        <w:t>R-6 Landed cost (новий)</w:t>
+      </w:r>
+      <w:r>
+        <w:rPr>
+          <w:rFonts w:ascii="Times New Roman" w:cs="Times New Roman" w:eastAsia="Times New Roman" w:hAnsi="Times New Roman"/>
+          <w:sz w:val="24"/>
+          <w:szCs w:val="24"/>
+          <w:rtl w:val="0"/>
+        </w:rPr>
+        <w:t xml:space="preserve"> — авто-рознесення витрат на собівартість партії: головний кастом, осуществимість не підтверджена. Перевірити технічно (BA + архітектор) до проєктування С4; підстрахувати демонстрацією.</w:t>
+      </w:r>
+    </w:p>
+    <w:p>
+      <w:pPr>
+        <w:pBdr>
+          <w:bottom w:val="single" w:sz="6" w:space="6" w:color="CCCCCC"/>
+        </w:pBdr>
+        <w:spacing w:before="80" w:after="80"/>
+      </w:pPr>
+    </w:p>
+    <w:p>
+      <w:pPr>
+        <w:keepNext w:val="1"/>
+        <w:spacing w:before="200" w:after="80"/>
+        <w:rPr>
+          <w:rFonts w:ascii="Times New Roman" w:cs="Times New Roman" w:eastAsia="Times New Roman" w:hAnsi="Times New Roman"/>
+          <w:sz w:val="26"/>
+          <w:szCs w:val="26"/>
+        </w:rPr>
+      </w:pPr>
+      <w:r>
+        <w:rPr>
+          <w:rFonts w:ascii="Times New Roman" w:cs="Times New Roman" w:eastAsia="Times New Roman" w:hAnsi="Times New Roman"/>
+          <w:b w:val="1"/>
+          <w:bCs w:val="1"/>
+          <w:color w:val="f05423"/>
+          <w:sz w:val="26"/>
+          <w:szCs w:val="26"/>
+          <w:rtl w:val="0"/>
+        </w:rPr>
+        <w:t>Структура дискавері</w:t>
+      </w:r>
+    </w:p>
+    <w:p>
+      <w:pPr>
+        <w:keepNext w:val="1"/>
+        <w:spacing w:before="140" w:after="60"/>
+        <w:rPr>
+          <w:rFonts w:ascii="Times New Roman" w:cs="Times New Roman" w:eastAsia="Times New Roman" w:hAnsi="Times New Roman"/>
+          <w:sz w:val="24"/>
+          <w:szCs w:val="24"/>
+        </w:rPr>
+      </w:pPr>
+      <w:r>
+        <w:rPr>
+          <w:rFonts w:ascii="Times New Roman" w:cs="Times New Roman" w:eastAsia="Times New Roman" w:hAnsi="Times New Roman"/>
+          <w:b w:val="1"/>
+          <w:bCs w:val="1"/>
+          <w:color w:val="3497db"/>
+          <w:sz w:val="24"/>
+          <w:szCs w:val="24"/>
+          <w:rtl w:val="0"/>
+        </w:rPr>
+        <w:t>Блок A — Критичний (сесії 1–2)</w:t>
       </w:r>
     </w:p>
     <w:p>
       <w:pPr>
         <w:spacing w:after="40"/>
-      </w:pPr>
-      <w:r>
-        <w:rPr>
-          <w:b w:val="0"/>
-          <w:sz w:val="18"/>
-        </w:rPr>
-        <w:t xml:space="preserve">⚠️ </w:t>
-      </w:r>
-      <w:r>
-        <w:rPr>
-          <w:b/>
-          <w:sz w:val="18"/>
-        </w:rPr>
-        <w:t>Scope суттєво звужено на Установчій Зустрічі.</w:t>
-      </w:r>
-      <w:r>
-        <w:rPr>
-          <w:b w:val="0"/>
-          <w:sz w:val="18"/>
-        </w:rPr>
-        <w:t xml:space="preserve"> Банк питань готувався до зустрічі під припущення повноцінного TMS (трекінг, картка відправки, CRM-воронка, керування ставками, compliance/dual-use, serial/IMEI, можливий Shanghai). На зустрічі власник чітко окреслив систему </w:t>
-      </w:r>
-      <w:r>
-        <w:rPr>
-          <w:b/>
-          <w:sz w:val="18"/>
-        </w:rPr>
-        <w:t>виключно як облікову</w:t>
-      </w:r>
-      <w:r>
-        <w:rPr>
-          <w:b w:val="0"/>
-          <w:sz w:val="18"/>
-        </w:rPr>
-        <w:t xml:space="preserve">. Тому з плану </w:t>
-      </w:r>
-      <w:r>
-        <w:rPr>
-          <w:b/>
-          <w:sz w:val="18"/>
-        </w:rPr>
-        <w:t>виведено</w:t>
-      </w:r>
-      <w:r>
-        <w:rPr>
-          <w:b w:val="0"/>
-          <w:sz w:val="18"/>
-        </w:rPr>
-        <w:t>: операційний трекінг і портал клієнта, CRM-стадії в Odoo (Bitrix лишається окремо), керування ставками/котируваннями, compliance/dual-use/небезпечні вантажі, серійний/IMEI-облік, multi-company/Shanghai. План — лін і сфокусований на обліку + кастомних транспортних документах.</w:t>
-      </w:r>
-    </w:p>
-    <w:p>
-      <w:pPr>
-        <w:pBdr>
-          <w:bottom w:val="single" w:sz="6" w:space="2" w:color="D9D9D9"/>
-        </w:pBdr>
-        <w:spacing w:after="120" w:before="60"/>
-      </w:pPr>
-    </w:p>
-    <w:p>
-      <w:pPr>
-        <w:spacing w:after="100" w:before="200"/>
-      </w:pPr>
-      <w:r>
-        <w:rPr>
-          <w:b/>
-          <w:sz w:val="26"/>
-        </w:rPr>
-        <w:t>Синтез: що знаємо</w:t>
-      </w:r>
-    </w:p>
-    <w:p>
-      <w:pPr>
-        <w:spacing w:after="80" w:before="120"/>
-      </w:pPr>
-      <w:r>
-        <w:rPr>
-          <w:b/>
-          <w:sz w:val="23"/>
-        </w:rPr>
-        <w:t>Підтверджений scope (за результатами УЗ)</w:t>
+        <w:rPr>
+          <w:rFonts w:ascii="Times New Roman" w:cs="Times New Roman" w:eastAsia="Times New Roman" w:hAnsi="Times New Roman"/>
+          <w:sz w:val="24"/>
+          <w:szCs w:val="24"/>
+        </w:rPr>
+      </w:pPr>
+      <w:r>
+        <w:rPr>
+          <w:rFonts w:ascii="Times New Roman" w:cs="Times New Roman" w:eastAsia="Times New Roman" w:hAnsi="Times New Roman"/>
+          <w:sz w:val="24"/>
+          <w:szCs w:val="24"/>
+          <w:rtl w:val="0"/>
+        </w:rPr>
+        <w:t>Ядро, що блокує подальші рішення: обліковий процес логістики + транспортні документи (С1, проведено); облікова трактовка агентської закупівлі + AP + структура бухобліку Гонконгу + банк/каса (С2).</w:t>
+      </w:r>
+    </w:p>
+    <w:p>
+      <w:pPr>
+        <w:keepNext w:val="1"/>
+        <w:spacing w:before="140" w:after="60"/>
+        <w:rPr>
+          <w:rFonts w:ascii="Times New Roman" w:cs="Times New Roman" w:eastAsia="Times New Roman" w:hAnsi="Times New Roman"/>
+          <w:sz w:val="24"/>
+          <w:szCs w:val="24"/>
+        </w:rPr>
+      </w:pPr>
+      <w:r>
+        <w:rPr>
+          <w:rFonts w:ascii="Times New Roman" w:cs="Times New Roman" w:eastAsia="Times New Roman" w:hAnsi="Times New Roman"/>
+          <w:b w:val="1"/>
+          <w:bCs w:val="1"/>
+          <w:color w:val="3497db"/>
+          <w:sz w:val="24"/>
+          <w:szCs w:val="24"/>
+          <w:rtl w:val="0"/>
+        </w:rPr>
+        <w:t>Блок B — Основний (сесія 4)</w:t>
       </w:r>
     </w:p>
     <w:p>
       <w:pPr>
         <w:spacing w:after="40"/>
-      </w:pPr>
-      <w:r>
-        <w:rPr>
-          <w:b w:val="0"/>
-        </w:rPr>
-        <w:t xml:space="preserve">– </w:t>
-      </w:r>
-      <w:r>
-        <w:rPr>
-          <w:b/>
-        </w:rPr>
-        <w:t>Система — виключно облікова</w:t>
-      </w:r>
-      <w:r>
-        <w:rPr>
-          <w:b w:val="0"/>
-        </w:rPr>
-        <w:t xml:space="preserve"> (фінансовий + управлінський + бухгалтерський облік), не операційна ERP — підтверджено на зустрічі.</w:t>
+        <w:rPr>
+          <w:rFonts w:ascii="Times New Roman" w:cs="Times New Roman" w:eastAsia="Times New Roman" w:hAnsi="Times New Roman"/>
+          <w:sz w:val="24"/>
+          <w:szCs w:val="24"/>
+        </w:rPr>
+      </w:pPr>
+      <w:r>
+        <w:rPr>
+          <w:rFonts w:ascii="Times New Roman" w:cs="Times New Roman" w:eastAsia="Times New Roman" w:hAnsi="Times New Roman"/>
+          <w:sz w:val="24"/>
+          <w:szCs w:val="24"/>
+          <w:rtl w:val="0"/>
+        </w:rPr>
+        <w:t>Торгівля і товарний рух + товарні партії з landed cost (С4).</w:t>
+      </w:r>
+    </w:p>
+    <w:p>
+      <w:pPr>
+        <w:keepNext w:val="1"/>
+        <w:spacing w:before="140" w:after="60"/>
+        <w:rPr>
+          <w:rFonts w:ascii="Times New Roman" w:cs="Times New Roman" w:eastAsia="Times New Roman" w:hAnsi="Times New Roman"/>
+          <w:sz w:val="24"/>
+          <w:szCs w:val="24"/>
+        </w:rPr>
+      </w:pPr>
+      <w:r>
+        <w:rPr>
+          <w:rFonts w:ascii="Times New Roman" w:cs="Times New Roman" w:eastAsia="Times New Roman" w:hAnsi="Times New Roman"/>
+          <w:b w:val="1"/>
+          <w:bCs w:val="1"/>
+          <w:color w:val="3497db"/>
+          <w:sz w:val="24"/>
+          <w:szCs w:val="24"/>
+          <w:rtl w:val="0"/>
+        </w:rPr>
+        <w:t>Блок C — Уточнюючий (сесії 5, 7)</w:t>
       </w:r>
     </w:p>
     <w:p>
       <w:pPr>
         <w:spacing w:after="40"/>
-      </w:pPr>
-      <w:r>
-        <w:rPr>
-          <w:b w:val="0"/>
-        </w:rPr>
-        <w:t xml:space="preserve">– </w:t>
-      </w:r>
-      <w:r>
-        <w:rPr>
-          <w:b/>
-        </w:rPr>
-        <w:t>Кастомні форми транспортних документів</w:t>
-      </w:r>
-      <w:r>
-        <w:rPr>
-          <w:b w:val="0"/>
-        </w:rPr>
-        <w:t xml:space="preserve"> (авіаційні накладні, морські коносаменти) + довідники UN Locations, авіакомпаній, перевізників — пріоритет №1, основна розробка.</w:t>
-      </w:r>
-    </w:p>
-    <w:p>
-      <w:pPr>
-        <w:spacing w:after="40"/>
-      </w:pPr>
-      <w:r>
-        <w:rPr>
-          <w:b w:val="0"/>
-        </w:rPr>
-        <w:t xml:space="preserve">– </w:t>
-      </w:r>
-      <w:r>
-        <w:rPr>
-          <w:b/>
-        </w:rPr>
-        <w:t>Облік логістичних послуг:</w:t>
-      </w:r>
-      <w:r>
-        <w:rPr>
-          <w:b w:val="0"/>
-        </w:rPr>
-        <w:t xml:space="preserve"> бронювання → транспортні документи → інвойси (вхідні/вихідні) → контроль оплат → закриття; прибутковість по відправці (виручка − витрати).</w:t>
-      </w:r>
-    </w:p>
-    <w:p>
-      <w:pPr>
-        <w:spacing w:after="40"/>
-      </w:pPr>
-      <w:r>
-        <w:rPr>
-          <w:b w:val="0"/>
-        </w:rPr>
-        <w:t xml:space="preserve">– </w:t>
-      </w:r>
-      <w:r>
-        <w:rPr>
-          <w:b/>
-        </w:rPr>
-        <w:t>Торгівля / товарні партії:</w:t>
-      </w:r>
-      <w:r>
-        <w:rPr>
-          <w:b w:val="0"/>
-        </w:rPr>
-        <w:t xml:space="preserve"> повноцінні документи закупівлі; ExWorks купівля-продаж (≈90%); консолідаційний склад + box-moving.</w:t>
-      </w:r>
-    </w:p>
-    <w:p>
-      <w:pPr>
-        <w:spacing w:after="40"/>
-      </w:pPr>
-      <w:r>
-        <w:rPr>
-          <w:b w:val="0"/>
-        </w:rPr>
-        <w:t xml:space="preserve">– </w:t>
-      </w:r>
-      <w:r>
-        <w:rPr>
-          <w:b/>
-        </w:rPr>
-        <w:t>Складський облік:</w:t>
-      </w:r>
-      <w:r>
-        <w:rPr>
-          <w:b w:val="0"/>
-        </w:rPr>
-        <w:t xml:space="preserve"> один склад (можливо кілька згодом), box-moving без коміркового зберігання/серійників.</w:t>
-      </w:r>
-    </w:p>
-    <w:p>
-      <w:pPr>
-        <w:spacing w:after="40"/>
-      </w:pPr>
-      <w:r>
-        <w:rPr>
-          <w:b w:val="0"/>
-        </w:rPr>
-        <w:t xml:space="preserve">– </w:t>
-      </w:r>
-      <w:r>
-        <w:rPr>
-          <w:b/>
-        </w:rPr>
-        <w:t>Інвойсинг і взаєморозрахунки (AR/AP):</w:t>
-      </w:r>
-      <w:r>
-        <w:rPr>
-          <w:b w:val="0"/>
-        </w:rPr>
-        <w:t xml:space="preserve"> рахунок по кожній відправці, стейтменти, аванси/відстрочки, перевиставлення наскрізних витрат +10%, кілька витратних документів на одну накладну.</w:t>
-      </w:r>
-    </w:p>
-    <w:p>
-      <w:pPr>
-        <w:spacing w:after="40"/>
-      </w:pPr>
-      <w:r>
-        <w:rPr>
-          <w:b w:val="0"/>
-        </w:rPr>
-        <w:t xml:space="preserve">– </w:t>
-      </w:r>
-      <w:r>
-        <w:rPr>
-          <w:b/>
-        </w:rPr>
-        <w:t>Управлінська звітність / маржа:</w:t>
-      </w:r>
-      <w:r>
-        <w:rPr>
-          <w:b w:val="0"/>
-        </w:rPr>
-        <w:t xml:space="preserve"> по клієнтах, менеджерах, періодах (маршрути/перевізники — другий етап).</w:t>
-      </w:r>
-    </w:p>
-    <w:p>
-      <w:pPr>
-        <w:spacing w:after="40"/>
-      </w:pPr>
-      <w:r>
-        <w:rPr>
-          <w:b w:val="0"/>
-        </w:rPr>
-        <w:t xml:space="preserve">– </w:t>
-      </w:r>
-      <w:r>
-        <w:rPr>
-          <w:b/>
-        </w:rPr>
-        <w:t>Ролі та права доступу:</w:t>
-      </w:r>
-      <w:r>
-        <w:rPr>
-          <w:b w:val="0"/>
-        </w:rPr>
-        <w:t xml:space="preserve"> менеджери з продажів бачать лише статус «сплачено/не сплачено», без фінансових документів.</w:t>
-      </w:r>
-    </w:p>
-    <w:p>
-      <w:pPr>
-        <w:spacing w:after="40"/>
-      </w:pPr>
-      <w:r>
-        <w:rPr>
-          <w:b w:val="0"/>
-        </w:rPr>
-        <w:t xml:space="preserve">– </w:t>
-      </w:r>
-      <w:r>
-        <w:rPr>
-          <w:b/>
-        </w:rPr>
-        <w:t>Бухоблік Гонконгу:</w:t>
-      </w:r>
-      <w:r>
-        <w:rPr>
-          <w:b w:val="0"/>
-        </w:rPr>
-        <w:t xml:space="preserve"> план рахунків Гонконгу, мультивалюта (база USD), консолідація даних для аудиторів (звітність — на боці аудиторів).</w:t>
-      </w:r>
-    </w:p>
-    <w:p>
-      <w:pPr>
-        <w:spacing w:after="40"/>
-      </w:pPr>
-      <w:r>
-        <w:rPr>
-          <w:b w:val="0"/>
-        </w:rPr>
-        <w:t xml:space="preserve">– </w:t>
-      </w:r>
-      <w:r>
-        <w:rPr>
-          <w:b/>
-        </w:rPr>
-        <w:t>Користувачі:</w:t>
-      </w:r>
-      <w:r>
-        <w:rPr>
-          <w:b w:val="0"/>
-        </w:rPr>
-        <w:t xml:space="preserve"> максимум 6.</w:t>
-      </w:r>
-    </w:p>
-    <w:p>
-      <w:pPr>
-        <w:spacing w:after="80" w:before="120"/>
-      </w:pPr>
-      <w:r>
-        <w:rPr>
-          <w:b/>
-          <w:sz w:val="23"/>
-        </w:rPr>
-        <w:t>Відкриті питання, що впливають на план</w:t>
-      </w:r>
-    </w:p>
-    <w:p>
-      <w:pPr>
-        <w:spacing w:after="40"/>
-      </w:pPr>
-      <w:r>
-        <w:rPr>
-          <w:b w:val="0"/>
-        </w:rPr>
-        <w:t xml:space="preserve">– </w:t>
-      </w:r>
-      <w:r>
-        <w:rPr>
-          <w:b/>
-        </w:rPr>
-        <w:t>[КД] Перелік документів, які мають бути в Odoo</w:t>
-      </w:r>
-      <w:r>
-        <w:rPr>
-          <w:b w:val="0"/>
-        </w:rPr>
-        <w:t xml:space="preserve"> — клієнт готує до Сесії 1 (9 червня). Блокує дизайн форм транспортних документів.</w:t>
-      </w:r>
-    </w:p>
-    <w:p>
-      <w:pPr>
-        <w:spacing w:after="40"/>
-      </w:pPr>
-      <w:r>
-        <w:rPr>
-          <w:b w:val="0"/>
-        </w:rPr>
-        <w:t xml:space="preserve">– </w:t>
-      </w:r>
-      <w:r>
-        <w:rPr>
-          <w:b/>
-        </w:rPr>
-        <w:t>[КД] Модель «агентської закупівлі»</w:t>
-      </w:r>
-      <w:r>
-        <w:rPr>
-          <w:b w:val="0"/>
-        </w:rPr>
-        <w:t xml:space="preserve"> — власник сам виніс на найближчу сесію. Блокує дизайн AP і частину бухобліку.</w:t>
-      </w:r>
-    </w:p>
-    <w:p>
-      <w:pPr>
-        <w:spacing w:after="40"/>
-      </w:pPr>
-      <w:r>
-        <w:rPr>
-          <w:b w:val="0"/>
-        </w:rPr>
-        <w:t xml:space="preserve">– </w:t>
-      </w:r>
-      <w:r>
-        <w:rPr>
-          <w:b/>
-        </w:rPr>
-        <w:t>[КД] Офіційні джерела довідників</w:t>
-      </w:r>
-      <w:r>
-        <w:rPr>
-          <w:b w:val="0"/>
-        </w:rPr>
-        <w:t xml:space="preserve"> (UN Locations, авіакомпанії, перевізники) — потрібні для проектування форм і завантаження.</w:t>
-      </w:r>
-    </w:p>
-    <w:p>
-      <w:pPr>
-        <w:spacing w:after="80" w:before="120"/>
-      </w:pPr>
-      <w:r>
-        <w:rPr>
-          <w:b/>
-          <w:sz w:val="23"/>
-        </w:rPr>
-        <w:t>Ризики, враховані в плані</w:t>
-      </w:r>
-    </w:p>
-    <w:p>
-      <w:pPr>
-        <w:spacing w:after="40"/>
-      </w:pPr>
-      <w:r>
-        <w:rPr>
-          <w:b w:val="0"/>
-        </w:rPr>
-        <w:t xml:space="preserve">– </w:t>
-      </w:r>
-      <w:r>
-        <w:rPr>
-          <w:b w:val="0"/>
-        </w:rPr>
-        <w:t xml:space="preserve">🔴 </w:t>
-      </w:r>
-      <w:r>
-        <w:rPr>
-          <w:b/>
-        </w:rPr>
-        <w:t>R-1 «Агентська закупівля»</w:t>
-      </w:r>
-      <w:r>
-        <w:rPr>
-          <w:b w:val="0"/>
-        </w:rPr>
-        <w:t xml:space="preserve"> (грошовий потік як агент) → винесено в </w:t>
-      </w:r>
-      <w:r>
-        <w:rPr>
-          <w:b/>
-        </w:rPr>
-        <w:t>окрему Сесію 2</w:t>
-      </w:r>
-      <w:r>
-        <w:rPr>
-          <w:b w:val="0"/>
-        </w:rPr>
-        <w:t xml:space="preserve"> на початку, до проектування обліку.</w:t>
-      </w:r>
-    </w:p>
-    <w:p>
-      <w:pPr>
-        <w:spacing w:after="40"/>
-      </w:pPr>
-      <w:r>
-        <w:rPr>
-          <w:b w:val="0"/>
-        </w:rPr>
-        <w:t xml:space="preserve">– </w:t>
-      </w:r>
-      <w:r>
-        <w:rPr>
-          <w:b w:val="0"/>
-        </w:rPr>
-        <w:t xml:space="preserve">🟡 </w:t>
-      </w:r>
-      <w:r>
-        <w:rPr>
-          <w:b/>
-        </w:rPr>
-        <w:t>R-2 Кастомні транспортні документи + 3 довідники</w:t>
-      </w:r>
-      <w:r>
-        <w:rPr>
-          <w:b w:val="0"/>
-        </w:rPr>
-        <w:t xml:space="preserve"> → ядро </w:t>
-      </w:r>
-      <w:r>
-        <w:rPr>
-          <w:b/>
-        </w:rPr>
-        <w:t>Сесії 1</w:t>
-      </w:r>
-      <w:r>
-        <w:rPr>
-          <w:b w:val="0"/>
-        </w:rPr>
-        <w:t>; результат — чернетка специфікації для оцінки.</w:t>
-      </w:r>
-    </w:p>
-    <w:p>
-      <w:pPr>
-        <w:spacing w:after="40"/>
-      </w:pPr>
-      <w:r>
-        <w:rPr>
-          <w:b w:val="0"/>
-        </w:rPr>
-        <w:t xml:space="preserve">– </w:t>
-      </w:r>
-      <w:r>
-        <w:rPr>
-          <w:b w:val="0"/>
-        </w:rPr>
-        <w:t xml:space="preserve">🟡 </w:t>
-      </w:r>
-      <w:r>
-        <w:rPr>
-          <w:b/>
-        </w:rPr>
-        <w:t>R-3 Бухоблік Гонконгу</w:t>
-      </w:r>
-      <w:r>
-        <w:rPr>
-          <w:b w:val="0"/>
-        </w:rPr>
-        <w:t xml:space="preserve"> (план рахунків, межа «консолідація vs регламентована звітність») → окрема </w:t>
-      </w:r>
-      <w:r>
-        <w:rPr>
-          <w:b/>
-        </w:rPr>
-        <w:t>Сесія 3</w:t>
-      </w:r>
-      <w:r>
-        <w:rPr>
-          <w:b w:val="0"/>
-        </w:rPr>
-        <w:t>, звірка з документацією Odoo/вимогами Гонконгу.</w:t>
-      </w:r>
-    </w:p>
-    <w:p>
-      <w:pPr>
-        <w:spacing w:after="40"/>
-      </w:pPr>
-      <w:r>
-        <w:rPr>
-          <w:b w:val="0"/>
-        </w:rPr>
-        <w:t xml:space="preserve">– </w:t>
-      </w:r>
-      <w:r>
-        <w:rPr>
-          <w:b w:val="0"/>
-        </w:rPr>
-        <w:t xml:space="preserve">🟡 </w:t>
-      </w:r>
-      <w:r>
-        <w:rPr>
-          <w:b/>
-        </w:rPr>
-        <w:t>R-4 Бізнес у фазі розвороту</w:t>
-      </w:r>
-      <w:r>
-        <w:rPr>
-          <w:b w:val="0"/>
-        </w:rPr>
-        <w:t xml:space="preserve"> (логістика → торгівля) → перевіряти стабільність вимог наприкінці кожної сесії; не фіксувати scope як остаточний до Сесії 5.</w:t>
-      </w:r>
-    </w:p>
-    <w:p>
-      <w:pPr>
-        <w:spacing w:after="40"/>
-      </w:pPr>
-      <w:r>
-        <w:rPr>
-          <w:b w:val="0"/>
-        </w:rPr>
-        <w:t xml:space="preserve">– </w:t>
-      </w:r>
-      <w:r>
-        <w:rPr>
-          <w:b w:val="0"/>
-        </w:rPr>
-        <w:t xml:space="preserve">🟢 </w:t>
-      </w:r>
-      <w:r>
-        <w:rPr>
-          <w:b/>
-        </w:rPr>
-        <w:t>R-5 Демо Odoo</w:t>
-      </w:r>
-      <w:r>
-        <w:rPr>
-          <w:b w:val="0"/>
-        </w:rPr>
-        <w:t xml:space="preserve"> (товарні партії/облік) → провести кероване демо в межах дискавері (орієнтовно після Сесії 4), без обіцянок по строках.</w:t>
-      </w:r>
-    </w:p>
-    <w:p>
-      <w:pPr>
-        <w:pBdr>
-          <w:bottom w:val="single" w:sz="6" w:space="2" w:color="D9D9D9"/>
-        </w:pBdr>
-        <w:spacing w:after="120" w:before="60"/>
-      </w:pPr>
-    </w:p>
-    <w:p>
-      <w:pPr>
-        <w:spacing w:after="100" w:before="200"/>
-      </w:pPr>
-      <w:r>
-        <w:rPr>
-          <w:b/>
-          <w:sz w:val="26"/>
-        </w:rPr>
-        <w:t>Структура дискавері</w:t>
-      </w:r>
-    </w:p>
-    <w:p>
-      <w:pPr>
-        <w:spacing w:after="80" w:before="120"/>
-      </w:pPr>
-      <w:r>
-        <w:rPr>
-          <w:b/>
-          <w:sz w:val="23"/>
-        </w:rPr>
-        <w:t>Блок A — Критичний (сесії 1–3)</w:t>
-      </w:r>
-    </w:p>
-    <w:p>
-      <w:pPr>
-        <w:spacing w:after="80"/>
-      </w:pPr>
-      <w:r>
-        <w:rPr>
-          <w:b w:val="0"/>
-        </w:rPr>
-        <w:t>Ядро, що блокує всі подальші рішення: обліковий процес логістики + транспортні документи; модель «агентської закупівлі» і грошові потоки; структура бухобліку Гонконгу.</w:t>
-      </w:r>
-    </w:p>
-    <w:p>
-      <w:pPr>
-        <w:spacing w:after="80" w:before="120"/>
-      </w:pPr>
-      <w:r>
-        <w:rPr>
-          <w:b/>
-          <w:sz w:val="23"/>
-        </w:rPr>
-        <w:t>Блок B — Основний (сесії 4–5)</w:t>
-      </w:r>
-    </w:p>
-    <w:p>
-      <w:pPr>
-        <w:spacing w:after="80"/>
-      </w:pPr>
-      <w:r>
-        <w:rPr>
-          <w:b w:val="0"/>
-        </w:rPr>
-        <w:t>Торгівля і товарний рух; розрахунки з клієнтами (AR) і розрахунок прибутковості по відправці.</w:t>
-      </w:r>
-    </w:p>
-    <w:p>
-      <w:pPr>
-        <w:spacing w:after="80" w:before="120"/>
-      </w:pPr>
-      <w:r>
-        <w:rPr>
-          <w:b/>
-          <w:sz w:val="23"/>
-        </w:rPr>
-        <w:t>Блок C — Уточнюючий (сесії 6–7)</w:t>
-      </w:r>
-    </w:p>
-    <w:p>
-      <w:pPr>
-        <w:spacing w:after="80"/>
-      </w:pPr>
-      <w:r>
-        <w:rPr>
-          <w:b w:val="0"/>
-        </w:rPr>
-        <w:t>Управлінська звітність, маржа і права доступу; перехід — міграція, межі інтеграцій, NFR, go-live, навчання.</w:t>
-      </w:r>
-    </w:p>
-    <w:p>
-      <w:pPr>
-        <w:spacing w:after="40"/>
-      </w:pPr>
-      <w:r>
-        <w:rPr>
-          <w:b/>
-          <w:sz w:val="18"/>
+        <w:rPr>
+          <w:rFonts w:ascii="Times New Roman" w:cs="Times New Roman" w:eastAsia="Times New Roman" w:hAnsi="Times New Roman"/>
+          <w:sz w:val="24"/>
+          <w:szCs w:val="24"/>
+        </w:rPr>
+      </w:pPr>
+      <w:r>
+        <w:rPr>
+          <w:rFonts w:ascii="Times New Roman" w:cs="Times New Roman" w:eastAsia="Times New Roman" w:hAnsi="Times New Roman"/>
+          <w:sz w:val="24"/>
+          <w:szCs w:val="24"/>
+          <w:rtl w:val="0"/>
+        </w:rPr>
+        <w:t>AR, прибутковість, управлінська звітність і права доступу (С5); перехід — міграція, межі інтеграцій, NFR, go-live, навчання (С7, коротка).</w:t>
+      </w:r>
+    </w:p>
+    <w:p>
+      <w:pPr>
+        <w:spacing w:before="60" w:after="60"/>
+        <w:ind w:left="360"/>
+        <w:rPr>
+          <w:rFonts w:ascii="Times New Roman" w:cs="Times New Roman" w:eastAsia="Times New Roman" w:hAnsi="Times New Roman"/>
+          <w:sz w:val="21"/>
+          <w:szCs w:val="21"/>
+        </w:rPr>
+      </w:pPr>
+      <w:r>
+        <w:rPr>
+          <w:rFonts w:ascii="Times New Roman" w:cs="Times New Roman" w:eastAsia="Times New Roman" w:hAnsi="Times New Roman"/>
+          <w:b w:val="1"/>
+          <w:bCs w:val="1"/>
+          <w:color w:val="595959"/>
+          <w:sz w:val="21"/>
+          <w:szCs w:val="21"/>
+          <w:rtl w:val="0"/>
         </w:rPr>
         <w:t>Покриття 5 наскрізних ліній:</w:t>
       </w:r>
       <w:r>
         <w:rPr>
-          <w:b w:val="0"/>
-          <w:sz w:val="18"/>
-        </w:rPr>
-        <w:t xml:space="preserve"> дані/міграція — Сесія 7; інтеграції — Сесія 7 (переважно «не застосовно», явно обмежено); ролі/права/безпека — Сесія 6; нефункціональні вимоги — Сесія 7; навчання + go-live/cutover — Сесія 7.</w:t>
-      </w:r>
-    </w:p>
-    <w:p>
-      <w:pPr>
-        <w:spacing w:after="80" w:before="120"/>
-      </w:pPr>
-      <w:r>
-        <w:rPr>
-          <w:b/>
-          <w:sz w:val="23"/>
+          <w:rFonts w:ascii="Times New Roman" w:cs="Times New Roman" w:eastAsia="Times New Roman" w:hAnsi="Times New Roman"/>
+          <w:color w:val="595959"/>
+          <w:sz w:val="21"/>
+          <w:szCs w:val="21"/>
+          <w:rtl w:val="0"/>
+        </w:rPr>
+        <w:t xml:space="preserve"> дані/міграція — Сесія 7; інтеграції — Сесія 7 (переважно «не застосовно», явно обмежено); ролі/права/безпека — Сесія 5 (раніше окрема С6, тепер у складі); NFR — Сесія 7 (обсяг ~50/міс уже отримано); навчання + go-live/cutover — Сесія 7.</w:t>
+      </w:r>
+    </w:p>
+    <w:p>
+      <w:pPr>
+        <w:keepNext w:val="1"/>
+        <w:spacing w:before="140" w:after="60"/>
+        <w:rPr>
+          <w:rFonts w:ascii="Times New Roman" w:cs="Times New Roman" w:eastAsia="Times New Roman" w:hAnsi="Times New Roman"/>
+          <w:sz w:val="24"/>
+          <w:szCs w:val="24"/>
+        </w:rPr>
+      </w:pPr>
+      <w:r>
+        <w:rPr>
+          <w:rFonts w:ascii="Times New Roman" w:cs="Times New Roman" w:eastAsia="Times New Roman" w:hAnsi="Times New Roman"/>
+          <w:b w:val="1"/>
+          <w:bCs w:val="1"/>
+          <w:color w:val="3497db"/>
+          <w:sz w:val="24"/>
+          <w:szCs w:val="24"/>
+          <w:rtl w:val="0"/>
         </w:rPr>
         <w:t>Учасники по сесіях</w:t>
       </w:r>
     </w:p>
     <w:tbl>
       <w:tblPr>
-        <w:tblW w:type="dxa" w:w="9072"/>
+        <w:tblStyle w:val="Table1"/>
+        <w:tblW w:w="9061" w:type="dxa"/>
+        <w:jc w:val="left"/>
         <w:tblBorders>
-          <w:top w:val="single" w:sz="4" w:space="0" w:color="BFBFBF"/>
-          <w:left w:val="single" w:sz="4" w:space="0" w:color="BFBFBF"/>
-          <w:bottom w:val="single" w:sz="4" w:space="0" w:color="BFBFBF"/>
-          <w:right w:val="single" w:sz="4" w:space="0" w:color="BFBFBF"/>
-          <w:insideH w:val="single" w:sz="4" w:space="0" w:color="BFBFBF"/>
-          <w:insideV w:val="single" w:sz="4" w:space="0" w:color="BFBFBF"/>
+          <w:top w:color="999999" w:space="0" w:sz="4" w:val="single"/>
+          <w:left w:color="999999" w:space="0" w:sz="4" w:val="single"/>
+          <w:bottom w:color="999999" w:space="0" w:sz="4" w:val="single"/>
+          <w:right w:color="999999" w:space="0" w:sz="4" w:val="single"/>
+          <w:insideH w:color="999999" w:space="0" w:sz="4" w:val="single"/>
+          <w:insideV w:color="999999" w:space="0" w:sz="4" w:val="single"/>
         </w:tblBorders>
-        <w:tblLook w:firstRow="1" w:val="0420"/>
+        <w:tblLayout w:type="fixed"/>
+        <w:tblLook w:val="0400"/>
       </w:tblPr>
       <w:tblGrid>
-        <w:gridCol w:w="3024"/>
-        <w:gridCol w:w="3024"/>
-        <w:gridCol w:w="3024"/>
+        <w:gridCol w:w="3020"/>
+        <w:gridCol w:w="3020"/>
+        <w:gridCol w:w="3021"/>
       </w:tblGrid>
       <w:tr>
+        <w:trPr>
+          <w:tblHeader w:val="1"/>
+        </w:trPr>
         <w:tc>
           <w:tcPr>
-            <w:tcW w:type="dxa" w:w="3024"/>
-            <w:shd w:val="clear" w:color="auto" w:fill="F2F2F2"/>
-            <w:tcMar>
-              <w:top w:w="40"/>
-              <w:left w:w="80"/>
-              <w:bottom w:w="40"/>
-              <w:right w:w="80"/>
-            </w:tcMar>
+            <w:tcW w:w="3020" w:type="dxa"/>
+            <w:shd w:fill="d9d9d9" w:val="clear"/>
           </w:tcPr>
           <w:p>
             <w:pPr>
-              <w:spacing w:after="0" w:line="240" w:lineRule="auto"/>
+              <w:spacing w:after="20" w:line="240" w:lineRule="auto"/>
+              <w:rPr>
+                <w:rFonts w:ascii="Times New Roman" w:cs="Times New Roman" w:eastAsia="Times New Roman" w:hAnsi="Times New Roman"/>
+                <w:b w:val="1"/>
+                <w:bCs w:val="1"/>
+                <w:sz w:val="19"/>
+                <w:szCs w:val="19"/>
+              </w:rPr>
             </w:pPr>
             <w:r>
               <w:rPr>
-                <w:b/>
-                <w:sz w:val="19"/>
+                <w:rFonts w:ascii="Times New Roman" w:cs="Times New Roman" w:eastAsia="Times New Roman" w:hAnsi="Times New Roman"/>
+                <w:b w:val="1"/>
+                <w:bCs w:val="1"/>
+                <w:sz w:val="19"/>
+                <w:szCs w:val="19"/>
+                <w:rtl w:val="0"/>
               </w:rPr>
               <w:t>Тема сесії</w:t>
             </w:r>
@@ -1774,47 +2826,57 @@
         </w:tc>
         <w:tc>
           <w:tcPr>
-            <w:tcW w:type="dxa" w:w="3024"/>
-            <w:shd w:val="clear" w:color="auto" w:fill="F2F2F2"/>
-            <w:tcMar>
-              <w:top w:w="40"/>
-              <w:left w:w="80"/>
-              <w:bottom w:w="40"/>
-              <w:right w:w="80"/>
-            </w:tcMar>
+            <w:tcW w:w="3020" w:type="dxa"/>
+            <w:shd w:fill="d9d9d9" w:val="clear"/>
           </w:tcPr>
           <w:p>
             <w:pPr>
-              <w:spacing w:after="0" w:line="240" w:lineRule="auto"/>
+              <w:spacing w:after="20" w:line="240" w:lineRule="auto"/>
+              <w:rPr>
+                <w:rFonts w:ascii="Times New Roman" w:cs="Times New Roman" w:eastAsia="Times New Roman" w:hAnsi="Times New Roman"/>
+                <w:b w:val="1"/>
+                <w:bCs w:val="1"/>
+                <w:sz w:val="19"/>
+                <w:szCs w:val="19"/>
+              </w:rPr>
             </w:pPr>
             <w:r>
               <w:rPr>
-                <w:b/>
-                <w:sz w:val="19"/>
-              </w:rPr>
-              <w:t>Обов'язкові учасники</w:t>
+                <w:rFonts w:ascii="Times New Roman" w:cs="Times New Roman" w:eastAsia="Times New Roman" w:hAnsi="Times New Roman"/>
+                <w:b w:val="1"/>
+                <w:bCs w:val="1"/>
+                <w:sz w:val="19"/>
+                <w:szCs w:val="19"/>
+                <w:rtl w:val="0"/>
+              </w:rPr>
+              <w:t>Обов’язкові учасники</w:t>
             </w:r>
           </w:p>
         </w:tc>
         <w:tc>
           <w:tcPr>
-            <w:tcW w:type="dxa" w:w="3024"/>
-            <w:shd w:val="clear" w:color="auto" w:fill="F2F2F2"/>
-            <w:tcMar>
-              <w:top w:w="40"/>
-              <w:left w:w="80"/>
-              <w:bottom w:w="40"/>
-              <w:right w:w="80"/>
-            </w:tcMar>
+            <w:tcW w:w="3021" w:type="dxa"/>
+            <w:shd w:fill="d9d9d9" w:val="clear"/>
           </w:tcPr>
           <w:p>
             <w:pPr>
-              <w:spacing w:after="0" w:line="240" w:lineRule="auto"/>
+              <w:spacing w:after="20" w:line="240" w:lineRule="auto"/>
+              <w:rPr>
+                <w:rFonts w:ascii="Times New Roman" w:cs="Times New Roman" w:eastAsia="Times New Roman" w:hAnsi="Times New Roman"/>
+                <w:b w:val="1"/>
+                <w:bCs w:val="1"/>
+                <w:sz w:val="19"/>
+                <w:szCs w:val="19"/>
+              </w:rPr>
             </w:pPr>
             <w:r>
               <w:rPr>
-                <w:b/>
-                <w:sz w:val="19"/>
+                <w:rFonts w:ascii="Times New Roman" w:cs="Times New Roman" w:eastAsia="Times New Roman" w:hAnsi="Times New Roman"/>
+                <w:b w:val="1"/>
+                <w:bCs w:val="1"/>
+                <w:sz w:val="19"/>
+                <w:szCs w:val="19"/>
+                <w:rtl w:val="0"/>
               </w:rPr>
               <w:t>Бажані учасники</w:t>
             </w:r>
@@ -1824,22 +2886,23 @@
       <w:tr>
         <w:tc>
           <w:tcPr>
-            <w:tcW w:type="dxa" w:w="3024"/>
-            <w:tcMar>
-              <w:top w:w="40"/>
-              <w:left w:w="80"/>
-              <w:bottom w:w="40"/>
-              <w:right w:w="80"/>
-            </w:tcMar>
+            <w:tcW w:w="3020" w:type="dxa"/>
           </w:tcPr>
           <w:p>
             <w:pPr>
-              <w:spacing w:after="0" w:line="240" w:lineRule="auto"/>
+              <w:spacing w:after="20" w:line="240" w:lineRule="auto"/>
+              <w:rPr>
+                <w:rFonts w:ascii="Times New Roman" w:cs="Times New Roman" w:eastAsia="Times New Roman" w:hAnsi="Times New Roman"/>
+                <w:sz w:val="19"/>
+                <w:szCs w:val="19"/>
+              </w:rPr>
             </w:pPr>
             <w:r>
               <w:rPr>
-                <w:b w:val="0"/>
-                <w:sz w:val="19"/>
+                <w:rFonts w:ascii="Times New Roman" w:cs="Times New Roman" w:eastAsia="Times New Roman" w:hAnsi="Times New Roman"/>
+                <w:sz w:val="19"/>
+                <w:szCs w:val="19"/>
+                <w:rtl w:val="0"/>
               </w:rPr>
               <w:t>Усі змістовні сесії</w:t>
             </w:r>
@@ -1847,22 +2910,23 @@
         </w:tc>
         <w:tc>
           <w:tcPr>
-            <w:tcW w:type="dxa" w:w="3024"/>
-            <w:tcMar>
-              <w:top w:w="40"/>
-              <w:left w:w="80"/>
-              <w:bottom w:w="40"/>
-              <w:right w:w="80"/>
-            </w:tcMar>
+            <w:tcW w:w="3020" w:type="dxa"/>
           </w:tcPr>
           <w:p>
             <w:pPr>
-              <w:spacing w:after="0" w:line="240" w:lineRule="auto"/>
+              <w:spacing w:after="20" w:line="240" w:lineRule="auto"/>
+              <w:rPr>
+                <w:rFonts w:ascii="Times New Roman" w:cs="Times New Roman" w:eastAsia="Times New Roman" w:hAnsi="Times New Roman"/>
+                <w:sz w:val="19"/>
+                <w:szCs w:val="19"/>
+              </w:rPr>
             </w:pPr>
             <w:r>
               <w:rPr>
-                <w:b w:val="0"/>
-                <w:sz w:val="19"/>
+                <w:rFonts w:ascii="Times New Roman" w:cs="Times New Roman" w:eastAsia="Times New Roman" w:hAnsi="Times New Roman"/>
+                <w:sz w:val="19"/>
+                <w:szCs w:val="19"/>
+                <w:rtl w:val="0"/>
               </w:rPr>
               <w:t>Станіслав Редька (власник, єдиний ОПР)</w:t>
             </w:r>
@@ -1870,24 +2934,25 @@
         </w:tc>
         <w:tc>
           <w:tcPr>
-            <w:tcW w:type="dxa" w:w="3024"/>
-            <w:tcMar>
-              <w:top w:w="40"/>
-              <w:left w:w="80"/>
-              <w:bottom w:w="40"/>
-              <w:right w:w="80"/>
-            </w:tcMar>
+            <w:tcW w:w="3021" w:type="dxa"/>
           </w:tcPr>
           <w:p>
             <w:pPr>
-              <w:spacing w:after="0" w:line="240" w:lineRule="auto"/>
+              <w:spacing w:after="20" w:line="240" w:lineRule="auto"/>
+              <w:rPr>
+                <w:rFonts w:ascii="Times New Roman" w:cs="Times New Roman" w:eastAsia="Times New Roman" w:hAnsi="Times New Roman"/>
+                <w:sz w:val="19"/>
+                <w:szCs w:val="19"/>
+              </w:rPr>
             </w:pPr>
             <w:r>
               <w:rPr>
-                <w:b w:val="0"/>
-                <w:sz w:val="19"/>
-              </w:rPr>
-              <w:t>Бухгалтер/аудитор клієнта (С2, С3, С5); особа, що зустрічає вантажі в Україні (С1, С4)</w:t>
+                <w:rFonts w:ascii="Times New Roman" w:cs="Times New Roman" w:eastAsia="Times New Roman" w:hAnsi="Times New Roman"/>
+                <w:sz w:val="19"/>
+                <w:szCs w:val="19"/>
+                <w:rtl w:val="0"/>
+              </w:rPr>
+              <w:t>Юрій Львов (координація)</w:t>
             </w:r>
           </w:p>
         </w:tc>
@@ -1895,22 +2960,258 @@
       <w:tr>
         <w:tc>
           <w:tcPr>
-            <w:tcW w:type="dxa" w:w="3024"/>
-            <w:tcMar>
-              <w:top w:w="40"/>
-              <w:left w:w="80"/>
-              <w:bottom w:w="40"/>
-              <w:right w:w="80"/>
-            </w:tcMar>
+            <w:tcW w:w="3020" w:type="dxa"/>
           </w:tcPr>
           <w:p>
             <w:pPr>
-              <w:spacing w:after="0" w:line="240" w:lineRule="auto"/>
+              <w:spacing w:after="20" w:line="240" w:lineRule="auto"/>
+              <w:rPr>
+                <w:rFonts w:ascii="Times New Roman" w:cs="Times New Roman" w:eastAsia="Times New Roman" w:hAnsi="Times New Roman"/>
+                <w:sz w:val="19"/>
+                <w:szCs w:val="19"/>
+              </w:rPr>
             </w:pPr>
             <w:r>
               <w:rPr>
-                <w:b w:val="0"/>
-                <w:sz w:val="19"/>
+                <w:rFonts w:ascii="Times New Roman" w:cs="Times New Roman" w:eastAsia="Times New Roman" w:hAnsi="Times New Roman"/>
+                <w:b w:val="1"/>
+                <w:bCs w:val="1"/>
+                <w:sz w:val="19"/>
+                <w:szCs w:val="19"/>
+                <w:rtl w:val="0"/>
+              </w:rPr>
+              <w:t>Сесія 2 (облікова)</w:t>
+            </w:r>
+          </w:p>
+        </w:tc>
+        <w:tc>
+          <w:tcPr>
+            <w:tcW w:w="3020" w:type="dxa"/>
+          </w:tcPr>
+          <w:p>
+            <w:pPr>
+              <w:spacing w:after="20" w:line="240" w:lineRule="auto"/>
+              <w:rPr>
+                <w:rFonts w:ascii="Times New Roman" w:cs="Times New Roman" w:eastAsia="Times New Roman" w:hAnsi="Times New Roman"/>
+                <w:sz w:val="19"/>
+                <w:szCs w:val="19"/>
+              </w:rPr>
+            </w:pPr>
+            <w:r>
+              <w:rPr>
+                <w:rFonts w:ascii="Times New Roman" w:cs="Times New Roman" w:eastAsia="Times New Roman" w:hAnsi="Times New Roman"/>
+                <w:sz w:val="19"/>
+                <w:szCs w:val="19"/>
+                <w:rtl w:val="0"/>
+              </w:rPr>
+              <w:t xml:space="preserve">Станіслав Редька </w:t>
+            </w:r>
+            <w:r>
+              <w:rPr>
+                <w:rFonts w:ascii="Times New Roman" w:cs="Times New Roman" w:eastAsia="Times New Roman" w:hAnsi="Times New Roman"/>
+                <w:b w:val="1"/>
+                <w:bCs w:val="1"/>
+                <w:sz w:val="19"/>
+                <w:szCs w:val="19"/>
+                <w:rtl w:val="0"/>
+              </w:rPr>
+              <w:t>+ бухгалтер/аудитор клієнта (обов’язково)</w:t>
+            </w:r>
+          </w:p>
+        </w:tc>
+        <w:tc>
+          <w:tcPr>
+            <w:tcW w:w="3021" w:type="dxa"/>
+          </w:tcPr>
+          <w:p>
+            <w:pPr>
+              <w:spacing w:after="20" w:line="240" w:lineRule="auto"/>
+              <w:rPr>
+                <w:rFonts w:ascii="Times New Roman" w:cs="Times New Roman" w:eastAsia="Times New Roman" w:hAnsi="Times New Roman"/>
+                <w:sz w:val="19"/>
+                <w:szCs w:val="19"/>
+              </w:rPr>
+            </w:pPr>
+            <w:r>
+              <w:rPr>
+                <w:rFonts w:ascii="Times New Roman" w:cs="Times New Roman" w:eastAsia="Times New Roman" w:hAnsi="Times New Roman"/>
+                <w:sz w:val="19"/>
+                <w:szCs w:val="19"/>
+                <w:rtl w:val="0"/>
+              </w:rPr>
+              <w:t>архітектор Odoo</w:t>
+            </w:r>
+          </w:p>
+        </w:tc>
+      </w:tr>
+      <w:tr>
+        <w:tc>
+          <w:tcPr>
+            <w:tcW w:w="3020" w:type="dxa"/>
+          </w:tcPr>
+          <w:p>
+            <w:pPr>
+              <w:spacing w:after="20" w:line="240" w:lineRule="auto"/>
+              <w:rPr>
+                <w:rFonts w:ascii="Times New Roman" w:cs="Times New Roman" w:eastAsia="Times New Roman" w:hAnsi="Times New Roman"/>
+                <w:sz w:val="19"/>
+                <w:szCs w:val="19"/>
+              </w:rPr>
+            </w:pPr>
+            <w:r>
+              <w:rPr>
+                <w:rFonts w:ascii="Times New Roman" w:cs="Times New Roman" w:eastAsia="Times New Roman" w:hAnsi="Times New Roman"/>
+                <w:sz w:val="19"/>
+                <w:szCs w:val="19"/>
+                <w:rtl w:val="0"/>
+              </w:rPr>
+              <w:t>Сесія 4 (торгівля)</w:t>
+            </w:r>
+          </w:p>
+        </w:tc>
+        <w:tc>
+          <w:tcPr>
+            <w:tcW w:w="3020" w:type="dxa"/>
+          </w:tcPr>
+          <w:p>
+            <w:pPr>
+              <w:spacing w:after="20" w:line="240" w:lineRule="auto"/>
+              <w:rPr>
+                <w:rFonts w:ascii="Times New Roman" w:cs="Times New Roman" w:eastAsia="Times New Roman" w:hAnsi="Times New Roman"/>
+                <w:sz w:val="19"/>
+                <w:szCs w:val="19"/>
+              </w:rPr>
+            </w:pPr>
+            <w:r>
+              <w:rPr>
+                <w:rFonts w:ascii="Times New Roman" w:cs="Times New Roman" w:eastAsia="Times New Roman" w:hAnsi="Times New Roman"/>
+                <w:sz w:val="19"/>
+                <w:szCs w:val="19"/>
+                <w:rtl w:val="0"/>
+              </w:rPr>
+              <w:t>Станіслав; особа зі складу/закупівель</w:t>
+            </w:r>
+          </w:p>
+        </w:tc>
+        <w:tc>
+          <w:tcPr>
+            <w:tcW w:w="3021" w:type="dxa"/>
+          </w:tcPr>
+          <w:p>
+            <w:pPr>
+              <w:spacing w:after="20" w:line="240" w:lineRule="auto"/>
+              <w:rPr>
+                <w:rFonts w:ascii="Times New Roman" w:cs="Times New Roman" w:eastAsia="Times New Roman" w:hAnsi="Times New Roman"/>
+                <w:sz w:val="19"/>
+                <w:szCs w:val="19"/>
+              </w:rPr>
+            </w:pPr>
+            <w:r>
+              <w:rPr>
+                <w:rFonts w:ascii="Times New Roman" w:cs="Times New Roman" w:eastAsia="Times New Roman" w:hAnsi="Times New Roman"/>
+                <w:sz w:val="19"/>
+                <w:szCs w:val="19"/>
+                <w:rtl w:val="0"/>
+              </w:rPr>
+              <w:t>архітектор Odoo (демо)</w:t>
+            </w:r>
+          </w:p>
+        </w:tc>
+      </w:tr>
+      <w:tr>
+        <w:tc>
+          <w:tcPr>
+            <w:tcW w:w="3020" w:type="dxa"/>
+          </w:tcPr>
+          <w:p>
+            <w:pPr>
+              <w:spacing w:after="20" w:line="240" w:lineRule="auto"/>
+              <w:rPr>
+                <w:rFonts w:ascii="Times New Roman" w:cs="Times New Roman" w:eastAsia="Times New Roman" w:hAnsi="Times New Roman"/>
+                <w:sz w:val="19"/>
+                <w:szCs w:val="19"/>
+              </w:rPr>
+            </w:pPr>
+            <w:r>
+              <w:rPr>
+                <w:rFonts w:ascii="Times New Roman" w:cs="Times New Roman" w:eastAsia="Times New Roman" w:hAnsi="Times New Roman"/>
+                <w:sz w:val="19"/>
+                <w:szCs w:val="19"/>
+                <w:rtl w:val="0"/>
+              </w:rPr>
+              <w:t>Сесія 5 (AR/звітність)</w:t>
+            </w:r>
+          </w:p>
+        </w:tc>
+        <w:tc>
+          <w:tcPr>
+            <w:tcW w:w="3020" w:type="dxa"/>
+          </w:tcPr>
+          <w:p>
+            <w:pPr>
+              <w:spacing w:after="20" w:line="240" w:lineRule="auto"/>
+              <w:rPr>
+                <w:rFonts w:ascii="Times New Roman" w:cs="Times New Roman" w:eastAsia="Times New Roman" w:hAnsi="Times New Roman"/>
+                <w:sz w:val="19"/>
+                <w:szCs w:val="19"/>
+              </w:rPr>
+            </w:pPr>
+            <w:r>
+              <w:rPr>
+                <w:rFonts w:ascii="Times New Roman" w:cs="Times New Roman" w:eastAsia="Times New Roman" w:hAnsi="Times New Roman"/>
+                <w:sz w:val="19"/>
+                <w:szCs w:val="19"/>
+                <w:rtl w:val="0"/>
+              </w:rPr>
+              <w:t>Станіслав</w:t>
+            </w:r>
+          </w:p>
+        </w:tc>
+        <w:tc>
+          <w:tcPr>
+            <w:tcW w:w="3021" w:type="dxa"/>
+          </w:tcPr>
+          <w:p>
+            <w:pPr>
+              <w:spacing w:after="20" w:line="240" w:lineRule="auto"/>
+              <w:rPr>
+                <w:rFonts w:ascii="Times New Roman" w:cs="Times New Roman" w:eastAsia="Times New Roman" w:hAnsi="Times New Roman"/>
+                <w:sz w:val="19"/>
+                <w:szCs w:val="19"/>
+              </w:rPr>
+            </w:pPr>
+            <w:r>
+              <w:rPr>
+                <w:rFonts w:ascii="Times New Roman" w:cs="Times New Roman" w:eastAsia="Times New Roman" w:hAnsi="Times New Roman"/>
+                <w:sz w:val="19"/>
+                <w:szCs w:val="19"/>
+                <w:rtl w:val="0"/>
+              </w:rPr>
+              <w:t>бухгалтер клієнта</w:t>
+            </w:r>
+          </w:p>
+        </w:tc>
+      </w:tr>
+      <w:tr>
+        <w:tc>
+          <w:tcPr>
+            <w:tcW w:w="3020" w:type="dxa"/>
+          </w:tcPr>
+          <w:p>
+            <w:pPr>
+              <w:spacing w:after="20" w:line="240" w:lineRule="auto"/>
+              <w:rPr>
+                <w:rFonts w:ascii="Times New Roman" w:cs="Times New Roman" w:eastAsia="Times New Roman" w:hAnsi="Times New Roman"/>
+                <w:sz w:val="19"/>
+                <w:szCs w:val="19"/>
+              </w:rPr>
+            </w:pPr>
+            <w:r>
+              <w:rPr>
+                <w:rFonts w:ascii="Times New Roman" w:cs="Times New Roman" w:eastAsia="Times New Roman" w:hAnsi="Times New Roman"/>
+                <w:sz w:val="19"/>
+                <w:szCs w:val="19"/>
+                <w:rtl w:val="0"/>
               </w:rPr>
               <w:t>Від ToDo</w:t>
             </w:r>
@@ -1918,22 +3219,23 @@
         </w:tc>
         <w:tc>
           <w:tcPr>
-            <w:tcW w:type="dxa" w:w="3024"/>
-            <w:tcMar>
-              <w:top w:w="40"/>
-              <w:left w:w="80"/>
-              <w:bottom w:w="40"/>
-              <w:right w:w="80"/>
-            </w:tcMar>
+            <w:tcW w:w="3020" w:type="dxa"/>
           </w:tcPr>
           <w:p>
             <w:pPr>
-              <w:spacing w:after="0" w:line="240" w:lineRule="auto"/>
+              <w:spacing w:after="20" w:line="240" w:lineRule="auto"/>
+              <w:rPr>
+                <w:rFonts w:ascii="Times New Roman" w:cs="Times New Roman" w:eastAsia="Times New Roman" w:hAnsi="Times New Roman"/>
+                <w:sz w:val="19"/>
+                <w:szCs w:val="19"/>
+              </w:rPr>
             </w:pPr>
             <w:r>
               <w:rPr>
-                <w:b w:val="0"/>
-                <w:sz w:val="19"/>
+                <w:rFonts w:ascii="Times New Roman" w:cs="Times New Roman" w:eastAsia="Times New Roman" w:hAnsi="Times New Roman"/>
+                <w:sz w:val="19"/>
+                <w:szCs w:val="19"/>
+                <w:rtl w:val="0"/>
               </w:rPr>
               <w:t>BA / керівник проекту (Тимур Ніжніковський)</w:t>
             </w:r>
@@ -1941,24 +3243,25 @@
         </w:tc>
         <w:tc>
           <w:tcPr>
-            <w:tcW w:type="dxa" w:w="3024"/>
-            <w:tcMar>
-              <w:top w:w="40"/>
-              <w:left w:w="80"/>
-              <w:bottom w:w="40"/>
-              <w:right w:w="80"/>
-            </w:tcMar>
+            <w:tcW w:w="3021" w:type="dxa"/>
           </w:tcPr>
           <w:p>
             <w:pPr>
-              <w:spacing w:after="0" w:line="240" w:lineRule="auto"/>
+              <w:spacing w:after="20" w:line="240" w:lineRule="auto"/>
+              <w:rPr>
+                <w:rFonts w:ascii="Times New Roman" w:cs="Times New Roman" w:eastAsia="Times New Roman" w:hAnsi="Times New Roman"/>
+                <w:sz w:val="19"/>
+                <w:szCs w:val="19"/>
+              </w:rPr>
             </w:pPr>
             <w:r>
               <w:rPr>
-                <w:b w:val="0"/>
-                <w:sz w:val="19"/>
-              </w:rPr>
-              <w:t>Архітектор Odoo (С1, С3, С5); Юрій Львов (координація)</w:t>
+                <w:rFonts w:ascii="Times New Roman" w:cs="Times New Roman" w:eastAsia="Times New Roman" w:hAnsi="Times New Roman"/>
+                <w:sz w:val="19"/>
+                <w:szCs w:val="19"/>
+                <w:rtl w:val="0"/>
+              </w:rPr>
+              <w:t>Архітектор Odoo (С2, С4); PM (С7)</w:t>
             </w:r>
           </w:p>
         </w:tc>
@@ -1966,1890 +3269,1934 @@
     </w:tbl>
     <w:p>
       <w:pPr>
-        <w:spacing w:after="80"/>
+        <w:spacing w:after="40"/>
+        <w:rPr>
+          <w:rFonts w:ascii="Times New Roman" w:cs="Times New Roman" w:eastAsia="Times New Roman" w:hAnsi="Times New Roman"/>
+          <w:sz w:val="12"/>
+          <w:szCs w:val="12"/>
+        </w:rPr>
       </w:pPr>
     </w:p>
     <w:p>
       <w:pPr>
         <w:pBdr>
-          <w:bottom w:val="single" w:sz="6" w:space="2" w:color="D9D9D9"/>
+          <w:bottom w:val="single" w:sz="6" w:space="6" w:color="CCCCCC"/>
         </w:pBdr>
-        <w:spacing w:after="120" w:before="60"/>
-      </w:pPr>
-    </w:p>
-    <w:p>
-      <w:pPr>
-        <w:spacing w:after="100" w:before="200"/>
-      </w:pPr>
-      <w:r>
-        <w:rPr>
-          <w:b/>
+        <w:spacing w:before="80" w:after="80"/>
+      </w:pPr>
+    </w:p>
+    <w:p>
+      <w:pPr>
+        <w:keepNext w:val="1"/>
+        <w:spacing w:before="200" w:after="80"/>
+        <w:rPr>
+          <w:rFonts w:ascii="Times New Roman" w:cs="Times New Roman" w:eastAsia="Times New Roman" w:hAnsi="Times New Roman"/>
           <w:sz w:val="26"/>
+          <w:szCs w:val="26"/>
+        </w:rPr>
+      </w:pPr>
+      <w:r>
+        <w:rPr>
+          <w:rFonts w:ascii="Times New Roman" w:cs="Times New Roman" w:eastAsia="Times New Roman" w:hAnsi="Times New Roman"/>
+          <w:b w:val="1"/>
+          <w:bCs w:val="1"/>
+          <w:color w:val="f05423"/>
+          <w:sz w:val="26"/>
+          <w:szCs w:val="26"/>
+          <w:rtl w:val="0"/>
         </w:rPr>
         <w:t>Деталі сесій</w:t>
       </w:r>
     </w:p>
     <w:p>
       <w:pPr>
-        <w:spacing w:after="80" w:before="120"/>
-      </w:pPr>
-      <w:r>
-        <w:rPr>
-          <w:b/>
-          <w:sz w:val="23"/>
-        </w:rPr>
-        <w:t>Сесія 1: Наскрізний обліковий процес логістики + транспортні документи</w:t>
-      </w:r>
-    </w:p>
-    <w:p>
-      <w:pPr>
-        <w:spacing w:after="80"/>
-      </w:pPr>
-      <w:r>
-        <w:rPr>
-          <w:b w:val="0"/>
+        <w:keepNext w:val="1"/>
+        <w:spacing w:before="140" w:after="60"/>
+        <w:rPr>
+          <w:rFonts w:ascii="Times New Roman" w:cs="Times New Roman" w:eastAsia="Times New Roman" w:hAnsi="Times New Roman"/>
+          <w:sz w:val="24"/>
+          <w:szCs w:val="24"/>
+        </w:rPr>
+      </w:pPr>
+      <w:r>
+        <w:rPr>
+          <w:rFonts w:ascii="Times New Roman" w:cs="Times New Roman" w:eastAsia="Times New Roman" w:hAnsi="Times New Roman"/>
+          <w:b w:val="1"/>
+          <w:bCs w:val="1"/>
+          <w:color w:val="3497db"/>
+          <w:sz w:val="24"/>
+          <w:szCs w:val="24"/>
+          <w:rtl w:val="0"/>
+        </w:rPr>
+        <w:t>Сесія 1: Наскрізний обліковий процес логістики + транспортні документи — ✅ ПРОВЕДЕНА (09.06.2026)</w:t>
+      </w:r>
+    </w:p>
+    <w:p>
+      <w:pPr>
+        <w:spacing w:after="40"/>
+        <w:rPr>
+          <w:rFonts w:ascii="Times New Roman" w:cs="Times New Roman" w:eastAsia="Times New Roman" w:hAnsi="Times New Roman"/>
+          <w:sz w:val="24"/>
+          <w:szCs w:val="24"/>
+        </w:rPr>
+      </w:pPr>
+      <w:r>
+        <w:rPr>
+          <w:rFonts w:ascii="Times New Roman" w:cs="Times New Roman" w:eastAsia="Times New Roman" w:hAnsi="Times New Roman"/>
+          <w:sz w:val="24"/>
+          <w:szCs w:val="24"/>
+          <w:rtl w:val="0"/>
+        </w:rPr>
+        <w:t xml:space="preserve">Блок: A · Протокол: </w:t>
+      </w:r>
+      <w:r>
+        <w:rPr>
+          <w:rFonts w:ascii="Times New Roman" w:cs="Times New Roman" w:eastAsia="Times New Roman" w:hAnsi="Times New Roman"/>
+          <w:i w:val="1"/>
+          <w:iCs w:val="1"/>
+          <w:sz w:val="24"/>
+          <w:szCs w:val="24"/>
+          <w:rtl w:val="0"/>
+        </w:rPr>
+        <w:t>протокол_сесія-1_2026-06-09_SUPPLYCHAINS.md</w:t>
+      </w:r>
+    </w:p>
+    <w:p>
+      <w:pPr>
+        <w:spacing w:after="40"/>
+        <w:rPr>
+          <w:rFonts w:ascii="Times New Roman" w:cs="Times New Roman" w:eastAsia="Times New Roman" w:hAnsi="Times New Roman"/>
+          <w:sz w:val="24"/>
+          <w:szCs w:val="24"/>
+        </w:rPr>
+      </w:pPr>
+      <w:r>
+        <w:rPr>
+          <w:rFonts w:ascii="Times New Roman" w:cs="Times New Roman" w:eastAsia="Times New Roman" w:hAnsi="Times New Roman"/>
+          <w:b w:val="1"/>
+          <w:bCs w:val="1"/>
+          <w:sz w:val="24"/>
+          <w:szCs w:val="24"/>
+          <w:rtl w:val="0"/>
+        </w:rPr>
+        <w:t>Результат:</w:t>
+      </w:r>
+      <w:r>
+        <w:rPr>
+          <w:rFonts w:ascii="Times New Roman" w:cs="Times New Roman" w:eastAsia="Times New Roman" w:hAnsi="Times New Roman"/>
+          <w:sz w:val="24"/>
+          <w:szCs w:val="24"/>
+          <w:rtl w:val="0"/>
+        </w:rPr>
+        <w:t xml:space="preserve"> зафіксовано наскрізний обліковий шлях відправки (AS-IS); рішення по транспортних документах (екранні форми, без друку, одна модель на 3 типи); зв’язка відправка↔рахунки; визначення «закритої» відправки; складський облік ФІФО без партій. Рамково отримано модель агентської закупівлі. Виявлено нову вимогу — landed cost.</w:t>
+      </w:r>
+    </w:p>
+    <w:p>
+      <w:pPr>
+        <w:pBdr>
+          <w:bottom w:val="single" w:sz="6" w:space="6" w:color="CCCCCC"/>
+        </w:pBdr>
+        <w:spacing w:before="80" w:after="80"/>
+      </w:pPr>
+    </w:p>
+    <w:p>
+      <w:pPr>
+        <w:keepNext w:val="1"/>
+        <w:spacing w:before="140" w:after="60"/>
+        <w:rPr>
+          <w:rFonts w:ascii="Times New Roman" w:cs="Times New Roman" w:eastAsia="Times New Roman" w:hAnsi="Times New Roman"/>
+          <w:sz w:val="24"/>
+          <w:szCs w:val="24"/>
+        </w:rPr>
+      </w:pPr>
+      <w:r>
+        <w:rPr>
+          <w:rFonts w:ascii="Times New Roman" w:cs="Times New Roman" w:eastAsia="Times New Roman" w:hAnsi="Times New Roman"/>
+          <w:b w:val="1"/>
+          <w:bCs w:val="1"/>
+          <w:color w:val="3497db"/>
+          <w:sz w:val="24"/>
+          <w:szCs w:val="24"/>
+          <w:rtl w:val="0"/>
+        </w:rPr>
+        <w:t>Сесія 2: Облікова сесія — агентська закупівля + розрахунки з постачальниками (AP) + бухоблік Гонконгу + банк/каса</w:t>
+      </w:r>
+    </w:p>
+    <w:p>
+      <w:pPr>
+        <w:spacing w:after="40"/>
+        <w:rPr>
+          <w:rFonts w:ascii="Times New Roman" w:cs="Times New Roman" w:eastAsia="Times New Roman" w:hAnsi="Times New Roman"/>
+          <w:sz w:val="24"/>
+          <w:szCs w:val="24"/>
+        </w:rPr>
+      </w:pPr>
+      <w:r>
+        <w:rPr>
+          <w:rFonts w:ascii="Times New Roman" w:cs="Times New Roman" w:eastAsia="Times New Roman" w:hAnsi="Times New Roman"/>
+          <w:sz w:val="24"/>
+          <w:szCs w:val="24"/>
+          <w:rtl w:val="0"/>
         </w:rPr>
         <w:t>Блок: A</w:t>
       </w:r>
     </w:p>
     <w:p>
       <w:pPr>
-        <w:spacing w:after="80"/>
-      </w:pPr>
-      <w:r>
-        <w:rPr>
-          <w:b w:val="0"/>
+        <w:spacing w:after="40"/>
+        <w:rPr>
+          <w:rFonts w:ascii="Times New Roman" w:cs="Times New Roman" w:eastAsia="Times New Roman" w:hAnsi="Times New Roman"/>
+          <w:sz w:val="24"/>
+          <w:szCs w:val="24"/>
+        </w:rPr>
+      </w:pPr>
+      <w:r>
+        <w:rPr>
+          <w:rFonts w:ascii="Times New Roman" w:cs="Times New Roman" w:eastAsia="Times New Roman" w:hAnsi="Times New Roman"/>
+          <w:sz w:val="24"/>
+          <w:szCs w:val="24"/>
+          <w:rtl w:val="0"/>
+        </w:rPr>
+        <w:t>Тривалість: 2 год (об’єднана сесія — за переповнення банк/касу винести в хвіст С5)</w:t>
+      </w:r>
+    </w:p>
+    <w:p>
+      <w:pPr>
+        <w:spacing w:after="40"/>
+        <w:rPr>
+          <w:rFonts w:ascii="Times New Roman" w:cs="Times New Roman" w:eastAsia="Times New Roman" w:hAnsi="Times New Roman"/>
+          <w:sz w:val="24"/>
+          <w:szCs w:val="24"/>
+        </w:rPr>
+      </w:pPr>
+      <w:r>
+        <w:rPr>
+          <w:rFonts w:ascii="Times New Roman" w:cs="Times New Roman" w:eastAsia="Times New Roman" w:hAnsi="Times New Roman"/>
+          <w:sz w:val="24"/>
+          <w:szCs w:val="24"/>
+          <w:rtl w:val="0"/>
+        </w:rPr>
+        <w:t xml:space="preserve">Учасники від клієнта: Станіслав; </w:t>
+      </w:r>
+      <w:r>
+        <w:rPr>
+          <w:rFonts w:ascii="Times New Roman" w:cs="Times New Roman" w:eastAsia="Times New Roman" w:hAnsi="Times New Roman"/>
+          <w:b w:val="1"/>
+          <w:bCs w:val="1"/>
+          <w:sz w:val="24"/>
+          <w:szCs w:val="24"/>
+          <w:rtl w:val="0"/>
+        </w:rPr>
+        <w:t>бухгалтер/аудитор — обов’язково</w:t>
+      </w:r>
+    </w:p>
+    <w:p>
+      <w:pPr>
+        <w:spacing w:after="40"/>
+        <w:rPr>
+          <w:rFonts w:ascii="Times New Roman" w:cs="Times New Roman" w:eastAsia="Times New Roman" w:hAnsi="Times New Roman"/>
+          <w:sz w:val="24"/>
+          <w:szCs w:val="24"/>
+        </w:rPr>
+      </w:pPr>
+      <w:r>
+        <w:rPr>
+          <w:rFonts w:ascii="Times New Roman" w:cs="Times New Roman" w:eastAsia="Times New Roman" w:hAnsi="Times New Roman"/>
+          <w:sz w:val="24"/>
+          <w:szCs w:val="24"/>
+          <w:rtl w:val="0"/>
+        </w:rPr>
+        <w:t>Ведучий від нас: BA (+ архітектор бажано)</w:t>
+      </w:r>
+    </w:p>
+    <w:p>
+      <w:pPr>
+        <w:spacing w:before="60" w:after="60"/>
+        <w:ind w:left="360"/>
+        <w:rPr>
+          <w:rFonts w:ascii="Times New Roman" w:cs="Times New Roman" w:eastAsia="Times New Roman" w:hAnsi="Times New Roman"/>
+          <w:sz w:val="21"/>
+          <w:szCs w:val="21"/>
+        </w:rPr>
+      </w:pPr>
+      <w:r>
+        <w:rPr>
+          <w:rFonts w:ascii="Times New Roman" w:cs="Times New Roman" w:eastAsia="Times New Roman" w:hAnsi="Times New Roman"/>
+          <w:color w:val="595959"/>
+          <w:sz w:val="21"/>
+          <w:szCs w:val="21"/>
+          <w:rtl w:val="0"/>
+        </w:rPr>
+        <w:t>Об’єднує колишні Сесії 2 і 3. Агентська закупівля — НЕ повторна розвідка процесу (рамку отримано на С1), а одна облікова розвилка + уточнення, плюс структура бухобліку.</w:t>
+      </w:r>
+    </w:p>
+    <w:p>
+      <w:pPr>
+        <w:spacing w:after="40"/>
+        <w:rPr>
+          <w:rFonts w:ascii="Times New Roman" w:cs="Times New Roman" w:eastAsia="Times New Roman" w:hAnsi="Times New Roman"/>
+          <w:sz w:val="24"/>
+          <w:szCs w:val="24"/>
+        </w:rPr>
+      </w:pPr>
+      <w:r>
+        <w:rPr>
+          <w:rFonts w:ascii="Times New Roman" w:cs="Times New Roman" w:eastAsia="Times New Roman" w:hAnsi="Times New Roman"/>
+          <w:b w:val="1"/>
+          <w:bCs w:val="1"/>
+          <w:sz w:val="24"/>
+          <w:szCs w:val="24"/>
+          <w:rtl w:val="0"/>
+        </w:rPr>
+        <w:t>Ціль сесії:</w:t>
+      </w:r>
+    </w:p>
+    <w:p>
+      <w:pPr>
+        <w:spacing w:after="40"/>
+        <w:rPr>
+          <w:rFonts w:ascii="Times New Roman" w:cs="Times New Roman" w:eastAsia="Times New Roman" w:hAnsi="Times New Roman"/>
+          <w:sz w:val="24"/>
+          <w:szCs w:val="24"/>
+        </w:rPr>
+      </w:pPr>
+      <w:r>
+        <w:rPr>
+          <w:rFonts w:ascii="Times New Roman" w:cs="Times New Roman" w:eastAsia="Times New Roman" w:hAnsi="Times New Roman"/>
+          <w:sz w:val="24"/>
+          <w:szCs w:val="24"/>
+          <w:rtl w:val="0"/>
+        </w:rPr>
+        <w:t>Визначити облікову трактовку агентської закупівлі (виручка vs транзит) і структуру бухобліку (план рахунків Гонконгу, мультивалюта, контури); формалізувати AP і реєстр платежів; зафіксувати банківсько-касовий контур.</w:t>
+      </w:r>
+    </w:p>
+    <w:p>
+      <w:pPr>
+        <w:spacing w:after="40"/>
+        <w:rPr>
+          <w:rFonts w:ascii="Times New Roman" w:cs="Times New Roman" w:eastAsia="Times New Roman" w:hAnsi="Times New Roman"/>
+          <w:sz w:val="24"/>
+          <w:szCs w:val="24"/>
+        </w:rPr>
+      </w:pPr>
+      <w:r>
+        <w:rPr>
+          <w:rFonts w:ascii="Times New Roman" w:cs="Times New Roman" w:eastAsia="Times New Roman" w:hAnsi="Times New Roman"/>
+          <w:b w:val="1"/>
+          <w:bCs w:val="1"/>
+          <w:sz w:val="24"/>
+          <w:szCs w:val="24"/>
+          <w:rtl w:val="0"/>
+        </w:rPr>
+        <w:t>Питання для дослідження:</w:t>
+      </w:r>
+    </w:p>
+    <w:p>
+      <w:pPr>
+        <w:spacing w:after="20"/>
+        <w:ind w:left="200"/>
+        <w:rPr>
+          <w:rFonts w:ascii="Times New Roman" w:cs="Times New Roman" w:eastAsia="Times New Roman" w:hAnsi="Times New Roman"/>
+          <w:sz w:val="24"/>
+          <w:szCs w:val="24"/>
+        </w:rPr>
+      </w:pPr>
+      <w:r>
+        <w:rPr>
+          <w:rFonts w:ascii="Times New Roman" w:cs="Times New Roman" w:eastAsia="Times New Roman" w:hAnsi="Times New Roman"/>
+          <w:sz w:val="24"/>
+          <w:szCs w:val="24"/>
+          <w:rtl w:val="0"/>
+        </w:rPr>
+        <w:t>→ Облікова розвилка агентської закупівлі (до бухгалтера): виручка по повній угоді (купівля-продаж із націнкою) чи лише комісія як виручка, а кошти клієнта — транзит/обов’язок? Це визначає оборот, проводки і податок.</w:t>
+      </w:r>
+    </w:p>
+    <w:p>
+      <w:pPr>
+        <w:spacing w:after="20"/>
+        <w:ind w:left="200"/>
+        <w:rPr>
+          <w:rFonts w:ascii="Times New Roman" w:cs="Times New Roman" w:eastAsia="Times New Roman" w:hAnsi="Times New Roman"/>
+          <w:sz w:val="24"/>
+          <w:szCs w:val="24"/>
+        </w:rPr>
+      </w:pPr>
+      <w:r>
+        <w:rPr>
+          <w:rFonts w:ascii="Times New Roman" w:cs="Times New Roman" w:eastAsia="Times New Roman" w:hAnsi="Times New Roman"/>
+          <w:sz w:val="24"/>
+          <w:szCs w:val="24"/>
+          <w:rtl w:val="0"/>
+        </w:rPr>
+        <w:t>→ Хронологія платежів: клієнт завжди платить вперед, чи буває, що авансуєте фабрику зі своїх? Як обліковувати розрив у часі?</w:t>
+      </w:r>
+    </w:p>
+    <w:p>
+      <w:pPr>
+        <w:spacing w:after="20"/>
+        <w:ind w:left="200"/>
+        <w:rPr>
+          <w:rFonts w:ascii="Times New Roman" w:cs="Times New Roman" w:eastAsia="Times New Roman" w:hAnsi="Times New Roman"/>
+          <w:sz w:val="24"/>
+          <w:szCs w:val="24"/>
+        </w:rPr>
+      </w:pPr>
+      <w:r>
+        <w:rPr>
+          <w:rFonts w:ascii="Times New Roman" w:cs="Times New Roman" w:eastAsia="Times New Roman" w:hAnsi="Times New Roman"/>
+          <w:sz w:val="24"/>
+          <w:szCs w:val="24"/>
+          <w:rtl w:val="0"/>
+        </w:rPr>
+        <w:t>→ Конвертація: на якому моменті фіксуєте курс і чий курс (узгоджено з D-12 — окремий документ).</w:t>
+      </w:r>
+    </w:p>
+    <w:p>
+      <w:pPr>
+        <w:spacing w:after="20"/>
+        <w:ind w:left="200"/>
+        <w:rPr>
+          <w:rFonts w:ascii="Times New Roman" w:cs="Times New Roman" w:eastAsia="Times New Roman" w:hAnsi="Times New Roman"/>
+          <w:sz w:val="24"/>
+          <w:szCs w:val="24"/>
+        </w:rPr>
+      </w:pPr>
+      <w:r>
+        <w:rPr>
+          <w:rFonts w:ascii="Times New Roman" w:cs="Times New Roman" w:eastAsia="Times New Roman" w:hAnsi="Times New Roman"/>
+          <w:sz w:val="24"/>
+          <w:szCs w:val="24"/>
+          <w:rtl w:val="0"/>
+        </w:rPr>
+        <w:t>→ AP: як зіставляєте рядок вхідного рахунку з послугою у відправці; дублі/переплати; часткові оплати агентам; витрати, рахунок по яких ще не прийшов (accrued).</w:t>
+      </w:r>
+    </w:p>
+    <w:p>
+      <w:pPr>
+        <w:spacing w:after="20"/>
+        <w:ind w:left="200"/>
+        <w:rPr>
+          <w:rFonts w:ascii="Times New Roman" w:cs="Times New Roman" w:eastAsia="Times New Roman" w:hAnsi="Times New Roman"/>
+          <w:sz w:val="24"/>
+          <w:szCs w:val="24"/>
+        </w:rPr>
+      </w:pPr>
+      <w:r>
+        <w:rPr>
+          <w:rFonts w:ascii="Times New Roman" w:cs="Times New Roman" w:eastAsia="Times New Roman" w:hAnsi="Times New Roman"/>
+          <w:sz w:val="24"/>
+          <w:szCs w:val="24"/>
+          <w:rtl w:val="0"/>
+        </w:rPr>
+        <w:t>→ Перевиставлення наскрізних витрат із націнкою — облікова механіка (окремий рядок / у сумі).</w:t>
+      </w:r>
+    </w:p>
+    <w:p>
+      <w:pPr>
+        <w:spacing w:after="20"/>
+        <w:ind w:left="200"/>
+        <w:rPr>
+          <w:rFonts w:ascii="Times New Roman" w:cs="Times New Roman" w:eastAsia="Times New Roman" w:hAnsi="Times New Roman"/>
+          <w:sz w:val="24"/>
+          <w:szCs w:val="24"/>
+        </w:rPr>
+      </w:pPr>
+      <w:r>
+        <w:rPr>
+          <w:rFonts w:ascii="Times New Roman" w:cs="Times New Roman" w:eastAsia="Times New Roman" w:hAnsi="Times New Roman"/>
+          <w:sz w:val="24"/>
+          <w:szCs w:val="24"/>
+          <w:rtl w:val="0"/>
+        </w:rPr>
+        <w:t>→ План рахунків Гонконгу: готова структура? хто веде облік? розмежування контурів (фінансовий/управлінський/бухгалтерський)? мультивалюта (база USD)? формат і періодичність консолідації для аудиторів?</w:t>
+      </w:r>
+    </w:p>
+    <w:p>
+      <w:pPr>
+        <w:spacing w:after="20"/>
+        <w:ind w:left="200"/>
+        <w:rPr>
+          <w:rFonts w:ascii="Times New Roman" w:cs="Times New Roman" w:eastAsia="Times New Roman" w:hAnsi="Times New Roman"/>
+          <w:sz w:val="24"/>
+          <w:szCs w:val="24"/>
+        </w:rPr>
+      </w:pPr>
+      <w:r>
+        <w:rPr>
+          <w:rFonts w:ascii="Times New Roman" w:cs="Times New Roman" w:eastAsia="Times New Roman" w:hAnsi="Times New Roman"/>
+          <w:sz w:val="24"/>
+          <w:szCs w:val="24"/>
+          <w:rtl w:val="0"/>
+        </w:rPr>
+        <w:t>→ Банк/каса: конвертація валют, перекази між рахунками, зняття/внесення готівки, банк-комісії; довідник рахунків для оплати (банк, валюта); обов’язкові поля картки контрагента.</w:t>
+      </w:r>
+    </w:p>
+    <w:p>
+      <w:pPr>
+        <w:spacing w:after="40"/>
+        <w:rPr>
+          <w:rFonts w:ascii="Times New Roman" w:cs="Times New Roman" w:eastAsia="Times New Roman" w:hAnsi="Times New Roman"/>
+          <w:sz w:val="24"/>
+          <w:szCs w:val="24"/>
+        </w:rPr>
+      </w:pPr>
+      <w:r>
+        <w:rPr>
+          <w:rFonts w:ascii="Times New Roman" w:cs="Times New Roman" w:eastAsia="Times New Roman" w:hAnsi="Times New Roman"/>
+          <w:b w:val="1"/>
+          <w:bCs w:val="1"/>
+          <w:sz w:val="24"/>
+          <w:szCs w:val="24"/>
+          <w:rtl w:val="0"/>
+        </w:rPr>
+        <w:t>Очікуваний результат:</w:t>
+      </w:r>
+    </w:p>
+    <w:p>
+      <w:pPr>
+        <w:spacing w:after="40"/>
+        <w:rPr>
+          <w:rFonts w:ascii="Times New Roman" w:cs="Times New Roman" w:eastAsia="Times New Roman" w:hAnsi="Times New Roman"/>
+          <w:sz w:val="24"/>
+          <w:szCs w:val="24"/>
+        </w:rPr>
+      </w:pPr>
+      <w:r>
+        <w:rPr>
+          <w:rFonts w:ascii="Times New Roman" w:cs="Times New Roman" w:eastAsia="Times New Roman" w:hAnsi="Times New Roman"/>
+          <w:sz w:val="24"/>
+          <w:szCs w:val="24"/>
+          <w:rtl w:val="0"/>
+        </w:rPr>
+        <w:t>Облікова модель агентської закупівлі (підтверджена бухгалтером); вимоги до AP + реєстру платежів; рекомендація з Accounting (план рахунків, валюти, контури, межа «Odoo консолідує / аудитор звітує»).</w:t>
+      </w:r>
+    </w:p>
+    <w:p>
+      <w:pPr>
+        <w:spacing w:after="40"/>
+        <w:rPr>
+          <w:rFonts w:ascii="Times New Roman" w:cs="Times New Roman" w:eastAsia="Times New Roman" w:hAnsi="Times New Roman"/>
+          <w:sz w:val="24"/>
+          <w:szCs w:val="24"/>
+        </w:rPr>
+      </w:pPr>
+      <w:r>
+        <w:rPr>
+          <w:rFonts w:ascii="Times New Roman" w:cs="Times New Roman" w:eastAsia="Times New Roman" w:hAnsi="Times New Roman"/>
+          <w:b w:val="1"/>
+          <w:bCs w:val="1"/>
+          <w:sz w:val="24"/>
+          <w:szCs w:val="24"/>
+          <w:rtl w:val="0"/>
+        </w:rPr>
+        <w:t>Ризики сесії:</w:t>
+      </w:r>
+    </w:p>
+    <w:p>
+      <w:pPr>
+        <w:spacing w:after="40"/>
+        <w:rPr>
+          <w:rFonts w:ascii="Times New Roman" w:cs="Times New Roman" w:eastAsia="Times New Roman" w:hAnsi="Times New Roman"/>
+          <w:sz w:val="24"/>
+          <w:szCs w:val="24"/>
+        </w:rPr>
+      </w:pPr>
+      <w:r>
+        <w:rPr>
+          <w:rFonts w:ascii="Times New Roman" w:cs="Times New Roman" w:eastAsia="Times New Roman" w:hAnsi="Times New Roman"/>
+          <w:sz w:val="24"/>
+          <w:szCs w:val="24"/>
+          <w:rtl w:val="0"/>
+        </w:rPr>
+        <w:t>Податково/юридично чутлива зона — без бухгалтера частина перенесеться. Сесія об’ємна; якщо банк/каса не вміщується — винести у хвіст С5. Не фіксувати остаточну трактовку, якщо власник вагається — лишити варіанти до підтвердження.</w:t>
+      </w:r>
+    </w:p>
+    <w:p>
+      <w:pPr>
+        <w:pBdr>
+          <w:bottom w:val="single" w:sz="6" w:space="6" w:color="CCCCCC"/>
+        </w:pBdr>
+        <w:spacing w:before="80" w:after="80"/>
+      </w:pPr>
+    </w:p>
+    <w:p>
+      <w:pPr>
+        <w:keepNext w:val="1"/>
+        <w:spacing w:before="140" w:after="60"/>
+        <w:rPr>
+          <w:rFonts w:ascii="Times New Roman" w:cs="Times New Roman" w:eastAsia="Times New Roman" w:hAnsi="Times New Roman"/>
+          <w:sz w:val="24"/>
+          <w:szCs w:val="24"/>
+        </w:rPr>
+      </w:pPr>
+      <w:r>
+        <w:rPr>
+          <w:rFonts w:ascii="Times New Roman" w:cs="Times New Roman" w:eastAsia="Times New Roman" w:hAnsi="Times New Roman"/>
+          <w:b w:val="1"/>
+          <w:bCs w:val="1"/>
+          <w:color w:val="3497db"/>
+          <w:sz w:val="24"/>
+          <w:szCs w:val="24"/>
+          <w:rtl w:val="0"/>
+        </w:rPr>
+        <w:t>Сесія 3: Бухгалтерський облік (Гонконг) — ОБ’ЄДНАНА З СЕСІЄЮ 2 (v1.1)</w:t>
+      </w:r>
+    </w:p>
+    <w:p>
+      <w:pPr>
+        <w:spacing w:after="40"/>
+        <w:rPr>
+          <w:rFonts w:ascii="Times New Roman" w:cs="Times New Roman" w:eastAsia="Times New Roman" w:hAnsi="Times New Roman"/>
+          <w:sz w:val="24"/>
+          <w:szCs w:val="24"/>
+        </w:rPr>
+      </w:pPr>
+      <w:r>
+        <w:rPr>
+          <w:rFonts w:ascii="Times New Roman" w:cs="Times New Roman" w:eastAsia="Times New Roman" w:hAnsi="Times New Roman"/>
+          <w:sz w:val="24"/>
+          <w:szCs w:val="24"/>
+          <w:rtl w:val="0"/>
+        </w:rPr>
+        <w:t>План рахунків Гонконгу, мультивалюта, контури і консолідація розглядаються в межах облікової Сесії 2 (разом із бухгалтером). Окрема сесія недоцільна: за словами власника діяльність проста, а трактовка прив’язана до агентської закупівлі.</w:t>
+      </w:r>
+    </w:p>
+    <w:p>
+      <w:pPr>
+        <w:pBdr>
+          <w:bottom w:val="single" w:sz="6" w:space="6" w:color="CCCCCC"/>
+        </w:pBdr>
+        <w:spacing w:before="80" w:after="80"/>
+      </w:pPr>
+    </w:p>
+    <w:p>
+      <w:pPr>
+        <w:keepNext w:val="1"/>
+        <w:spacing w:before="140" w:after="60"/>
+        <w:rPr>
+          <w:rFonts w:ascii="Times New Roman" w:cs="Times New Roman" w:eastAsia="Times New Roman" w:hAnsi="Times New Roman"/>
+          <w:sz w:val="24"/>
+          <w:szCs w:val="24"/>
+        </w:rPr>
+      </w:pPr>
+      <w:r>
+        <w:rPr>
+          <w:rFonts w:ascii="Times New Roman" w:cs="Times New Roman" w:eastAsia="Times New Roman" w:hAnsi="Times New Roman"/>
+          <w:b w:val="1"/>
+          <w:bCs w:val="1"/>
+          <w:color w:val="3497db"/>
+          <w:sz w:val="24"/>
+          <w:szCs w:val="24"/>
+          <w:rtl w:val="0"/>
+        </w:rPr>
+        <w:t>Сесія 4: Торгівля і товарний рух + товарні партії (landed cost)</w:t>
+      </w:r>
+    </w:p>
+    <w:p>
+      <w:pPr>
+        <w:spacing w:after="40"/>
+        <w:rPr>
+          <w:rFonts w:ascii="Times New Roman" w:cs="Times New Roman" w:eastAsia="Times New Roman" w:hAnsi="Times New Roman"/>
+          <w:sz w:val="24"/>
+          <w:szCs w:val="24"/>
+        </w:rPr>
+      </w:pPr>
+      <w:r>
+        <w:rPr>
+          <w:rFonts w:ascii="Times New Roman" w:cs="Times New Roman" w:eastAsia="Times New Roman" w:hAnsi="Times New Roman"/>
+          <w:sz w:val="24"/>
+          <w:szCs w:val="24"/>
+          <w:rtl w:val="0"/>
+        </w:rPr>
+        <w:t>Блок: B</w:t>
+      </w:r>
+    </w:p>
+    <w:p>
+      <w:pPr>
+        <w:spacing w:after="40"/>
+        <w:rPr>
+          <w:rFonts w:ascii="Times New Roman" w:cs="Times New Roman" w:eastAsia="Times New Roman" w:hAnsi="Times New Roman"/>
+          <w:sz w:val="24"/>
+          <w:szCs w:val="24"/>
+        </w:rPr>
+      </w:pPr>
+      <w:r>
+        <w:rPr>
+          <w:rFonts w:ascii="Times New Roman" w:cs="Times New Roman" w:eastAsia="Times New Roman" w:hAnsi="Times New Roman"/>
+          <w:sz w:val="24"/>
+          <w:szCs w:val="24"/>
+          <w:rtl w:val="0"/>
         </w:rPr>
         <w:t>Тривалість: 1.5–2 год</w:t>
       </w:r>
     </w:p>
     <w:p>
       <w:pPr>
-        <w:spacing w:after="80"/>
-      </w:pPr>
-      <w:r>
-        <w:rPr>
-          <w:b w:val="0"/>
-        </w:rPr>
-        <w:t>Учасники від клієнта: Станіслав (власник)</w:t>
-      </w:r>
-    </w:p>
-    <w:p>
-      <w:pPr>
-        <w:spacing w:after="80"/>
-      </w:pPr>
-      <w:r>
-        <w:rPr>
-          <w:b w:val="0"/>
+        <w:spacing w:after="40"/>
+        <w:rPr>
+          <w:rFonts w:ascii="Times New Roman" w:cs="Times New Roman" w:eastAsia="Times New Roman" w:hAnsi="Times New Roman"/>
+          <w:sz w:val="24"/>
+          <w:szCs w:val="24"/>
+        </w:rPr>
+      </w:pPr>
+      <w:r>
+        <w:rPr>
+          <w:rFonts w:ascii="Times New Roman" w:cs="Times New Roman" w:eastAsia="Times New Roman" w:hAnsi="Times New Roman"/>
+          <w:sz w:val="24"/>
+          <w:szCs w:val="24"/>
+          <w:rtl w:val="0"/>
+        </w:rPr>
+        <w:t>Учасники від клієнта: Станіслав; особа, що працює зі складом/закупівлями</w:t>
+      </w:r>
+    </w:p>
+    <w:p>
+      <w:pPr>
+        <w:spacing w:after="40"/>
+        <w:rPr>
+          <w:rFonts w:ascii="Times New Roman" w:cs="Times New Roman" w:eastAsia="Times New Roman" w:hAnsi="Times New Roman"/>
+          <w:sz w:val="24"/>
+          <w:szCs w:val="24"/>
+        </w:rPr>
+      </w:pPr>
+      <w:r>
+        <w:rPr>
+          <w:rFonts w:ascii="Times New Roman" w:cs="Times New Roman" w:eastAsia="Times New Roman" w:hAnsi="Times New Roman"/>
+          <w:sz w:val="24"/>
+          <w:szCs w:val="24"/>
+          <w:rtl w:val="0"/>
+        </w:rPr>
+        <w:t>Ведучий від нас: BA + архітектор (демо)</w:t>
+      </w:r>
+    </w:p>
+    <w:p>
+      <w:pPr>
+        <w:spacing w:after="40"/>
+        <w:rPr>
+          <w:rFonts w:ascii="Times New Roman" w:cs="Times New Roman" w:eastAsia="Times New Roman" w:hAnsi="Times New Roman"/>
+          <w:sz w:val="24"/>
+          <w:szCs w:val="24"/>
+        </w:rPr>
+      </w:pPr>
+      <w:r>
+        <w:rPr>
+          <w:rFonts w:ascii="Times New Roman" w:cs="Times New Roman" w:eastAsia="Times New Roman" w:hAnsi="Times New Roman"/>
+          <w:b w:val="1"/>
+          <w:bCs w:val="1"/>
+          <w:sz w:val="24"/>
+          <w:szCs w:val="24"/>
+          <w:rtl w:val="0"/>
+        </w:rPr>
+        <w:t>Ціль сесії:</w:t>
+      </w:r>
+    </w:p>
+    <w:p>
+      <w:pPr>
+        <w:spacing w:after="40"/>
+        <w:rPr>
+          <w:rFonts w:ascii="Times New Roman" w:cs="Times New Roman" w:eastAsia="Times New Roman" w:hAnsi="Times New Roman"/>
+          <w:sz w:val="24"/>
+          <w:szCs w:val="24"/>
+        </w:rPr>
+      </w:pPr>
+      <w:r>
+        <w:rPr>
+          <w:rFonts w:ascii="Times New Roman" w:cs="Times New Roman" w:eastAsia="Times New Roman" w:hAnsi="Times New Roman"/>
+          <w:sz w:val="24"/>
+          <w:szCs w:val="24"/>
+          <w:rtl w:val="0"/>
+        </w:rPr>
+        <w:t xml:space="preserve">Вимоги до обліку товарних партій, закупівель і складського руху (примітивний box-moving) + </w:t>
+      </w:r>
+      <w:r>
+        <w:rPr>
+          <w:rFonts w:ascii="Times New Roman" w:cs="Times New Roman" w:eastAsia="Times New Roman" w:hAnsi="Times New Roman"/>
+          <w:b w:val="1"/>
+          <w:bCs w:val="1"/>
+          <w:sz w:val="24"/>
+          <w:szCs w:val="24"/>
+          <w:rtl w:val="0"/>
+        </w:rPr>
+        <w:t>механіка рознесення витрат на собівартість партії (landed cost)</w:t>
+      </w:r>
+      <w:r>
+        <w:rPr>
+          <w:rFonts w:ascii="Times New Roman" w:cs="Times New Roman" w:eastAsia="Times New Roman" w:hAnsi="Times New Roman"/>
+          <w:sz w:val="24"/>
+          <w:szCs w:val="24"/>
+          <w:rtl w:val="0"/>
+        </w:rPr>
+        <w:t>.</w:t>
+      </w:r>
+    </w:p>
+    <w:p>
+      <w:pPr>
+        <w:spacing w:after="40"/>
+        <w:rPr>
+          <w:rFonts w:ascii="Times New Roman" w:cs="Times New Roman" w:eastAsia="Times New Roman" w:hAnsi="Times New Roman"/>
+          <w:sz w:val="24"/>
+          <w:szCs w:val="24"/>
+        </w:rPr>
+      </w:pPr>
+      <w:r>
+        <w:rPr>
+          <w:rFonts w:ascii="Times New Roman" w:cs="Times New Roman" w:eastAsia="Times New Roman" w:hAnsi="Times New Roman"/>
+          <w:b w:val="1"/>
+          <w:bCs w:val="1"/>
+          <w:sz w:val="24"/>
+          <w:szCs w:val="24"/>
+          <w:rtl w:val="0"/>
+        </w:rPr>
+        <w:t>Питання для дослідження:</w:t>
+      </w:r>
+    </w:p>
+    <w:p>
+      <w:pPr>
+        <w:spacing w:after="20"/>
+        <w:ind w:left="200"/>
+        <w:rPr>
+          <w:rFonts w:ascii="Times New Roman" w:cs="Times New Roman" w:eastAsia="Times New Roman" w:hAnsi="Times New Roman"/>
+          <w:sz w:val="24"/>
+          <w:szCs w:val="24"/>
+        </w:rPr>
+      </w:pPr>
+      <w:r>
+        <w:rPr>
+          <w:rFonts w:ascii="Times New Roman" w:cs="Times New Roman" w:eastAsia="Times New Roman" w:hAnsi="Times New Roman"/>
+          <w:sz w:val="24"/>
+          <w:szCs w:val="24"/>
+          <w:rtl w:val="0"/>
+        </w:rPr>
+        <w:t xml:space="preserve">→ </w:t>
+      </w:r>
+      <w:r>
+        <w:rPr>
+          <w:rFonts w:ascii="Times New Roman" w:cs="Times New Roman" w:eastAsia="Times New Roman" w:hAnsi="Times New Roman"/>
+          <w:b w:val="1"/>
+          <w:bCs w:val="1"/>
+          <w:sz w:val="24"/>
+          <w:szCs w:val="24"/>
+          <w:rtl w:val="0"/>
+        </w:rPr>
+        <w:t>Landed cost (ключове):</w:t>
+      </w:r>
+      <w:r>
+        <w:rPr>
+          <w:rFonts w:ascii="Times New Roman" w:cs="Times New Roman" w:eastAsia="Times New Roman" w:hAnsi="Times New Roman"/>
+          <w:sz w:val="24"/>
+          <w:szCs w:val="24"/>
+          <w:rtl w:val="0"/>
+        </w:rPr>
+        <w:t xml:space="preserve"> як має працювати рознесення витрат субпідрядників на собівартість партії (приклад «100 + доставка 5 = 105»); бажано авто з рахунку постачальника, у т.ч. коли витрати додаються поступово кількома рахунками.</w:t>
+      </w:r>
+    </w:p>
+    <w:p>
+      <w:pPr>
+        <w:spacing w:after="20"/>
+        <w:ind w:left="200"/>
+        <w:rPr>
+          <w:rFonts w:ascii="Times New Roman" w:cs="Times New Roman" w:eastAsia="Times New Roman" w:hAnsi="Times New Roman"/>
+          <w:sz w:val="24"/>
+          <w:szCs w:val="24"/>
+        </w:rPr>
+      </w:pPr>
+      <w:r>
+        <w:rPr>
+          <w:rFonts w:ascii="Times New Roman" w:cs="Times New Roman" w:eastAsia="Times New Roman" w:hAnsi="Times New Roman"/>
+          <w:sz w:val="24"/>
+          <w:szCs w:val="24"/>
+          <w:rtl w:val="0"/>
+        </w:rPr>
+        <w:t>→ Два сценарії: ExWorks купив/продав без фізичного руху і консолідаційний склад + box-moving — як обидва відображаються документами.</w:t>
+      </w:r>
+    </w:p>
+    <w:p>
+      <w:pPr>
+        <w:spacing w:after="20"/>
+        <w:ind w:left="200"/>
+        <w:rPr>
+          <w:rFonts w:ascii="Times New Roman" w:cs="Times New Roman" w:eastAsia="Times New Roman" w:hAnsi="Times New Roman"/>
+          <w:sz w:val="24"/>
+          <w:szCs w:val="24"/>
+        </w:rPr>
+      </w:pPr>
+      <w:r>
+        <w:rPr>
+          <w:rFonts w:ascii="Times New Roman" w:cs="Times New Roman" w:eastAsia="Times New Roman" w:hAnsi="Times New Roman"/>
+          <w:sz w:val="24"/>
+          <w:szCs w:val="24"/>
+          <w:rtl w:val="0"/>
+        </w:rPr>
+        <w:t>→ Повноцінні документи закупівлі: хто оформлює, які поля, як пов’язані з продажем.</w:t>
+      </w:r>
+    </w:p>
+    <w:p>
+      <w:pPr>
+        <w:spacing w:after="20"/>
+        <w:ind w:left="200"/>
+        <w:rPr>
+          <w:rFonts w:ascii="Times New Roman" w:cs="Times New Roman" w:eastAsia="Times New Roman" w:hAnsi="Times New Roman"/>
+          <w:sz w:val="24"/>
+          <w:szCs w:val="24"/>
+        </w:rPr>
+      </w:pPr>
+      <w:r>
+        <w:rPr>
+          <w:rFonts w:ascii="Times New Roman" w:cs="Times New Roman" w:eastAsia="Times New Roman" w:hAnsi="Times New Roman"/>
+          <w:sz w:val="24"/>
+          <w:szCs w:val="24"/>
+          <w:rtl w:val="0"/>
+        </w:rPr>
+        <w:t>→ Складський рух партій (об’єднання/розділення коробок) — як обліковувати (ФІФО, без серійників — D-9).</w:t>
+      </w:r>
+    </w:p>
+    <w:p>
+      <w:pPr>
+        <w:spacing w:after="20"/>
+        <w:ind w:left="200"/>
+        <w:rPr>
+          <w:rFonts w:ascii="Times New Roman" w:cs="Times New Roman" w:eastAsia="Times New Roman" w:hAnsi="Times New Roman"/>
+          <w:sz w:val="24"/>
+          <w:szCs w:val="24"/>
+        </w:rPr>
+      </w:pPr>
+      <w:r>
+        <w:rPr>
+          <w:rFonts w:ascii="Times New Roman" w:cs="Times New Roman" w:eastAsia="Times New Roman" w:hAnsi="Times New Roman"/>
+          <w:sz w:val="24"/>
+          <w:szCs w:val="24"/>
+          <w:rtl w:val="0"/>
+        </w:rPr>
+        <w:t>→ Як визначається собівартість товару в партії для торгової маржі.</w:t>
+      </w:r>
+    </w:p>
+    <w:p>
+      <w:pPr>
+        <w:spacing w:after="20"/>
+        <w:ind w:left="200"/>
+        <w:rPr>
+          <w:rFonts w:ascii="Times New Roman" w:cs="Times New Roman" w:eastAsia="Times New Roman" w:hAnsi="Times New Roman"/>
+          <w:sz w:val="24"/>
+          <w:szCs w:val="24"/>
+        </w:rPr>
+      </w:pPr>
+      <w:r>
+        <w:rPr>
+          <w:rFonts w:ascii="Times New Roman" w:cs="Times New Roman" w:eastAsia="Times New Roman" w:hAnsi="Times New Roman"/>
+          <w:sz w:val="24"/>
+          <w:szCs w:val="24"/>
+          <w:rtl w:val="0"/>
+        </w:rPr>
+        <w:t>→ Чи перетинається товарний рух з логістичними послугами в одному замовленні.</w:t>
+      </w:r>
+    </w:p>
+    <w:p>
+      <w:pPr>
+        <w:spacing w:after="40"/>
+        <w:rPr>
+          <w:rFonts w:ascii="Times New Roman" w:cs="Times New Roman" w:eastAsia="Times New Roman" w:hAnsi="Times New Roman"/>
+          <w:sz w:val="24"/>
+          <w:szCs w:val="24"/>
+        </w:rPr>
+      </w:pPr>
+      <w:r>
+        <w:rPr>
+          <w:rFonts w:ascii="Times New Roman" w:cs="Times New Roman" w:eastAsia="Times New Roman" w:hAnsi="Times New Roman"/>
+          <w:b w:val="1"/>
+          <w:bCs w:val="1"/>
+          <w:sz w:val="24"/>
+          <w:szCs w:val="24"/>
+          <w:rtl w:val="0"/>
+        </w:rPr>
+        <w:t>Очікуваний результат:</w:t>
+      </w:r>
+    </w:p>
+    <w:p>
+      <w:pPr>
+        <w:spacing w:after="40"/>
+        <w:rPr>
+          <w:rFonts w:ascii="Times New Roman" w:cs="Times New Roman" w:eastAsia="Times New Roman" w:hAnsi="Times New Roman"/>
+          <w:sz w:val="24"/>
+          <w:szCs w:val="24"/>
+        </w:rPr>
+      </w:pPr>
+      <w:r>
+        <w:rPr>
+          <w:rFonts w:ascii="Times New Roman" w:cs="Times New Roman" w:eastAsia="Times New Roman" w:hAnsi="Times New Roman"/>
+          <w:sz w:val="24"/>
+          <w:szCs w:val="24"/>
+          <w:rtl w:val="0"/>
+        </w:rPr>
+        <w:t xml:space="preserve">Вимоги до спрощених Purchase/Inventory; модель руху товарних партій; </w:t>
+      </w:r>
+      <w:r>
+        <w:rPr>
+          <w:rFonts w:ascii="Times New Roman" w:cs="Times New Roman" w:eastAsia="Times New Roman" w:hAnsi="Times New Roman"/>
+          <w:b w:val="1"/>
+          <w:bCs w:val="1"/>
+          <w:sz w:val="24"/>
+          <w:szCs w:val="24"/>
+          <w:rtl w:val="0"/>
+        </w:rPr>
+        <w:t>підтверджена осуществимість landed cost (Q-13) + результат керованого демо Odoo (R-5)</w:t>
+      </w:r>
+      <w:r>
+        <w:rPr>
+          <w:rFonts w:ascii="Times New Roman" w:cs="Times New Roman" w:eastAsia="Times New Roman" w:hAnsi="Times New Roman"/>
+          <w:sz w:val="24"/>
+          <w:szCs w:val="24"/>
+          <w:rtl w:val="0"/>
+        </w:rPr>
+        <w:t>.</w:t>
+      </w:r>
+    </w:p>
+    <w:p>
+      <w:pPr>
+        <w:spacing w:after="40"/>
+        <w:rPr>
+          <w:rFonts w:ascii="Times New Roman" w:cs="Times New Roman" w:eastAsia="Times New Roman" w:hAnsi="Times New Roman"/>
+          <w:sz w:val="24"/>
+          <w:szCs w:val="24"/>
+        </w:rPr>
+      </w:pPr>
+      <w:r>
+        <w:rPr>
+          <w:rFonts w:ascii="Times New Roman" w:cs="Times New Roman" w:eastAsia="Times New Roman" w:hAnsi="Times New Roman"/>
+          <w:b w:val="1"/>
+          <w:bCs w:val="1"/>
+          <w:sz w:val="24"/>
+          <w:szCs w:val="24"/>
+          <w:rtl w:val="0"/>
+        </w:rPr>
+        <w:t>Ризики сесії:</w:t>
+      </w:r>
+    </w:p>
+    <w:p>
+      <w:pPr>
+        <w:spacing w:after="40"/>
+        <w:rPr>
+          <w:rFonts w:ascii="Times New Roman" w:cs="Times New Roman" w:eastAsia="Times New Roman" w:hAnsi="Times New Roman"/>
+          <w:sz w:val="24"/>
+          <w:szCs w:val="24"/>
+        </w:rPr>
+      </w:pPr>
+      <w:r>
+        <w:rPr>
+          <w:rFonts w:ascii="Times New Roman" w:cs="Times New Roman" w:eastAsia="Times New Roman" w:hAnsi="Times New Roman"/>
+          <w:sz w:val="24"/>
+          <w:szCs w:val="24"/>
+          <w:rtl w:val="0"/>
+        </w:rPr>
+        <w:t>R-6 — landed cost може потребувати кастому; перевірити технічно ДО сесії, на демо показати наявний механізм. Не перевантажити складським функціоналом — клієнт прямо сказав «все дуже просто».</w:t>
+      </w:r>
+    </w:p>
+    <w:p>
+      <w:pPr>
+        <w:pBdr>
+          <w:bottom w:val="single" w:sz="6" w:space="6" w:color="CCCCCC"/>
+        </w:pBdr>
+        <w:spacing w:before="80" w:after="80"/>
+      </w:pPr>
+    </w:p>
+    <w:p>
+      <w:pPr>
+        <w:keepNext w:val="1"/>
+        <w:spacing w:before="140" w:after="60"/>
+        <w:rPr>
+          <w:rFonts w:ascii="Times New Roman" w:cs="Times New Roman" w:eastAsia="Times New Roman" w:hAnsi="Times New Roman"/>
+          <w:sz w:val="24"/>
+          <w:szCs w:val="24"/>
+        </w:rPr>
+      </w:pPr>
+      <w:r>
+        <w:rPr>
+          <w:rFonts w:ascii="Times New Roman" w:cs="Times New Roman" w:eastAsia="Times New Roman" w:hAnsi="Times New Roman"/>
+          <w:b w:val="1"/>
+          <w:bCs w:val="1"/>
+          <w:color w:val="3497db"/>
+          <w:sz w:val="24"/>
+          <w:szCs w:val="24"/>
+          <w:rtl w:val="0"/>
+        </w:rPr>
+        <w:t>Сесія 5: Розрахунки з клієнтами (AR), прибутковість + управлінська звітність і права доступу</w:t>
+      </w:r>
+    </w:p>
+    <w:p>
+      <w:pPr>
+        <w:spacing w:after="40"/>
+        <w:rPr>
+          <w:rFonts w:ascii="Times New Roman" w:cs="Times New Roman" w:eastAsia="Times New Roman" w:hAnsi="Times New Roman"/>
+          <w:sz w:val="24"/>
+          <w:szCs w:val="24"/>
+        </w:rPr>
+      </w:pPr>
+      <w:r>
+        <w:rPr>
+          <w:rFonts w:ascii="Times New Roman" w:cs="Times New Roman" w:eastAsia="Times New Roman" w:hAnsi="Times New Roman"/>
+          <w:sz w:val="24"/>
+          <w:szCs w:val="24"/>
+          <w:rtl w:val="0"/>
+        </w:rPr>
+        <w:t>Блок: B/C</w:t>
+      </w:r>
+    </w:p>
+    <w:p>
+      <w:pPr>
+        <w:spacing w:after="40"/>
+        <w:rPr>
+          <w:rFonts w:ascii="Times New Roman" w:cs="Times New Roman" w:eastAsia="Times New Roman" w:hAnsi="Times New Roman"/>
+          <w:sz w:val="24"/>
+          <w:szCs w:val="24"/>
+        </w:rPr>
+      </w:pPr>
+      <w:r>
+        <w:rPr>
+          <w:rFonts w:ascii="Times New Roman" w:cs="Times New Roman" w:eastAsia="Times New Roman" w:hAnsi="Times New Roman"/>
+          <w:sz w:val="24"/>
+          <w:szCs w:val="24"/>
+          <w:rtl w:val="0"/>
+        </w:rPr>
+        <w:t>Тривалість: 2 год (об’єднана сесія)</w:t>
+      </w:r>
+    </w:p>
+    <w:p>
+      <w:pPr>
+        <w:spacing w:after="40"/>
+        <w:rPr>
+          <w:rFonts w:ascii="Times New Roman" w:cs="Times New Roman" w:eastAsia="Times New Roman" w:hAnsi="Times New Roman"/>
+          <w:sz w:val="24"/>
+          <w:szCs w:val="24"/>
+        </w:rPr>
+      </w:pPr>
+      <w:r>
+        <w:rPr>
+          <w:rFonts w:ascii="Times New Roman" w:cs="Times New Roman" w:eastAsia="Times New Roman" w:hAnsi="Times New Roman"/>
+          <w:sz w:val="24"/>
+          <w:szCs w:val="24"/>
+          <w:rtl w:val="0"/>
+        </w:rPr>
+        <w:t>Учасники від клієнта: Станіслав; бажано бухгалтер</w:t>
+      </w:r>
+    </w:p>
+    <w:p>
+      <w:pPr>
+        <w:spacing w:after="40"/>
+        <w:rPr>
+          <w:rFonts w:ascii="Times New Roman" w:cs="Times New Roman" w:eastAsia="Times New Roman" w:hAnsi="Times New Roman"/>
+          <w:sz w:val="24"/>
+          <w:szCs w:val="24"/>
+        </w:rPr>
+      </w:pPr>
+      <w:r>
+        <w:rPr>
+          <w:rFonts w:ascii="Times New Roman" w:cs="Times New Roman" w:eastAsia="Times New Roman" w:hAnsi="Times New Roman"/>
+          <w:sz w:val="24"/>
+          <w:szCs w:val="24"/>
+          <w:rtl w:val="0"/>
         </w:rPr>
         <w:t>Ведучий від нас: BA + архітектор</w:t>
       </w:r>
     </w:p>
     <w:p>
       <w:pPr>
-        <w:spacing w:after="80"/>
-      </w:pPr>
-      <w:r>
-        <w:rPr>
-          <w:b/>
+        <w:spacing w:before="60" w:after="60"/>
+        <w:ind w:left="360"/>
+        <w:rPr>
+          <w:rFonts w:ascii="Times New Roman" w:cs="Times New Roman" w:eastAsia="Times New Roman" w:hAnsi="Times New Roman"/>
+          <w:sz w:val="21"/>
+          <w:szCs w:val="21"/>
+        </w:rPr>
+      </w:pPr>
+      <w:r>
+        <w:rPr>
+          <w:rFonts w:ascii="Times New Roman" w:cs="Times New Roman" w:eastAsia="Times New Roman" w:hAnsi="Times New Roman"/>
+          <w:color w:val="595959"/>
+          <w:sz w:val="21"/>
+          <w:szCs w:val="21"/>
+          <w:rtl w:val="0"/>
+        </w:rPr>
+        <w:t>Об’єднує колишні Сесії 5 і 6. Звітність по маржі і права доступу — пряме продовження AR/прибутковості; модель прав тривіальна (менеджер бачить лише «сплачено/не сплачено»).</w:t>
+      </w:r>
+    </w:p>
+    <w:p>
+      <w:pPr>
+        <w:spacing w:after="40"/>
+        <w:rPr>
+          <w:rFonts w:ascii="Times New Roman" w:cs="Times New Roman" w:eastAsia="Times New Roman" w:hAnsi="Times New Roman"/>
+          <w:sz w:val="24"/>
+          <w:szCs w:val="24"/>
+        </w:rPr>
+      </w:pPr>
+      <w:r>
+        <w:rPr>
+          <w:rFonts w:ascii="Times New Roman" w:cs="Times New Roman" w:eastAsia="Times New Roman" w:hAnsi="Times New Roman"/>
+          <w:b w:val="1"/>
+          <w:bCs w:val="1"/>
+          <w:sz w:val="24"/>
+          <w:szCs w:val="24"/>
+          <w:rtl w:val="0"/>
         </w:rPr>
         <w:t>Ціль сесії:</w:t>
       </w:r>
     </w:p>
     <w:p>
       <w:pPr>
-        <w:spacing w:after="80"/>
-      </w:pPr>
-      <w:r>
-        <w:rPr>
-          <w:b w:val="0"/>
-        </w:rPr>
-        <w:t>Зафіксувати end-to-end обліковий шлях відправки і вимоги до кастомних форм транспортних документів та довідників.</w:t>
-      </w:r>
-    </w:p>
-    <w:p>
-      <w:pPr>
-        <w:spacing w:after="80"/>
-      </w:pPr>
-      <w:r>
-        <w:rPr>
-          <w:b/>
+        <w:spacing w:after="40"/>
+        <w:rPr>
+          <w:rFonts w:ascii="Times New Roman" w:cs="Times New Roman" w:eastAsia="Times New Roman" w:hAnsi="Times New Roman"/>
+          <w:sz w:val="24"/>
+          <w:szCs w:val="24"/>
+        </w:rPr>
+      </w:pPr>
+      <w:r>
+        <w:rPr>
+          <w:rFonts w:ascii="Times New Roman" w:cs="Times New Roman" w:eastAsia="Times New Roman" w:hAnsi="Times New Roman"/>
+          <w:sz w:val="24"/>
+          <w:szCs w:val="24"/>
+          <w:rtl w:val="0"/>
+        </w:rPr>
+        <w:t>Модель інвойсингу клієнтам, взаєморозрахунків і розрахунку прибутковості по відправці (головний business case); перелік звітів/дашбордів і матриця прав доступу.</w:t>
+      </w:r>
+    </w:p>
+    <w:p>
+      <w:pPr>
+        <w:spacing w:after="40"/>
+        <w:rPr>
+          <w:rFonts w:ascii="Times New Roman" w:cs="Times New Roman" w:eastAsia="Times New Roman" w:hAnsi="Times New Roman"/>
+          <w:sz w:val="24"/>
+          <w:szCs w:val="24"/>
+        </w:rPr>
+      </w:pPr>
+      <w:r>
+        <w:rPr>
+          <w:rFonts w:ascii="Times New Roman" w:cs="Times New Roman" w:eastAsia="Times New Roman" w:hAnsi="Times New Roman"/>
+          <w:b w:val="1"/>
+          <w:bCs w:val="1"/>
+          <w:sz w:val="24"/>
+          <w:szCs w:val="24"/>
+          <w:rtl w:val="0"/>
         </w:rPr>
         <w:t>Питання для дослідження:</w:t>
       </w:r>
     </w:p>
     <w:p>
       <w:pPr>
+        <w:spacing w:after="20"/>
+        <w:ind w:left="200"/>
+        <w:rPr>
+          <w:rFonts w:ascii="Times New Roman" w:cs="Times New Roman" w:eastAsia="Times New Roman" w:hAnsi="Times New Roman"/>
+          <w:sz w:val="24"/>
+          <w:szCs w:val="24"/>
+        </w:rPr>
+      </w:pPr>
+      <w:r>
+        <w:rPr>
+          <w:rFonts w:ascii="Times New Roman" w:cs="Times New Roman" w:eastAsia="Times New Roman" w:hAnsi="Times New Roman"/>
+          <w:sz w:val="24"/>
+          <w:szCs w:val="24"/>
+          <w:rtl w:val="0"/>
+        </w:rPr>
+        <w:t>→ Рахунки: по кожній відправці + об’єднання у стейтмент (тижневий/місячний) — як формується стейтмент.</w:t>
+      </w:r>
+    </w:p>
+    <w:p>
+      <w:pPr>
+        <w:spacing w:after="20"/>
+        <w:ind w:left="200"/>
+        <w:rPr>
+          <w:rFonts w:ascii="Times New Roman" w:cs="Times New Roman" w:eastAsia="Times New Roman" w:hAnsi="Times New Roman"/>
+          <w:sz w:val="24"/>
+          <w:szCs w:val="24"/>
+        </w:rPr>
+      </w:pPr>
+      <w:r>
+        <w:rPr>
+          <w:rFonts w:ascii="Times New Roman" w:cs="Times New Roman" w:eastAsia="Times New Roman" w:hAnsi="Times New Roman"/>
+          <w:sz w:val="24"/>
+          <w:szCs w:val="24"/>
+          <w:rtl w:val="0"/>
+        </w:rPr>
+        <w:t>→ Аванси і відстрочки: як обліковувати (штрафних санкцій немає — X-8).</w:t>
+      </w:r>
+    </w:p>
+    <w:p>
+      <w:pPr>
+        <w:spacing w:after="20"/>
+        <w:ind w:left="200"/>
+        <w:rPr>
+          <w:rFonts w:ascii="Times New Roman" w:cs="Times New Roman" w:eastAsia="Times New Roman" w:hAnsi="Times New Roman"/>
+          <w:sz w:val="24"/>
+          <w:szCs w:val="24"/>
+        </w:rPr>
+      </w:pPr>
+      <w:r>
+        <w:rPr>
+          <w:rFonts w:ascii="Times New Roman" w:cs="Times New Roman" w:eastAsia="Times New Roman" w:hAnsi="Times New Roman"/>
+          <w:sz w:val="24"/>
+          <w:szCs w:val="24"/>
+          <w:rtl w:val="0"/>
+        </w:rPr>
+        <w:t>→ Прибутковість = виручка − витрати; у який момент маржа стає «фактичною»; accrued-витрати (зв’язок із С2).</w:t>
+      </w:r>
+    </w:p>
+    <w:p>
+      <w:pPr>
+        <w:spacing w:after="20"/>
+        <w:ind w:left="200"/>
+        <w:rPr>
+          <w:rFonts w:ascii="Times New Roman" w:cs="Times New Roman" w:eastAsia="Times New Roman" w:hAnsi="Times New Roman"/>
+          <w:sz w:val="24"/>
+          <w:szCs w:val="24"/>
+        </w:rPr>
+      </w:pPr>
+      <w:r>
+        <w:rPr>
+          <w:rFonts w:ascii="Times New Roman" w:cs="Times New Roman" w:eastAsia="Times New Roman" w:hAnsi="Times New Roman"/>
+          <w:sz w:val="24"/>
+          <w:szCs w:val="24"/>
+          <w:rtl w:val="0"/>
+        </w:rPr>
+        <w:t>→ Перевиставлення наскрізних витрат із націнкою — підтвердити облікову механіку (узгодити з С2).</w:t>
+      </w:r>
+    </w:p>
+    <w:p>
+      <w:pPr>
+        <w:spacing w:after="20"/>
+        <w:ind w:left="200"/>
+        <w:rPr>
+          <w:rFonts w:ascii="Times New Roman" w:cs="Times New Roman" w:eastAsia="Times New Roman" w:hAnsi="Times New Roman"/>
+          <w:sz w:val="24"/>
+          <w:szCs w:val="24"/>
+        </w:rPr>
+      </w:pPr>
+      <w:r>
+        <w:rPr>
+          <w:rFonts w:ascii="Times New Roman" w:cs="Times New Roman" w:eastAsia="Times New Roman" w:hAnsi="Times New Roman"/>
+          <w:sz w:val="24"/>
+          <w:szCs w:val="24"/>
+          <w:rtl w:val="0"/>
+        </w:rPr>
+        <w:t>→ Довідник рахунків для оплати (банк, валюта) у вихідному рахунку — структура.</w:t>
+      </w:r>
+    </w:p>
+    <w:p>
+      <w:pPr>
+        <w:spacing w:after="20"/>
+        <w:ind w:left="200"/>
+        <w:rPr>
+          <w:rFonts w:ascii="Times New Roman" w:cs="Times New Roman" w:eastAsia="Times New Roman" w:hAnsi="Times New Roman"/>
+          <w:sz w:val="24"/>
+          <w:szCs w:val="24"/>
+        </w:rPr>
+      </w:pPr>
+      <w:r>
+        <w:rPr>
+          <w:rFonts w:ascii="Times New Roman" w:cs="Times New Roman" w:eastAsia="Times New Roman" w:hAnsi="Times New Roman"/>
+          <w:sz w:val="24"/>
+          <w:szCs w:val="24"/>
+          <w:rtl w:val="0"/>
+        </w:rPr>
+        <w:t>→ Помісячний звіт по закритих відправках (вхід для розрахунку ЗП — сам payroll поза системою, X-15): склад, формула.</w:t>
+      </w:r>
+    </w:p>
+    <w:p>
+      <w:pPr>
+        <w:spacing w:after="20"/>
+        <w:ind w:left="200"/>
+        <w:rPr>
+          <w:rFonts w:ascii="Times New Roman" w:cs="Times New Roman" w:eastAsia="Times New Roman" w:hAnsi="Times New Roman"/>
+          <w:sz w:val="24"/>
+          <w:szCs w:val="24"/>
+        </w:rPr>
+      </w:pPr>
+      <w:r>
+        <w:rPr>
+          <w:rFonts w:ascii="Times New Roman" w:cs="Times New Roman" w:eastAsia="Times New Roman" w:hAnsi="Times New Roman"/>
+          <w:sz w:val="24"/>
+          <w:szCs w:val="24"/>
+          <w:rtl w:val="0"/>
+        </w:rPr>
+        <w:t>→ Розрізи маржі (клієнти, менеджери, періоди; маршрути/перевізники — другий етап); фінансові звіти власнику.</w:t>
+      </w:r>
+    </w:p>
+    <w:p>
+      <w:pPr>
+        <w:spacing w:after="20"/>
+        <w:ind w:left="200"/>
+        <w:rPr>
+          <w:rFonts w:ascii="Times New Roman" w:cs="Times New Roman" w:eastAsia="Times New Roman" w:hAnsi="Times New Roman"/>
+          <w:sz w:val="24"/>
+          <w:szCs w:val="24"/>
+        </w:rPr>
+      </w:pPr>
+      <w:r>
+        <w:rPr>
+          <w:rFonts w:ascii="Times New Roman" w:cs="Times New Roman" w:eastAsia="Times New Roman" w:hAnsi="Times New Roman"/>
+          <w:sz w:val="24"/>
+          <w:szCs w:val="24"/>
+          <w:rtl w:val="0"/>
+        </w:rPr>
+        <w:t>→ Матриця прав: менеджери бачать лише «сплачено/не сплачено», без фінансових документів; хто редагує довідники; чи потрібен журнал аудиту змін.</w:t>
+      </w:r>
+    </w:p>
+    <w:p>
+      <w:pPr>
         <w:spacing w:after="40"/>
-      </w:pPr>
-      <w:r>
-        <w:rPr>
-          <w:b/>
-        </w:rPr>
-        <w:t xml:space="preserve">→ </w:t>
-      </w:r>
-      <w:r>
-        <w:rPr>
-          <w:b/>
-        </w:rPr>
-        <w:t xml:space="preserve">Покажіть на реальному прикладі шлях відправки: </w:t>
-      </w:r>
-      <w:r>
-        <w:rPr>
-          <w:b w:val="0"/>
-        </w:rPr>
-        <w:t>погодження ставок з агентом і покупцем → бронювання → транспортні документи → інвойси вхідні/вихідні → контроль оплат → закриття.</w:t>
+        <w:rPr>
+          <w:rFonts w:ascii="Times New Roman" w:cs="Times New Roman" w:eastAsia="Times New Roman" w:hAnsi="Times New Roman"/>
+          <w:sz w:val="24"/>
+          <w:szCs w:val="24"/>
+        </w:rPr>
+      </w:pPr>
+      <w:r>
+        <w:rPr>
+          <w:rFonts w:ascii="Times New Roman" w:cs="Times New Roman" w:eastAsia="Times New Roman" w:hAnsi="Times New Roman"/>
+          <w:b w:val="1"/>
+          <w:bCs w:val="1"/>
+          <w:sz w:val="24"/>
+          <w:szCs w:val="24"/>
+          <w:rtl w:val="0"/>
+        </w:rPr>
+        <w:t>Очікуваний результат:</w:t>
       </w:r>
     </w:p>
     <w:p>
       <w:pPr>
         <w:spacing w:after="40"/>
-      </w:pPr>
-      <w:r>
-        <w:rPr>
-          <w:b w:val="0"/>
-        </w:rPr>
-        <w:t xml:space="preserve">→ </w:t>
-      </w:r>
-      <w:r>
-        <w:rPr>
-          <w:b w:val="0"/>
-        </w:rPr>
-        <w:t>Які типи транспортних документів потрібні (авіаційна накладна, морський коносамент, інше) і чим відрізняються форми?</w:t>
+        <w:rPr>
+          <w:rFonts w:ascii="Times New Roman" w:cs="Times New Roman" w:eastAsia="Times New Roman" w:hAnsi="Times New Roman"/>
+          <w:sz w:val="24"/>
+          <w:szCs w:val="24"/>
+        </w:rPr>
+      </w:pPr>
+      <w:r>
+        <w:rPr>
+          <w:rFonts w:ascii="Times New Roman" w:cs="Times New Roman" w:eastAsia="Times New Roman" w:hAnsi="Times New Roman"/>
+          <w:sz w:val="24"/>
+          <w:szCs w:val="24"/>
+          <w:rtl w:val="0"/>
+        </w:rPr>
+        <w:t>Модель AR + розрахунку маржі по відправці; перелік аналітичних розрізів і звітів MVP; матриця ролей і прав. Після цієї сесії — фіксація меж MVP (Q-8).</w:t>
       </w:r>
     </w:p>
     <w:p>
       <w:pPr>
         <w:spacing w:after="40"/>
-      </w:pPr>
-      <w:r>
-        <w:rPr>
-          <w:b/>
-        </w:rPr>
-        <w:t xml:space="preserve">→ </w:t>
-      </w:r>
-      <w:r>
-        <w:rPr>
-          <w:b/>
-        </w:rPr>
-        <w:t xml:space="preserve">Які поля обов'язкові в кожній формі: </w:t>
-      </w:r>
-      <w:r>
-        <w:rPr>
-          <w:b w:val="0"/>
-        </w:rPr>
-        <w:t>відправник, отримувач, маршрут (звідки/куди), перевізник, № AWB/B/L, вага/об'єм, ставки?</w:t>
+        <w:rPr>
+          <w:rFonts w:ascii="Times New Roman" w:cs="Times New Roman" w:eastAsia="Times New Roman" w:hAnsi="Times New Roman"/>
+          <w:sz w:val="24"/>
+          <w:szCs w:val="24"/>
+        </w:rPr>
+      </w:pPr>
+      <w:r>
+        <w:rPr>
+          <w:rFonts w:ascii="Times New Roman" w:cs="Times New Roman" w:eastAsia="Times New Roman" w:hAnsi="Times New Roman"/>
+          <w:b w:val="1"/>
+          <w:bCs w:val="1"/>
+          <w:sz w:val="24"/>
+          <w:szCs w:val="24"/>
+          <w:rtl w:val="0"/>
+        </w:rPr>
+        <w:t>Ризики сесії:</w:t>
       </w:r>
     </w:p>
     <w:p>
       <w:pPr>
         <w:spacing w:after="40"/>
-      </w:pPr>
-      <w:r>
-        <w:rPr>
-          <w:b w:val="0"/>
-        </w:rPr>
-        <w:t xml:space="preserve">→ </w:t>
-      </w:r>
-      <w:r>
-        <w:rPr>
-          <w:b w:val="0"/>
-        </w:rPr>
-        <w:t>Довідники UN Locations, авіакомпанії, перевізники — де офіційні джерела, хто і як часто оновлює?</w:t>
+        <w:rPr>
+          <w:rFonts w:ascii="Times New Roman" w:cs="Times New Roman" w:eastAsia="Times New Roman" w:hAnsi="Times New Roman"/>
+          <w:sz w:val="24"/>
+          <w:szCs w:val="24"/>
+        </w:rPr>
+      </w:pPr>
+      <w:r>
+        <w:rPr>
+          <w:rFonts w:ascii="Times New Roman" w:cs="Times New Roman" w:eastAsia="Times New Roman" w:hAnsi="Times New Roman"/>
+          <w:sz w:val="24"/>
+          <w:szCs w:val="24"/>
+          <w:rtl w:val="0"/>
+        </w:rPr>
+        <w:t>Вузький спред маржі — точність рознесення витрат критична (залежить від С2 і С4). Бажання «бачити все» по звітах — пріоритизувати під MVP.</w:t>
+      </w:r>
+    </w:p>
+    <w:p>
+      <w:pPr>
+        <w:pBdr>
+          <w:bottom w:val="single" w:sz="6" w:space="6" w:color="CCCCCC"/>
+        </w:pBdr>
+        <w:spacing w:before="80" w:after="80"/>
+      </w:pPr>
+    </w:p>
+    <w:p>
+      <w:pPr>
+        <w:keepNext w:val="1"/>
+        <w:spacing w:before="140" w:after="60"/>
+        <w:rPr>
+          <w:rFonts w:ascii="Times New Roman" w:cs="Times New Roman" w:eastAsia="Times New Roman" w:hAnsi="Times New Roman"/>
+          <w:sz w:val="24"/>
+          <w:szCs w:val="24"/>
+        </w:rPr>
+      </w:pPr>
+      <w:r>
+        <w:rPr>
+          <w:rFonts w:ascii="Times New Roman" w:cs="Times New Roman" w:eastAsia="Times New Roman" w:hAnsi="Times New Roman"/>
+          <w:b w:val="1"/>
+          <w:bCs w:val="1"/>
+          <w:color w:val="3497db"/>
+          <w:sz w:val="24"/>
+          <w:szCs w:val="24"/>
+          <w:rtl w:val="0"/>
+        </w:rPr>
+        <w:t>Сесія 6: Управлінська звітність, маржа і права доступу — ОБ’ЄДНАНА З СЕСІЄЮ 5 (v1.1)</w:t>
       </w:r>
     </w:p>
     <w:p>
       <w:pPr>
         <w:spacing w:after="40"/>
-      </w:pPr>
-      <w:r>
-        <w:rPr>
-          <w:b/>
-        </w:rPr>
-        <w:t xml:space="preserve">→ </w:t>
-      </w:r>
-      <w:r>
-        <w:rPr>
-          <w:b/>
-        </w:rPr>
-        <w:t xml:space="preserve">Консолідовані відправки: </w:t>
-      </w:r>
-      <w:r>
-        <w:rPr>
-          <w:b w:val="0"/>
-        </w:rPr>
-        <w:t>кілька вантажів різних клієнтів однією накладною, але окремі документи в базі — як розрізняються (номер, ознаки)?</w:t>
+        <w:rPr>
+          <w:rFonts w:ascii="Times New Roman" w:cs="Times New Roman" w:eastAsia="Times New Roman" w:hAnsi="Times New Roman"/>
+          <w:sz w:val="24"/>
+          <w:szCs w:val="24"/>
+        </w:rPr>
+      </w:pPr>
+      <w:r>
+        <w:rPr>
+          <w:rFonts w:ascii="Times New Roman" w:cs="Times New Roman" w:eastAsia="Times New Roman" w:hAnsi="Times New Roman"/>
+          <w:sz w:val="24"/>
+          <w:szCs w:val="24"/>
+          <w:rtl w:val="0"/>
+        </w:rPr>
+        <w:t>Звітність, розрізи маржі і матриця прав доступу розглядаються в межах Сесії 5 разом з AR і прибутковістю.</w:t>
+      </w:r>
+    </w:p>
+    <w:p>
+      <w:pPr>
+        <w:pBdr>
+          <w:bottom w:val="single" w:sz="6" w:space="6" w:color="CCCCCC"/>
+        </w:pBdr>
+        <w:spacing w:before="80" w:after="80"/>
+      </w:pPr>
+    </w:p>
+    <w:p>
+      <w:pPr>
+        <w:keepNext w:val="1"/>
+        <w:spacing w:before="140" w:after="60"/>
+        <w:rPr>
+          <w:rFonts w:ascii="Times New Roman" w:cs="Times New Roman" w:eastAsia="Times New Roman" w:hAnsi="Times New Roman"/>
+          <w:sz w:val="24"/>
+          <w:szCs w:val="24"/>
+        </w:rPr>
+      </w:pPr>
+      <w:r>
+        <w:rPr>
+          <w:rFonts w:ascii="Times New Roman" w:cs="Times New Roman" w:eastAsia="Times New Roman" w:hAnsi="Times New Roman"/>
+          <w:b w:val="1"/>
+          <w:bCs w:val="1"/>
+          <w:color w:val="3497db"/>
+          <w:sz w:val="24"/>
+          <w:szCs w:val="24"/>
+          <w:rtl w:val="0"/>
+        </w:rPr>
+        <w:t>Сесія 7: Перехід і технічні питання (наскрізні лінії) — коротка</w:t>
       </w:r>
     </w:p>
     <w:p>
       <w:pPr>
         <w:spacing w:after="40"/>
-      </w:pPr>
-      <w:r>
-        <w:rPr>
-          <w:b w:val="0"/>
-        </w:rPr>
-        <w:t xml:space="preserve">→ </w:t>
-      </w:r>
-      <w:r>
-        <w:rPr>
-          <w:b w:val="0"/>
-        </w:rPr>
-        <w:t>Що означає «відправку закрито» в обліку — які документи й умови (усі інвойси виставлені, усі оплати отримані)?</w:t>
+        <w:rPr>
+          <w:rFonts w:ascii="Times New Roman" w:cs="Times New Roman" w:eastAsia="Times New Roman" w:hAnsi="Times New Roman"/>
+          <w:sz w:val="24"/>
+          <w:szCs w:val="24"/>
+        </w:rPr>
+      </w:pPr>
+      <w:r>
+        <w:rPr>
+          <w:rFonts w:ascii="Times New Roman" w:cs="Times New Roman" w:eastAsia="Times New Roman" w:hAnsi="Times New Roman"/>
+          <w:sz w:val="24"/>
+          <w:szCs w:val="24"/>
+          <w:rtl w:val="0"/>
+        </w:rPr>
+        <w:t>Блок: C</w:t>
       </w:r>
     </w:p>
     <w:p>
       <w:pPr>
         <w:spacing w:after="40"/>
-      </w:pPr>
-      <w:r>
-        <w:rPr>
-          <w:b w:val="0"/>
-        </w:rPr>
-        <w:t xml:space="preserve">→ </w:t>
-      </w:r>
-      <w:r>
-        <w:rPr>
-          <w:b w:val="0"/>
-        </w:rPr>
-        <w:t>Хто створює документи (менеджер з продажів), чи потрібні чернетки/статуси?</w:t>
-      </w:r>
-    </w:p>
-    <w:p>
-      <w:pPr>
-        <w:spacing w:after="80"/>
-      </w:pPr>
-      <w:r>
-        <w:rPr>
-          <w:b/>
+        <w:rPr>
+          <w:rFonts w:ascii="Times New Roman" w:cs="Times New Roman" w:eastAsia="Times New Roman" w:hAnsi="Times New Roman"/>
+          <w:sz w:val="24"/>
+          <w:szCs w:val="24"/>
+        </w:rPr>
+      </w:pPr>
+      <w:r>
+        <w:rPr>
+          <w:rFonts w:ascii="Times New Roman" w:cs="Times New Roman" w:eastAsia="Times New Roman" w:hAnsi="Times New Roman"/>
+          <w:sz w:val="24"/>
+          <w:szCs w:val="24"/>
+          <w:rtl w:val="0"/>
+        </w:rPr>
+        <w:t>Тривалість: 1–1.5 год (переважно підтвердження)</w:t>
+      </w:r>
+    </w:p>
+    <w:p>
+      <w:pPr>
+        <w:spacing w:after="40"/>
+        <w:rPr>
+          <w:rFonts w:ascii="Times New Roman" w:cs="Times New Roman" w:eastAsia="Times New Roman" w:hAnsi="Times New Roman"/>
+          <w:sz w:val="24"/>
+          <w:szCs w:val="24"/>
+        </w:rPr>
+      </w:pPr>
+      <w:r>
+        <w:rPr>
+          <w:rFonts w:ascii="Times New Roman" w:cs="Times New Roman" w:eastAsia="Times New Roman" w:hAnsi="Times New Roman"/>
+          <w:sz w:val="24"/>
+          <w:szCs w:val="24"/>
+          <w:rtl w:val="0"/>
+        </w:rPr>
+        <w:t>Учасники від клієнта: Станіслав; бухгалтер (по залишках)</w:t>
+      </w:r>
+    </w:p>
+    <w:p>
+      <w:pPr>
+        <w:spacing w:after="40"/>
+        <w:rPr>
+          <w:rFonts w:ascii="Times New Roman" w:cs="Times New Roman" w:eastAsia="Times New Roman" w:hAnsi="Times New Roman"/>
+          <w:sz w:val="24"/>
+          <w:szCs w:val="24"/>
+        </w:rPr>
+      </w:pPr>
+      <w:r>
+        <w:rPr>
+          <w:rFonts w:ascii="Times New Roman" w:cs="Times New Roman" w:eastAsia="Times New Roman" w:hAnsi="Times New Roman"/>
+          <w:sz w:val="24"/>
+          <w:szCs w:val="24"/>
+          <w:rtl w:val="0"/>
+        </w:rPr>
+        <w:t>Ведучий від нас: BA + архітектор + PM</w:t>
+      </w:r>
+    </w:p>
+    <w:p>
+      <w:pPr>
+        <w:spacing w:after="40"/>
+        <w:rPr>
+          <w:rFonts w:ascii="Times New Roman" w:cs="Times New Roman" w:eastAsia="Times New Roman" w:hAnsi="Times New Roman"/>
+          <w:sz w:val="24"/>
+          <w:szCs w:val="24"/>
+        </w:rPr>
+      </w:pPr>
+      <w:r>
+        <w:rPr>
+          <w:rFonts w:ascii="Times New Roman" w:cs="Times New Roman" w:eastAsia="Times New Roman" w:hAnsi="Times New Roman"/>
+          <w:b w:val="1"/>
+          <w:bCs w:val="1"/>
+          <w:sz w:val="24"/>
+          <w:szCs w:val="24"/>
+          <w:rtl w:val="0"/>
+        </w:rPr>
+        <w:t>Ціль сесії:</w:t>
+      </w:r>
+    </w:p>
+    <w:p>
+      <w:pPr>
+        <w:spacing w:after="40"/>
+        <w:rPr>
+          <w:rFonts w:ascii="Times New Roman" w:cs="Times New Roman" w:eastAsia="Times New Roman" w:hAnsi="Times New Roman"/>
+          <w:sz w:val="24"/>
+          <w:szCs w:val="24"/>
+        </w:rPr>
+      </w:pPr>
+      <w:r>
+        <w:rPr>
+          <w:rFonts w:ascii="Times New Roman" w:cs="Times New Roman" w:eastAsia="Times New Roman" w:hAnsi="Times New Roman"/>
+          <w:sz w:val="24"/>
+          <w:szCs w:val="24"/>
+          <w:rtl w:val="0"/>
+        </w:rPr>
+        <w:t>Закрити наскрізні лінії: міграція, межі інтеграцій, NFR, go-live, навчання.</w:t>
+      </w:r>
+    </w:p>
+    <w:p>
+      <w:pPr>
+        <w:spacing w:after="40"/>
+        <w:rPr>
+          <w:rFonts w:ascii="Times New Roman" w:cs="Times New Roman" w:eastAsia="Times New Roman" w:hAnsi="Times New Roman"/>
+          <w:sz w:val="24"/>
+          <w:szCs w:val="24"/>
+        </w:rPr>
+      </w:pPr>
+      <w:r>
+        <w:rPr>
+          <w:rFonts w:ascii="Times New Roman" w:cs="Times New Roman" w:eastAsia="Times New Roman" w:hAnsi="Times New Roman"/>
+          <w:b w:val="1"/>
+          <w:bCs w:val="1"/>
+          <w:sz w:val="24"/>
+          <w:szCs w:val="24"/>
+          <w:rtl w:val="0"/>
+        </w:rPr>
+        <w:t>Питання для дослідження:</w:t>
+      </w:r>
+    </w:p>
+    <w:p>
+      <w:pPr>
+        <w:spacing w:after="20"/>
+        <w:ind w:left="200"/>
+        <w:rPr>
+          <w:rFonts w:ascii="Times New Roman" w:cs="Times New Roman" w:eastAsia="Times New Roman" w:hAnsi="Times New Roman"/>
+          <w:sz w:val="24"/>
+          <w:szCs w:val="24"/>
+        </w:rPr>
+      </w:pPr>
+      <w:r>
+        <w:rPr>
+          <w:rFonts w:ascii="Times New Roman" w:cs="Times New Roman" w:eastAsia="Times New Roman" w:hAnsi="Times New Roman"/>
+          <w:sz w:val="24"/>
+          <w:szCs w:val="24"/>
+          <w:rtl w:val="0"/>
+        </w:rPr>
+        <w:t>→ Міграція: переносимо тільки залишки (D-7), історію — ні. Які саме залишки (AR/AP, банк, склад) і на яку дату cutover (Q-9)?</w:t>
+      </w:r>
+    </w:p>
+    <w:p>
+      <w:pPr>
+        <w:spacing w:after="20"/>
+        <w:ind w:left="200"/>
+        <w:rPr>
+          <w:rFonts w:ascii="Times New Roman" w:cs="Times New Roman" w:eastAsia="Times New Roman" w:hAnsi="Times New Roman"/>
+          <w:sz w:val="24"/>
+          <w:szCs w:val="24"/>
+        </w:rPr>
+      </w:pPr>
+      <w:r>
+        <w:rPr>
+          <w:rFonts w:ascii="Times New Roman" w:cs="Times New Roman" w:eastAsia="Times New Roman" w:hAnsi="Times New Roman"/>
+          <w:sz w:val="24"/>
+          <w:szCs w:val="24"/>
+          <w:rtl w:val="0"/>
+        </w:rPr>
+        <w:t>→ Довідники (UN Locations, авіакомпанії, перевізники) — формат завантаження, обсяг (джерела підтверджені на С1).</w:t>
+      </w:r>
+    </w:p>
+    <w:p>
+      <w:pPr>
+        <w:spacing w:after="20"/>
+        <w:ind w:left="200"/>
+        <w:rPr>
+          <w:rFonts w:ascii="Times New Roman" w:cs="Times New Roman" w:eastAsia="Times New Roman" w:hAnsi="Times New Roman"/>
+          <w:sz w:val="24"/>
+          <w:szCs w:val="24"/>
+        </w:rPr>
+      </w:pPr>
+      <w:r>
+        <w:rPr>
+          <w:rFonts w:ascii="Times New Roman" w:cs="Times New Roman" w:eastAsia="Times New Roman" w:hAnsi="Times New Roman"/>
+          <w:sz w:val="24"/>
+          <w:szCs w:val="24"/>
+          <w:rtl w:val="0"/>
+        </w:rPr>
+        <w:t>→ Інтеграції — підтвердити межі: банки (ні, вручну — X-3), трекінг (ні — X-4), пошта/парсинг (ні — X-6), Bitrix (окремо — X-5). Чи є щось, що таки треба обмінювати?</w:t>
+      </w:r>
+    </w:p>
+    <w:p>
+      <w:pPr>
+        <w:spacing w:after="20"/>
+        <w:ind w:left="200"/>
+        <w:rPr>
+          <w:rFonts w:ascii="Times New Roman" w:cs="Times New Roman" w:eastAsia="Times New Roman" w:hAnsi="Times New Roman"/>
+          <w:sz w:val="24"/>
+          <w:szCs w:val="24"/>
+        </w:rPr>
+      </w:pPr>
+      <w:r>
+        <w:rPr>
+          <w:rFonts w:ascii="Times New Roman" w:cs="Times New Roman" w:eastAsia="Times New Roman" w:hAnsi="Times New Roman"/>
+          <w:sz w:val="24"/>
+          <w:szCs w:val="24"/>
+          <w:rtl w:val="0"/>
+        </w:rPr>
+        <w:t>→ NFR: 6 користувачів, мова інтерфейсу, обсяги (~50 відправок/міс — отримано), вимоги до доступності.</w:t>
+      </w:r>
+    </w:p>
+    <w:p>
+      <w:pPr>
+        <w:spacing w:after="20"/>
+        <w:ind w:left="200"/>
+        <w:rPr>
+          <w:rFonts w:ascii="Times New Roman" w:cs="Times New Roman" w:eastAsia="Times New Roman" w:hAnsi="Times New Roman"/>
+          <w:sz w:val="24"/>
+          <w:szCs w:val="24"/>
+        </w:rPr>
+      </w:pPr>
+      <w:r>
+        <w:rPr>
+          <w:rFonts w:ascii="Times New Roman" w:cs="Times New Roman" w:eastAsia="Times New Roman" w:hAnsi="Times New Roman"/>
+          <w:sz w:val="24"/>
+          <w:szCs w:val="24"/>
+          <w:rtl w:val="0"/>
+        </w:rPr>
+        <w:t>→ Перехід: паралельна робота чи різкий cutover? Хто і коли навчається (6 користувачів)?</w:t>
+      </w:r>
+    </w:p>
+    <w:p>
+      <w:pPr>
+        <w:spacing w:after="40"/>
+        <w:rPr>
+          <w:rFonts w:ascii="Times New Roman" w:cs="Times New Roman" w:eastAsia="Times New Roman" w:hAnsi="Times New Roman"/>
+          <w:sz w:val="24"/>
+          <w:szCs w:val="24"/>
+        </w:rPr>
+      </w:pPr>
+      <w:r>
+        <w:rPr>
+          <w:rFonts w:ascii="Times New Roman" w:cs="Times New Roman" w:eastAsia="Times New Roman" w:hAnsi="Times New Roman"/>
+          <w:b w:val="1"/>
+          <w:bCs w:val="1"/>
+          <w:sz w:val="24"/>
+          <w:szCs w:val="24"/>
+          <w:rtl w:val="0"/>
         </w:rPr>
         <w:t>Очікуваний результат:</w:t>
       </w:r>
     </w:p>
     <w:p>
       <w:pPr>
-        <w:spacing w:after="80"/>
-      </w:pPr>
-      <w:r>
-        <w:rPr>
-          <w:b w:val="0"/>
-        </w:rPr>
-        <w:t>Чернетка специфікації кастомних форм транспортних документів + перелік і структура довідників; карта облікового процесу відправки (AS-IS).</w:t>
-      </w:r>
-    </w:p>
-    <w:p>
-      <w:pPr>
-        <w:spacing w:after="80"/>
-      </w:pPr>
-      <w:r>
-        <w:rPr>
-          <w:b/>
+        <w:spacing w:after="40"/>
+        <w:rPr>
+          <w:rFonts w:ascii="Times New Roman" w:cs="Times New Roman" w:eastAsia="Times New Roman" w:hAnsi="Times New Roman"/>
+          <w:sz w:val="24"/>
+          <w:szCs w:val="24"/>
+        </w:rPr>
+      </w:pPr>
+      <w:r>
+        <w:rPr>
+          <w:rFonts w:ascii="Times New Roman" w:cs="Times New Roman" w:eastAsia="Times New Roman" w:hAnsi="Times New Roman"/>
+          <w:sz w:val="24"/>
+          <w:szCs w:val="24"/>
+          <w:rtl w:val="0"/>
+        </w:rPr>
+        <w:t>План міграції залишків + довідників; підтверджені межі інтеграцій; NFR; план go-live і навчання.</w:t>
+      </w:r>
+    </w:p>
+    <w:p>
+      <w:pPr>
+        <w:spacing w:after="40"/>
+        <w:rPr>
+          <w:rFonts w:ascii="Times New Roman" w:cs="Times New Roman" w:eastAsia="Times New Roman" w:hAnsi="Times New Roman"/>
+          <w:sz w:val="24"/>
+          <w:szCs w:val="24"/>
+        </w:rPr>
+      </w:pPr>
+      <w:r>
+        <w:rPr>
+          <w:rFonts w:ascii="Times New Roman" w:cs="Times New Roman" w:eastAsia="Times New Roman" w:hAnsi="Times New Roman"/>
+          <w:b w:val="1"/>
+          <w:bCs w:val="1"/>
+          <w:sz w:val="24"/>
+          <w:szCs w:val="24"/>
+          <w:rtl w:val="0"/>
         </w:rPr>
         <w:t>Ризики сесії:</w:t>
       </w:r>
     </w:p>
     <w:p>
       <w:pPr>
-        <w:spacing w:after="80"/>
-      </w:pPr>
-      <w:r>
-        <w:rPr>
-          <w:b w:val="0"/>
-        </w:rPr>
-        <w:t>Тема широка — тримати фокус на обліковій частині, не йти в операційний трекінг (поза scope). Залежить від наданого клієнтом переліку документів.</w:t>
+        <w:spacing w:after="40"/>
+        <w:rPr>
+          <w:rFonts w:ascii="Times New Roman" w:cs="Times New Roman" w:eastAsia="Times New Roman" w:hAnsi="Times New Roman"/>
+          <w:sz w:val="24"/>
+          <w:szCs w:val="24"/>
+        </w:rPr>
+      </w:pPr>
+      <w:r>
+        <w:rPr>
+          <w:rFonts w:ascii="Times New Roman" w:cs="Times New Roman" w:eastAsia="Times New Roman" w:hAnsi="Times New Roman"/>
+          <w:sz w:val="24"/>
+          <w:szCs w:val="24"/>
+          <w:rtl w:val="0"/>
+        </w:rPr>
+        <w:t>Cutover фінансових залишків — вивірити дату і коректність вхідних залишків.</w:t>
       </w:r>
     </w:p>
     <w:p>
       <w:pPr>
         <w:pBdr>
-          <w:bottom w:val="single" w:sz="6" w:space="2" w:color="D9D9D9"/>
+          <w:bottom w:val="single" w:sz="6" w:space="6" w:color="CCCCCC"/>
         </w:pBdr>
-        <w:spacing w:after="120" w:before="60"/>
-      </w:pPr>
-    </w:p>
-    <w:p>
-      <w:pPr>
-        <w:spacing w:after="80" w:before="120"/>
-      </w:pPr>
-      <w:r>
-        <w:rPr>
-          <w:b/>
-          <w:sz w:val="23"/>
-        </w:rPr>
-        <w:t>Сесія 2: «Агентська закупівля» і розрахунки з постачальниками (AP)</w:t>
-      </w:r>
-    </w:p>
-    <w:p>
-      <w:pPr>
-        <w:spacing w:after="80"/>
-      </w:pPr>
-      <w:r>
-        <w:rPr>
-          <w:b w:val="0"/>
-        </w:rPr>
-        <w:t>Блок: A</w:t>
-      </w:r>
-    </w:p>
-    <w:p>
-      <w:pPr>
-        <w:spacing w:after="80"/>
-      </w:pPr>
-      <w:r>
-        <w:rPr>
-          <w:b w:val="0"/>
-        </w:rPr>
-        <w:t>Тривалість: 1.5–2 год</w:t>
-      </w:r>
-    </w:p>
-    <w:p>
-      <w:pPr>
-        <w:spacing w:after="80"/>
-      </w:pPr>
-      <w:r>
-        <w:rPr>
-          <w:b w:val="0"/>
-        </w:rPr>
-        <w:t>Учасники від клієнта: Станіслав; бажано бухгалтер</w:t>
-      </w:r>
-    </w:p>
-    <w:p>
-      <w:pPr>
-        <w:spacing w:after="80"/>
-      </w:pPr>
-      <w:r>
-        <w:rPr>
-          <w:b w:val="0"/>
-        </w:rPr>
-        <w:t>Ведучий від нас: BA</w:t>
-      </w:r>
-    </w:p>
-    <w:p>
-      <w:pPr>
-        <w:spacing w:after="80"/>
-      </w:pPr>
-      <w:r>
-        <w:rPr>
-          <w:b/>
-        </w:rPr>
-        <w:t>Ціль сесії:</w:t>
-      </w:r>
-    </w:p>
-    <w:p>
-      <w:pPr>
-        <w:spacing w:after="80"/>
-      </w:pPr>
-      <w:r>
-        <w:rPr>
-          <w:b w:val="0"/>
-        </w:rPr>
-        <w:t>Формалізувати модель «агентської закупівлі» (клієнт як обробник грошового потоку) і розрахунки з виробниками/підрядниками.</w:t>
-      </w:r>
-    </w:p>
-    <w:p>
-      <w:pPr>
-        <w:spacing w:after="80"/>
-      </w:pPr>
-      <w:r>
-        <w:rPr>
-          <w:b/>
-        </w:rPr>
-        <w:t>Питання для дослідження:</w:t>
-      </w:r>
-    </w:p>
-    <w:p>
-      <w:pPr>
-        <w:spacing w:after="40"/>
-      </w:pPr>
-      <w:r>
-        <w:rPr>
-          <w:b/>
-        </w:rPr>
-        <w:t xml:space="preserve">→ </w:t>
-      </w:r>
-      <w:r>
-        <w:rPr>
-          <w:b/>
-        </w:rPr>
-        <w:t xml:space="preserve">Опишіть схему «агентської закупівлі»: </w:t>
-      </w:r>
-      <w:r>
-        <w:rPr>
-          <w:b w:val="0"/>
-        </w:rPr>
-        <w:t>коли і чому ви виступаєте агентом (покупець не може платити в Китай напряму), як проходять гроші — хто кому, через які рахунки?</w:t>
-      </w:r>
-    </w:p>
-    <w:p>
-      <w:pPr>
-        <w:spacing w:after="40"/>
-      </w:pPr>
-      <w:r>
-        <w:rPr>
-          <w:b w:val="0"/>
-        </w:rPr>
-        <w:t xml:space="preserve">→ </w:t>
-      </w:r>
-      <w:r>
-        <w:rPr>
-          <w:b w:val="0"/>
-        </w:rPr>
-        <w:t>Як це має відображатися в обліку — це ваша виручка чи транзит (pass-through)? Яка ваша винагорода (комісія/націнка)?</w:t>
-      </w:r>
-    </w:p>
-    <w:p>
-      <w:pPr>
-        <w:spacing w:after="40"/>
-      </w:pPr>
-      <w:r>
-        <w:rPr>
-          <w:b/>
-        </w:rPr>
-        <w:t xml:space="preserve">→ </w:t>
-      </w:r>
-      <w:r>
-        <w:rPr>
-          <w:b/>
-        </w:rPr>
-        <w:t xml:space="preserve">Розрахунки з виробником в Азії: </w:t>
-      </w:r>
-      <w:r>
-        <w:rPr>
-          <w:b w:val="0"/>
-        </w:rPr>
-        <w:t>передоплата/депозит/акредитив, валюта, рахунки, хто погоджує платіж?</w:t>
-      </w:r>
-    </w:p>
-    <w:p>
-      <w:pPr>
-        <w:spacing w:after="40"/>
-      </w:pPr>
-      <w:r>
-        <w:rPr>
-          <w:b w:val="0"/>
-        </w:rPr>
-        <w:t xml:space="preserve">→ </w:t>
-      </w:r>
-      <w:r>
-        <w:rPr>
-          <w:b w:val="0"/>
-        </w:rPr>
-        <w:t>До однієї авіанакладної — кілька витратних документів (водій, авіакомпанія, агент призначення). Як зіставляєте їх з відправкою? Бувають дублі/переплати?</w:t>
-      </w:r>
-    </w:p>
-    <w:p>
-      <w:pPr>
-        <w:spacing w:after="40"/>
-      </w:pPr>
-      <w:r>
-        <w:rPr>
-          <w:b w:val="0"/>
-        </w:rPr>
-        <w:t xml:space="preserve">→ </w:t>
-      </w:r>
-      <w:r>
-        <w:rPr>
-          <w:b w:val="0"/>
-        </w:rPr>
-        <w:t>Перевиставлення наскрізних витрат +10% — як має виглядати в рахунку (окремо від вашої послуги)?</w:t>
-      </w:r>
-    </w:p>
-    <w:p>
-      <w:pPr>
-        <w:spacing w:after="40"/>
-      </w:pPr>
-      <w:r>
-        <w:rPr>
-          <w:b w:val="0"/>
-        </w:rPr>
-        <w:t xml:space="preserve">→ </w:t>
-      </w:r>
-      <w:r>
-        <w:rPr>
-          <w:b w:val="0"/>
-        </w:rPr>
-        <w:t>У яких валютах розрахунки з постачальниками і на якому моменті фіксуєте курс?</w:t>
-      </w:r>
-    </w:p>
-    <w:p>
-      <w:pPr>
-        <w:spacing w:after="80"/>
-      </w:pPr>
-      <w:r>
-        <w:rPr>
-          <w:b/>
-        </w:rPr>
-        <w:t>Очікуваний результат:</w:t>
-      </w:r>
-    </w:p>
-    <w:p>
-      <w:pPr>
-        <w:spacing w:after="80"/>
-      </w:pPr>
-      <w:r>
-        <w:rPr>
-          <w:b w:val="0"/>
-        </w:rPr>
-        <w:t>Документована модель грошових потоків «агентської закупівлі»; вимоги до AP і реєстру платежів.</w:t>
-      </w:r>
-    </w:p>
-    <w:p>
-      <w:pPr>
-        <w:spacing w:after="80"/>
-      </w:pPr>
-      <w:r>
-        <w:rPr>
-          <w:b/>
-        </w:rPr>
-        <w:t>Ризики сесії:</w:t>
-      </w:r>
-    </w:p>
-    <w:p>
-      <w:pPr>
-        <w:spacing w:after="80"/>
-      </w:pPr>
-      <w:r>
-        <w:rPr>
-          <w:b w:val="0"/>
-        </w:rPr>
-        <w:t>Юридично/податково чутлива зона — може знадобитися уточнення від бухгалтера/аудитора клієнта; ймовірний вплив на структуру обліку (Сесія 3).</w:t>
-      </w:r>
-    </w:p>
-    <w:p>
-      <w:pPr>
-        <w:pBdr>
-          <w:bottom w:val="single" w:sz="6" w:space="2" w:color="D9D9D9"/>
-        </w:pBdr>
-        <w:spacing w:after="120" w:before="60"/>
-      </w:pPr>
-    </w:p>
-    <w:p>
-      <w:pPr>
-        <w:spacing w:after="80" w:before="120"/>
-      </w:pPr>
-      <w:r>
-        <w:rPr>
-          <w:b/>
-          <w:sz w:val="23"/>
-        </w:rPr>
-        <w:t>Сесія 3: Бухгалтерський облік (Гонконг)</w:t>
-      </w:r>
-    </w:p>
-    <w:p>
-      <w:pPr>
-        <w:spacing w:after="80"/>
-      </w:pPr>
-      <w:r>
-        <w:rPr>
-          <w:b w:val="0"/>
-        </w:rPr>
-        <w:t>Блок: A</w:t>
-      </w:r>
-    </w:p>
-    <w:p>
-      <w:pPr>
-        <w:spacing w:after="80"/>
-      </w:pPr>
-      <w:r>
-        <w:rPr>
-          <w:b w:val="0"/>
-        </w:rPr>
-        <w:t>Тривалість: 1.5 год</w:t>
-      </w:r>
-    </w:p>
-    <w:p>
-      <w:pPr>
-        <w:spacing w:after="80"/>
-      </w:pPr>
-      <w:r>
-        <w:rPr>
-          <w:b w:val="0"/>
-        </w:rPr>
-        <w:t>Учасники від клієнта: Станіслав; бажано бухгалтер/аудитор</w:t>
-      </w:r>
-    </w:p>
-    <w:p>
-      <w:pPr>
-        <w:spacing w:after="80"/>
-      </w:pPr>
-      <w:r>
-        <w:rPr>
-          <w:b w:val="0"/>
-        </w:rPr>
-        <w:t>Ведучий від нас: BA + архітектор</w:t>
-      </w:r>
-    </w:p>
-    <w:p>
-      <w:pPr>
-        <w:spacing w:after="80"/>
-      </w:pPr>
-      <w:r>
-        <w:rPr>
-          <w:b/>
-        </w:rPr>
-        <w:t>Ціль сесії:</w:t>
-      </w:r>
-    </w:p>
-    <w:p>
-      <w:pPr>
-        <w:spacing w:after="80"/>
-      </w:pPr>
-      <w:r>
-        <w:rPr>
-          <w:b w:val="0"/>
-        </w:rPr>
-        <w:t>Визначити структуру обліку: план рахунків Гонконгу, три контури, мультивалюта, консолідація для аудиторів, закриття періоду.</w:t>
-      </w:r>
-    </w:p>
-    <w:p>
-      <w:pPr>
-        <w:spacing w:after="80"/>
-      </w:pPr>
-      <w:r>
-        <w:rPr>
-          <w:b/>
-        </w:rPr>
-        <w:t>Питання для дослідження:</w:t>
-      </w:r>
-    </w:p>
-    <w:p>
-      <w:pPr>
-        <w:spacing w:after="40"/>
-      </w:pPr>
-      <w:r>
-        <w:rPr>
-          <w:b w:val="0"/>
-        </w:rPr>
-        <w:t xml:space="preserve">→ </w:t>
-      </w:r>
-      <w:r>
-        <w:rPr>
-          <w:b w:val="0"/>
-        </w:rPr>
-        <w:t>План рахунків Гонконгу — надасте готову структуру? Хто веде бухгалтерію (штат/аутсорс/аудитор)?</w:t>
-      </w:r>
-    </w:p>
-    <w:p>
-      <w:pPr>
-        <w:spacing w:after="40"/>
-      </w:pPr>
-      <w:r>
-        <w:rPr>
-          <w:b/>
-        </w:rPr>
-        <w:t xml:space="preserve">→ </w:t>
-      </w:r>
-      <w:r>
-        <w:rPr>
-          <w:b/>
-        </w:rPr>
-        <w:t xml:space="preserve">Розмежування контурів: </w:t>
-      </w:r>
-      <w:r>
-        <w:rPr>
-          <w:b w:val="0"/>
-        </w:rPr>
-        <w:t>що йде у фінансовий, що в управлінський, що в бухгалтерський облік?</w:t>
-      </w:r>
-    </w:p>
-    <w:p>
-      <w:pPr>
-        <w:spacing w:after="40"/>
-      </w:pPr>
-      <w:r>
-        <w:rPr>
-          <w:b/>
-        </w:rPr>
-        <w:t xml:space="preserve">→ </w:t>
-      </w:r>
-      <w:r>
-        <w:rPr>
-          <w:b/>
-        </w:rPr>
-        <w:t xml:space="preserve">Мультивалюта: </w:t>
-      </w:r>
-      <w:r>
-        <w:rPr>
-          <w:b w:val="0"/>
-        </w:rPr>
-        <w:t>усі валюти в обігу, база — USD, курс банківський на момент операції — як обробляти курсові різниці?</w:t>
-      </w:r>
-    </w:p>
-    <w:p>
-      <w:pPr>
-        <w:spacing w:after="40"/>
-      </w:pPr>
-      <w:r>
-        <w:rPr>
-          <w:b/>
-        </w:rPr>
-        <w:t xml:space="preserve">→ </w:t>
-      </w:r>
-      <w:r>
-        <w:rPr>
-          <w:b/>
-        </w:rPr>
-        <w:t xml:space="preserve">Що означає «система консолідує для аудиторів»: </w:t>
-      </w:r>
-      <w:r>
-        <w:rPr>
-          <w:b w:val="0"/>
-        </w:rPr>
-        <w:t>який формат вивантаження потрібен, з якою періодичністю?</w:t>
-      </w:r>
-    </w:p>
-    <w:p>
-      <w:pPr>
-        <w:spacing w:after="40"/>
-      </w:pPr>
-      <w:r>
-        <w:rPr>
-          <w:b w:val="0"/>
-        </w:rPr>
-        <w:t xml:space="preserve">→ </w:t>
-      </w:r>
-      <w:r>
-        <w:rPr>
-          <w:b w:val="0"/>
-        </w:rPr>
-        <w:t>Податковий контур Гонконгу (profits tax) — чи потрібні податкові ознаки в обліку?</w:t>
-      </w:r>
-    </w:p>
-    <w:p>
-      <w:pPr>
-        <w:spacing w:after="40"/>
-      </w:pPr>
-      <w:r>
-        <w:rPr>
-          <w:b w:val="0"/>
-        </w:rPr>
-        <w:t xml:space="preserve">→ </w:t>
-      </w:r>
-      <w:r>
-        <w:rPr>
-          <w:b w:val="0"/>
-        </w:rPr>
-        <w:t>Як закриваєте період (місяць) і які звіти на закриття?</w:t>
-      </w:r>
-    </w:p>
-    <w:p>
-      <w:pPr>
-        <w:spacing w:after="80"/>
-      </w:pPr>
-      <w:r>
-        <w:rPr>
-          <w:b/>
-        </w:rPr>
-        <w:t>Очікуваний результат:</w:t>
-      </w:r>
-    </w:p>
-    <w:p>
-      <w:pPr>
-        <w:spacing w:after="80"/>
-      </w:pPr>
-      <w:r>
-        <w:rPr>
-          <w:b w:val="0"/>
-        </w:rPr>
-        <w:t>Рекомендація з налаштування Accounting (CoA, валюти, контури); чітка межа «Odoo консолідує / аудитор звітує».</w:t>
-      </w:r>
-    </w:p>
-    <w:p>
-      <w:pPr>
-        <w:spacing w:after="80"/>
-      </w:pPr>
-      <w:r>
-        <w:rPr>
-          <w:b/>
-        </w:rPr>
-        <w:t>Ризики сесії:</w:t>
-      </w:r>
-    </w:p>
-    <w:p>
-      <w:pPr>
-        <w:spacing w:after="80"/>
-      </w:pPr>
-      <w:r>
-        <w:rPr>
-          <w:b w:val="0"/>
-        </w:rPr>
-        <w:t>Регуляторика Гонконгу — звірити з офіційною документацією Odoo 19 і вимогами аудитора; не плутати облік із поданням звітності (поза scope).</w:t>
-      </w:r>
-    </w:p>
-    <w:p>
-      <w:pPr>
-        <w:pBdr>
-          <w:bottom w:val="single" w:sz="6" w:space="2" w:color="D9D9D9"/>
-        </w:pBdr>
-        <w:spacing w:after="120" w:before="60"/>
-      </w:pPr>
-    </w:p>
-    <w:p>
-      <w:pPr>
-        <w:spacing w:after="80" w:before="120"/>
-      </w:pPr>
-      <w:r>
-        <w:rPr>
-          <w:b/>
-          <w:sz w:val="23"/>
-        </w:rPr>
-        <w:t>Сесія 4: Торгівля і товарний рух</w:t>
-      </w:r>
-    </w:p>
-    <w:p>
-      <w:pPr>
-        <w:spacing w:after="80"/>
-      </w:pPr>
-      <w:r>
-        <w:rPr>
-          <w:b w:val="0"/>
-        </w:rPr>
-        <w:t>Блок: B</w:t>
-      </w:r>
-    </w:p>
-    <w:p>
-      <w:pPr>
-        <w:spacing w:after="80"/>
-      </w:pPr>
-      <w:r>
-        <w:rPr>
-          <w:b w:val="0"/>
-        </w:rPr>
-        <w:t>Тривалість: 1.5 год</w:t>
-      </w:r>
-    </w:p>
-    <w:p>
-      <w:pPr>
-        <w:spacing w:after="80"/>
-      </w:pPr>
-      <w:r>
-        <w:rPr>
-          <w:b w:val="0"/>
-        </w:rPr>
-        <w:t>Учасники від клієнта: Станіслав; особа, що працює зі складом/закупівлями</w:t>
-      </w:r>
-    </w:p>
-    <w:p>
-      <w:pPr>
-        <w:spacing w:after="80"/>
-      </w:pPr>
-      <w:r>
-        <w:rPr>
-          <w:b w:val="0"/>
-        </w:rPr>
-        <w:t>Ведучий від нас: BA</w:t>
-      </w:r>
-    </w:p>
-    <w:p>
-      <w:pPr>
-        <w:spacing w:after="80"/>
-      </w:pPr>
-      <w:r>
-        <w:rPr>
-          <w:b/>
-        </w:rPr>
-        <w:t>Ціль сесії:</w:t>
-      </w:r>
-    </w:p>
-    <w:p>
-      <w:pPr>
-        <w:spacing w:after="80"/>
-      </w:pPr>
-      <w:r>
-        <w:rPr>
-          <w:b w:val="0"/>
-        </w:rPr>
-        <w:t>Вимоги до обліку товарних партій, закупівель і складського руху (примітивний box-moving).</w:t>
-      </w:r>
-    </w:p>
-    <w:p>
-      <w:pPr>
-        <w:spacing w:after="80"/>
-      </w:pPr>
-      <w:r>
-        <w:rPr>
-          <w:b/>
-        </w:rPr>
-        <w:t>Питання для дослідження:</w:t>
-      </w:r>
-    </w:p>
-    <w:p>
-      <w:pPr>
-        <w:spacing w:after="40"/>
-      </w:pPr>
-      <w:r>
-        <w:rPr>
-          <w:b/>
-        </w:rPr>
-        <w:t xml:space="preserve">→ </w:t>
-      </w:r>
-      <w:r>
-        <w:rPr>
-          <w:b/>
-        </w:rPr>
-        <w:t xml:space="preserve">Два сценарії: </w:t>
-      </w:r>
-      <w:r>
-        <w:rPr>
-          <w:b w:val="0"/>
-        </w:rPr>
-        <w:t>(1) ExWorks купив/продав без фізичного руху (≈90%), (2) консолідаційний склад + box-moving — опишіть, як обидва відображаються документами в системі.</w:t>
-      </w:r>
-    </w:p>
-    <w:p>
-      <w:pPr>
-        <w:spacing w:after="40"/>
-      </w:pPr>
-      <w:r>
-        <w:rPr>
-          <w:b/>
-        </w:rPr>
-        <w:t xml:space="preserve">→ </w:t>
-      </w:r>
-      <w:r>
-        <w:rPr>
-          <w:b/>
-        </w:rPr>
-        <w:t xml:space="preserve">Повноцінні документи закупівлі: </w:t>
-      </w:r>
-      <w:r>
-        <w:rPr>
-          <w:b w:val="0"/>
-        </w:rPr>
-        <w:t>хто оформлює, які поля, як пов'язані з продажем?</w:t>
-      </w:r>
-    </w:p>
-    <w:p>
-      <w:pPr>
-        <w:spacing w:after="40"/>
-      </w:pPr>
-      <w:r>
-        <w:rPr>
-          <w:b/>
-        </w:rPr>
-        <w:t xml:space="preserve">→ </w:t>
-      </w:r>
-      <w:r>
-        <w:rPr>
-          <w:b/>
-        </w:rPr>
-        <w:t xml:space="preserve">Складський рух: </w:t>
-      </w:r>
-      <w:r>
-        <w:rPr>
-          <w:b w:val="0"/>
-        </w:rPr>
-        <w:t>приклад «5 коробок + 8 → консолідація в 13 → відправка» або «10 → 3 + 7» — як обліковувати рух партій?</w:t>
-      </w:r>
-    </w:p>
-    <w:p>
-      <w:pPr>
-        <w:spacing w:after="40"/>
-      </w:pPr>
-      <w:r>
-        <w:rPr>
-          <w:b w:val="0"/>
-        </w:rPr>
-        <w:t xml:space="preserve">→ </w:t>
-      </w:r>
-      <w:r>
-        <w:rPr>
-          <w:b w:val="0"/>
-        </w:rPr>
-        <w:t>Один склад (можливо кілька згодом) — чи потрібні окремі локації в обліку? (внутрішнього поділу немає)</w:t>
-      </w:r>
-    </w:p>
-    <w:p>
-      <w:pPr>
-        <w:spacing w:after="40"/>
-      </w:pPr>
-      <w:r>
-        <w:rPr>
-          <w:b w:val="0"/>
-        </w:rPr>
-        <w:t xml:space="preserve">→ </w:t>
-      </w:r>
-      <w:r>
-        <w:rPr>
-          <w:b w:val="0"/>
-        </w:rPr>
-        <w:t>Як визначається собівартість товару в партії для торгівельної маржі?</w:t>
-      </w:r>
-    </w:p>
-    <w:p>
-      <w:pPr>
-        <w:spacing w:after="40"/>
-      </w:pPr>
-      <w:r>
-        <w:rPr>
-          <w:b w:val="0"/>
-        </w:rPr>
-        <w:t xml:space="preserve">→ </w:t>
-      </w:r>
-      <w:r>
-        <w:rPr>
-          <w:b w:val="0"/>
-        </w:rPr>
-        <w:t>Чи перетинається товарний рух з логістичними послугами в одному замовленні, чи завжди окремо?</w:t>
-      </w:r>
-    </w:p>
-    <w:p>
-      <w:pPr>
-        <w:spacing w:after="80"/>
-      </w:pPr>
-      <w:r>
-        <w:rPr>
-          <w:b/>
-        </w:rPr>
-        <w:t>Очікуваний результат:</w:t>
-      </w:r>
-    </w:p>
-    <w:p>
-      <w:pPr>
-        <w:spacing w:after="80"/>
-      </w:pPr>
-      <w:r>
-        <w:rPr>
-          <w:b w:val="0"/>
-        </w:rPr>
-        <w:t>Вимоги до спрощених Purchase/Inventory; модель руху товарних партій.</w:t>
-      </w:r>
-    </w:p>
-    <w:p>
-      <w:pPr>
-        <w:spacing w:after="80"/>
-      </w:pPr>
-      <w:r>
-        <w:rPr>
-          <w:b/>
-        </w:rPr>
-        <w:t>Ризики сесії:</w:t>
-      </w:r>
-    </w:p>
-    <w:p>
-      <w:pPr>
-        <w:spacing w:after="80"/>
-      </w:pPr>
-      <w:r>
-        <w:rPr>
-          <w:b w:val="0"/>
-        </w:rPr>
-        <w:t>Не перевантажити складським функціоналом — клієнт прямо сказав «все дуже просто». Орієнтовно після цієї сесії — кероване демо Odoo по товарних партіях (R-5).</w:t>
-      </w:r>
-    </w:p>
-    <w:p>
-      <w:pPr>
-        <w:pBdr>
-          <w:bottom w:val="single" w:sz="6" w:space="2" w:color="D9D9D9"/>
-        </w:pBdr>
-        <w:spacing w:after="120" w:before="60"/>
-      </w:pPr>
-    </w:p>
-    <w:p>
-      <w:pPr>
-        <w:spacing w:after="80" w:before="120"/>
-      </w:pPr>
-      <w:r>
-        <w:rPr>
-          <w:b/>
-          <w:sz w:val="23"/>
-        </w:rPr>
-        <w:t>Сесія 5: Розрахунки з клієнтами (AR) і прибутковість по відправці</w:t>
-      </w:r>
-    </w:p>
-    <w:p>
-      <w:pPr>
-        <w:spacing w:after="80"/>
-      </w:pPr>
-      <w:r>
-        <w:rPr>
-          <w:b w:val="0"/>
-        </w:rPr>
-        <w:t>Блок: B</w:t>
-      </w:r>
-    </w:p>
-    <w:p>
-      <w:pPr>
-        <w:spacing w:after="80"/>
-      </w:pPr>
-      <w:r>
-        <w:rPr>
-          <w:b w:val="0"/>
-        </w:rPr>
-        <w:t>Тривалість: 1.5–2 год</w:t>
-      </w:r>
-    </w:p>
-    <w:p>
-      <w:pPr>
-        <w:spacing w:after="80"/>
-      </w:pPr>
-      <w:r>
-        <w:rPr>
-          <w:b w:val="0"/>
-        </w:rPr>
-        <w:t>Учасники від клієнта: Станіслав; бажано бухгалтер</w:t>
-      </w:r>
-    </w:p>
-    <w:p>
-      <w:pPr>
-        <w:spacing w:after="80"/>
-      </w:pPr>
-      <w:r>
-        <w:rPr>
-          <w:b w:val="0"/>
-        </w:rPr>
-        <w:t>Ведучий від нас: BA</w:t>
-      </w:r>
-    </w:p>
-    <w:p>
-      <w:pPr>
-        <w:spacing w:after="80"/>
-      </w:pPr>
-      <w:r>
-        <w:rPr>
-          <w:b/>
-        </w:rPr>
-        <w:t>Ціль сесії:</w:t>
-      </w:r>
-    </w:p>
-    <w:p>
-      <w:pPr>
-        <w:spacing w:after="80"/>
-      </w:pPr>
-      <w:r>
-        <w:rPr>
-          <w:b w:val="0"/>
-        </w:rPr>
-        <w:t>Модель інвойсингу клієнтам, взаєморозрахунків і розрахунку прибутковості по відправці (головний business case).</w:t>
-      </w:r>
-    </w:p>
-    <w:p>
-      <w:pPr>
-        <w:spacing w:after="80"/>
-      </w:pPr>
-      <w:r>
-        <w:rPr>
-          <w:b/>
-        </w:rPr>
-        <w:t>Питання для дослідження:</w:t>
-      </w:r>
-    </w:p>
-    <w:p>
-      <w:pPr>
-        <w:spacing w:after="40"/>
-      </w:pPr>
-      <w:r>
-        <w:rPr>
-          <w:b/>
-        </w:rPr>
-        <w:t xml:space="preserve">→ </w:t>
-      </w:r>
-      <w:r>
-        <w:rPr>
-          <w:b/>
-        </w:rPr>
-        <w:t xml:space="preserve">Рахунки: </w:t>
-      </w:r>
-      <w:r>
-        <w:rPr>
-          <w:b w:val="0"/>
-        </w:rPr>
-        <w:t>окремо по кожній відправці, об'єднання у стейтмент (тижневий/місячний) — як саме формується стейтмент?</w:t>
-      </w:r>
-    </w:p>
-    <w:p>
-      <w:pPr>
-        <w:spacing w:after="40"/>
-      </w:pPr>
-      <w:r>
-        <w:rPr>
-          <w:b/>
-        </w:rPr>
-        <w:t xml:space="preserve">→ </w:t>
-      </w:r>
-      <w:r>
-        <w:rPr>
-          <w:b/>
-        </w:rPr>
-        <w:t xml:space="preserve">Аванси і відстрочки: </w:t>
-      </w:r>
-      <w:r>
-        <w:rPr>
-          <w:b w:val="0"/>
-        </w:rPr>
-        <w:t>як обліковувати, чи різняться для постійних/нових клієнтів?</w:t>
-      </w:r>
-    </w:p>
-    <w:p>
-      <w:pPr>
-        <w:spacing w:after="40"/>
-      </w:pPr>
-      <w:r>
-        <w:rPr>
-          <w:b w:val="0"/>
-        </w:rPr>
-        <w:t xml:space="preserve">→ </w:t>
-      </w:r>
-      <w:r>
-        <w:rPr>
-          <w:b w:val="0"/>
-        </w:rPr>
-        <w:t>Прибутковість = виручка (інвойси клієнту) − витрати (інвойси підрядників). У який момент маржа стає «фактичною»?</w:t>
-      </w:r>
-    </w:p>
-    <w:p>
-      <w:pPr>
-        <w:spacing w:after="40"/>
-      </w:pPr>
-      <w:r>
-        <w:rPr>
-          <w:b w:val="0"/>
-        </w:rPr>
-        <w:t xml:space="preserve">→ </w:t>
-      </w:r>
-      <w:r>
-        <w:rPr>
-          <w:b w:val="0"/>
-        </w:rPr>
-        <w:t>Витрати, рахунок по яких ще не прийшов на момент закриття (accrued) — фіксуєте планову собівартість і потім факт?</w:t>
-      </w:r>
-    </w:p>
-    <w:p>
-      <w:pPr>
-        <w:spacing w:after="40"/>
-      </w:pPr>
-      <w:r>
-        <w:rPr>
-          <w:b w:val="0"/>
-        </w:rPr>
-        <w:t xml:space="preserve">→ </w:t>
-      </w:r>
-      <w:r>
-        <w:rPr>
-          <w:b w:val="0"/>
-        </w:rPr>
-        <w:t>Перевиставлення наскрізних витрат +10% — підтвердити облікову механіку (узгодити з Сесією 2).</w:t>
-      </w:r>
-    </w:p>
-    <w:p>
-      <w:pPr>
-        <w:spacing w:after="40"/>
-      </w:pPr>
-      <w:r>
-        <w:rPr>
-          <w:b/>
-        </w:rPr>
-        <w:t xml:space="preserve">→ </w:t>
-      </w:r>
-      <w:r>
-        <w:rPr>
-          <w:b/>
-        </w:rPr>
-        <w:t xml:space="preserve">Контроль дебіторки: </w:t>
-      </w:r>
-      <w:r>
-        <w:rPr>
-          <w:b w:val="0"/>
-        </w:rPr>
-        <w:t>хто бачить «сплачено/не сплачено», як нагадуєте про оплату? (штрафних санкцій немає)</w:t>
-      </w:r>
-    </w:p>
-    <w:p>
-      <w:pPr>
-        <w:spacing w:after="80"/>
-      </w:pPr>
-      <w:r>
-        <w:rPr>
-          <w:b/>
-        </w:rPr>
-        <w:t>Очікуваний результат:</w:t>
-      </w:r>
-    </w:p>
-    <w:p>
-      <w:pPr>
-        <w:spacing w:after="80"/>
-      </w:pPr>
-      <w:r>
-        <w:rPr>
-          <w:b w:val="0"/>
-        </w:rPr>
-        <w:t>Модель AR + розрахунку маржі по відправці; перелік аналітичних розрізів. Після цієї сесії — фіксація меж MVP.</w:t>
-      </w:r>
-    </w:p>
-    <w:p>
-      <w:pPr>
-        <w:spacing w:after="80"/>
-      </w:pPr>
-      <w:r>
-        <w:rPr>
-          <w:b/>
-        </w:rPr>
-        <w:t>Ризики сесії:</w:t>
-      </w:r>
-    </w:p>
-    <w:p>
-      <w:pPr>
-        <w:spacing w:after="80"/>
-      </w:pPr>
-      <w:r>
-        <w:rPr>
-          <w:b w:val="0"/>
-        </w:rPr>
-        <w:t>Вузький спред маржі — точність рознесення витрат критична; залежить від результатів Сесій 2 і 4.</w:t>
-      </w:r>
-    </w:p>
-    <w:p>
-      <w:pPr>
-        <w:pBdr>
-          <w:bottom w:val="single" w:sz="6" w:space="2" w:color="D9D9D9"/>
-        </w:pBdr>
-        <w:spacing w:after="120" w:before="60"/>
-      </w:pPr>
-    </w:p>
-    <w:p>
-      <w:pPr>
-        <w:spacing w:after="80" w:before="120"/>
-      </w:pPr>
-      <w:r>
-        <w:rPr>
-          <w:b/>
-          <w:sz w:val="23"/>
-        </w:rPr>
-        <w:t>Сесія 6: Управлінська звітність, маржа і права доступу</w:t>
-      </w:r>
-    </w:p>
-    <w:p>
-      <w:pPr>
-        <w:spacing w:after="80"/>
-      </w:pPr>
-      <w:r>
-        <w:rPr>
-          <w:b w:val="0"/>
-        </w:rPr>
-        <w:t>Блок: C</w:t>
-      </w:r>
-    </w:p>
-    <w:p>
-      <w:pPr>
-        <w:spacing w:after="80"/>
-      </w:pPr>
-      <w:r>
-        <w:rPr>
-          <w:b w:val="0"/>
-        </w:rPr>
-        <w:t>Тривалість: 1.5 год</w:t>
-      </w:r>
-    </w:p>
-    <w:p>
-      <w:pPr>
-        <w:spacing w:after="80"/>
-      </w:pPr>
-      <w:r>
-        <w:rPr>
-          <w:b w:val="0"/>
-        </w:rPr>
-        <w:t>Учасники від клієнта: Станіслав</w:t>
-      </w:r>
-    </w:p>
-    <w:p>
-      <w:pPr>
-        <w:spacing w:after="80"/>
-      </w:pPr>
-      <w:r>
-        <w:rPr>
-          <w:b w:val="0"/>
-        </w:rPr>
-        <w:t>Ведучий від нас: BA + архітектор</w:t>
-      </w:r>
-    </w:p>
-    <w:p>
-      <w:pPr>
-        <w:spacing w:after="80"/>
-      </w:pPr>
-      <w:r>
-        <w:rPr>
-          <w:b/>
-        </w:rPr>
-        <w:t>Ціль сесії:</w:t>
-      </w:r>
-    </w:p>
-    <w:p>
-      <w:pPr>
-        <w:spacing w:after="80"/>
-      </w:pPr>
-      <w:r>
-        <w:rPr>
-          <w:b w:val="0"/>
-        </w:rPr>
-        <w:t>Визначити звітність/KPI власника і модель ролей та прав доступу.</w:t>
-      </w:r>
-    </w:p>
-    <w:p>
-      <w:pPr>
-        <w:spacing w:after="80"/>
-      </w:pPr>
-      <w:r>
-        <w:rPr>
-          <w:b/>
-        </w:rPr>
-        <w:t>Питання для дослідження:</w:t>
-      </w:r>
-    </w:p>
-    <w:p>
-      <w:pPr>
-        <w:spacing w:after="40"/>
-      </w:pPr>
-      <w:r>
-        <w:rPr>
-          <w:b/>
-        </w:rPr>
-        <w:t xml:space="preserve">→ </w:t>
-      </w:r>
-      <w:r>
-        <w:rPr>
-          <w:b/>
-        </w:rPr>
-        <w:t xml:space="preserve">Розрізи маржі: </w:t>
-      </w:r>
-      <w:r>
-        <w:rPr>
-          <w:b w:val="0"/>
-        </w:rPr>
-        <w:t>по клієнтах, менеджерах, періодах (першочергово); маршрути/перевізники — другий етап. Які саме дашборди/звіти?</w:t>
-      </w:r>
-    </w:p>
-    <w:p>
-      <w:pPr>
-        <w:spacing w:after="40"/>
-      </w:pPr>
-      <w:r>
-        <w:rPr>
-          <w:b w:val="0"/>
-        </w:rPr>
-        <w:t xml:space="preserve">→ </w:t>
-      </w:r>
-      <w:r>
-        <w:rPr>
-          <w:b w:val="0"/>
-        </w:rPr>
-        <w:t>Які фінансові звіти власнику регулярно і з якою періодичністю (P&amp;L по відправці і за період, дебіторка/кредиторка)?</w:t>
-      </w:r>
-    </w:p>
-    <w:p>
-      <w:pPr>
-        <w:spacing w:after="40"/>
-      </w:pPr>
-      <w:r>
-        <w:rPr>
-          <w:b/>
-        </w:rPr>
-        <w:t xml:space="preserve">→ </w:t>
-      </w:r>
-      <w:r>
-        <w:rPr>
-          <w:b/>
-        </w:rPr>
-        <w:t xml:space="preserve">Ролі: </w:t>
-      </w:r>
-      <w:r>
-        <w:rPr>
-          <w:b w:val="0"/>
-        </w:rPr>
-        <w:t>менеджери бачать лише статус «сплачено/не сплачено», без фінансових документів — деталізувати матрицю прав.</w:t>
-      </w:r>
-    </w:p>
-    <w:p>
-      <w:pPr>
-        <w:spacing w:after="40"/>
-      </w:pPr>
-      <w:r>
-        <w:rPr>
-          <w:b w:val="0"/>
-        </w:rPr>
-        <w:t xml:space="preserve">→ </w:t>
-      </w:r>
-      <w:r>
-        <w:rPr>
-          <w:b w:val="0"/>
-        </w:rPr>
-        <w:t>Чи потрібен журнал аудиту змін (хто/коли що змінив) для фінансів?</w:t>
-      </w:r>
-    </w:p>
-    <w:p>
-      <w:pPr>
-        <w:spacing w:after="40"/>
-      </w:pPr>
-      <w:r>
-        <w:rPr>
-          <w:b w:val="0"/>
-        </w:rPr>
-        <w:t xml:space="preserve">→ </w:t>
-      </w:r>
-      <w:r>
-        <w:rPr>
-          <w:b w:val="0"/>
-        </w:rPr>
-        <w:t>Хто може редагувати довідники й майстер-дані?</w:t>
-      </w:r>
-    </w:p>
-    <w:p>
-      <w:pPr>
-        <w:spacing w:after="80"/>
-      </w:pPr>
-      <w:r>
-        <w:rPr>
-          <w:b/>
-        </w:rPr>
-        <w:t>Очікуваний результат:</w:t>
-      </w:r>
-    </w:p>
-    <w:p>
-      <w:pPr>
-        <w:spacing w:after="80"/>
-      </w:pPr>
-      <w:r>
-        <w:rPr>
-          <w:b w:val="0"/>
-        </w:rPr>
-        <w:t>Матриця ролей і прав доступу; перелік звітів і дашбордів MVP.</w:t>
-      </w:r>
-    </w:p>
-    <w:p>
-      <w:pPr>
-        <w:spacing w:after="80"/>
-      </w:pPr>
-      <w:r>
-        <w:rPr>
-          <w:b/>
-        </w:rPr>
-        <w:t>Ризики сесії:</w:t>
-      </w:r>
-    </w:p>
-    <w:p>
-      <w:pPr>
-        <w:spacing w:after="80"/>
-      </w:pPr>
-      <w:r>
-        <w:rPr>
-          <w:b w:val="0"/>
-        </w:rPr>
-        <w:t>Бажання «бачити все» по звітах — пріоритизувати під MVP.</w:t>
-      </w:r>
-    </w:p>
-    <w:p>
-      <w:pPr>
-        <w:pBdr>
-          <w:bottom w:val="single" w:sz="6" w:space="2" w:color="D9D9D9"/>
-        </w:pBdr>
-        <w:spacing w:after="120" w:before="60"/>
-      </w:pPr>
-    </w:p>
-    <w:p>
-      <w:pPr>
-        <w:spacing w:after="80" w:before="120"/>
-      </w:pPr>
-      <w:r>
-        <w:rPr>
-          <w:b/>
-          <w:sz w:val="23"/>
-        </w:rPr>
-        <w:t>Сесія 7: Перехід і технічні питання (наскрізні лінії)</w:t>
-      </w:r>
-    </w:p>
-    <w:p>
-      <w:pPr>
-        <w:spacing w:after="80"/>
-      </w:pPr>
-      <w:r>
-        <w:rPr>
-          <w:b w:val="0"/>
-        </w:rPr>
-        <w:t>Блок: C</w:t>
-      </w:r>
-    </w:p>
-    <w:p>
-      <w:pPr>
-        <w:spacing w:after="80"/>
-      </w:pPr>
-      <w:r>
-        <w:rPr>
-          <w:b w:val="0"/>
-        </w:rPr>
-        <w:t>Тривалість: 1.5 год</w:t>
-      </w:r>
-    </w:p>
-    <w:p>
-      <w:pPr>
-        <w:spacing w:after="80"/>
-      </w:pPr>
-      <w:r>
-        <w:rPr>
-          <w:b w:val="0"/>
-        </w:rPr>
-        <w:t>Учасники від клієнта: Станіслав; бухгалтер (по залишках)</w:t>
-      </w:r>
-    </w:p>
-    <w:p>
-      <w:pPr>
-        <w:spacing w:after="80"/>
-      </w:pPr>
-      <w:r>
-        <w:rPr>
-          <w:b w:val="0"/>
-        </w:rPr>
-        <w:t>Ведучий від нас: BA + архітектор + PM</w:t>
-      </w:r>
-    </w:p>
-    <w:p>
-      <w:pPr>
-        <w:spacing w:after="80"/>
-      </w:pPr>
-      <w:r>
-        <w:rPr>
-          <w:b/>
-        </w:rPr>
-        <w:t>Ціль сесії:</w:t>
-      </w:r>
-    </w:p>
-    <w:p>
-      <w:pPr>
-        <w:spacing w:after="80"/>
-      </w:pPr>
-      <w:r>
-        <w:rPr>
-          <w:b w:val="0"/>
-        </w:rPr>
-        <w:t>Закрити наскрізні лінії: міграція, межі інтеграцій, NFR, go-live, навчання.</w:t>
-      </w:r>
-    </w:p>
-    <w:p>
-      <w:pPr>
-        <w:spacing w:after="80"/>
-      </w:pPr>
-      <w:r>
-        <w:rPr>
-          <w:b/>
-        </w:rPr>
-        <w:t>Питання для дослідження:</w:t>
-      </w:r>
-    </w:p>
-    <w:p>
-      <w:pPr>
-        <w:spacing w:after="40"/>
-      </w:pPr>
-      <w:r>
-        <w:rPr>
-          <w:b w:val="0"/>
-        </w:rPr>
-        <w:t xml:space="preserve">→ </w:t>
-      </w:r>
-      <w:r>
-        <w:rPr>
-          <w:b w:val="0"/>
-        </w:rPr>
-        <w:t xml:space="preserve">Міграція: переносимо </w:t>
-      </w:r>
-      <w:r>
-        <w:rPr>
-          <w:b/>
-        </w:rPr>
-        <w:t>тільки залишки</w:t>
-      </w:r>
-      <w:r>
-        <w:rPr>
-          <w:b w:val="0"/>
-        </w:rPr>
-        <w:t xml:space="preserve"> (підтверджено), історію — ні. Які саме залишки (AR/AP, банк, склад) і на яку дату cutover?</w:t>
-      </w:r>
-    </w:p>
-    <w:p>
-      <w:pPr>
-        <w:spacing w:after="40"/>
-      </w:pPr>
-      <w:r>
-        <w:rPr>
-          <w:b w:val="0"/>
-        </w:rPr>
-        <w:t xml:space="preserve">→ </w:t>
-      </w:r>
-      <w:r>
-        <w:rPr>
-          <w:b w:val="0"/>
-        </w:rPr>
-        <w:t>Довідкові бази (UN Locations, авіакомпанії, перевізники) — формат завантаження, обсяг.</w:t>
-      </w:r>
-    </w:p>
-    <w:p>
-      <w:pPr>
-        <w:spacing w:after="40"/>
-      </w:pPr>
-      <w:r>
-        <w:rPr>
-          <w:b/>
-        </w:rPr>
-        <w:t xml:space="preserve">→ </w:t>
-      </w:r>
-      <w:r>
-        <w:rPr>
-          <w:b/>
-        </w:rPr>
-        <w:t xml:space="preserve">Інтеграції — підтвердити межі: </w:t>
-      </w:r>
-      <w:r>
-        <w:rPr>
-          <w:b w:val="0"/>
-        </w:rPr>
-        <w:t>банки (ні, вручну), трекінг (ні), пошта/парсинг (ні), Bitrix (лишається окремо, без інтеграції). Чи є щось, що таки треба обмінювати?</w:t>
-      </w:r>
-    </w:p>
-    <w:p>
-      <w:pPr>
-        <w:spacing w:after="40"/>
-      </w:pPr>
-      <w:r>
-        <w:rPr>
-          <w:b/>
-        </w:rPr>
-        <w:t xml:space="preserve">→ </w:t>
-      </w:r>
-      <w:r>
-        <w:rPr>
-          <w:b/>
-        </w:rPr>
-        <w:t xml:space="preserve">NFR: </w:t>
-      </w:r>
-      <w:r>
-        <w:rPr>
-          <w:b w:val="0"/>
-        </w:rPr>
-        <w:t>6 користувачів, мова інтерфейсу (English / українська / 中文?), обсяги документів на місяць, вимоги до доступності.</w:t>
-      </w:r>
-    </w:p>
-    <w:p>
-      <w:pPr>
-        <w:spacing w:after="40"/>
-      </w:pPr>
-      <w:r>
-        <w:rPr>
-          <w:b/>
-        </w:rPr>
-        <w:t xml:space="preserve">→ </w:t>
-      </w:r>
-      <w:r>
-        <w:rPr>
-          <w:b/>
-        </w:rPr>
-        <w:t xml:space="preserve">Перехід: </w:t>
-      </w:r>
-      <w:r>
-        <w:rPr>
-          <w:b w:val="0"/>
-        </w:rPr>
-        <w:t>паралельна робота двох систем чи різкий cutover? Хто і коли навчається (6 користувачів)?</w:t>
-      </w:r>
-    </w:p>
-    <w:p>
-      <w:pPr>
-        <w:spacing w:after="80"/>
-      </w:pPr>
-      <w:r>
-        <w:rPr>
-          <w:b/>
-        </w:rPr>
-        <w:t>Очікуваний результат:</w:t>
-      </w:r>
-    </w:p>
-    <w:p>
-      <w:pPr>
-        <w:spacing w:after="80"/>
-      </w:pPr>
-      <w:r>
-        <w:rPr>
-          <w:b w:val="0"/>
-        </w:rPr>
-        <w:t>План міграції залишків + довідників; підтверджені межі інтеграцій; NFR; план go-live і навчання.</w:t>
-      </w:r>
-    </w:p>
-    <w:p>
-      <w:pPr>
-        <w:spacing w:after="80"/>
-      </w:pPr>
-      <w:r>
-        <w:rPr>
-          <w:b/>
-        </w:rPr>
-        <w:t>Ризики сесії:</w:t>
-      </w:r>
-    </w:p>
-    <w:p>
-      <w:pPr>
-        <w:spacing w:after="80"/>
-      </w:pPr>
-      <w:r>
-        <w:rPr>
-          <w:b w:val="0"/>
-        </w:rPr>
-        <w:t>Cutover фінансових залишків — вивірити дату і коректність вхідних залишків.</w:t>
-      </w:r>
-    </w:p>
-    <w:p>
-      <w:pPr>
-        <w:pBdr>
-          <w:bottom w:val="single" w:sz="6" w:space="2" w:color="D9D9D9"/>
-        </w:pBdr>
-        <w:spacing w:after="120" w:before="60"/>
-      </w:pPr>
-    </w:p>
-    <w:p>
-      <w:pPr>
-        <w:spacing w:after="100" w:before="200"/>
-      </w:pPr>
-      <w:r>
-        <w:rPr>
-          <w:b/>
+        <w:spacing w:before="80" w:after="80"/>
+      </w:pPr>
+    </w:p>
+    <w:p>
+      <w:pPr>
+        <w:keepNext w:val="1"/>
+        <w:spacing w:before="200" w:after="80"/>
+        <w:rPr>
+          <w:rFonts w:ascii="Times New Roman" w:cs="Times New Roman" w:eastAsia="Times New Roman" w:hAnsi="Times New Roman"/>
           <w:sz w:val="26"/>
+          <w:szCs w:val="26"/>
+        </w:rPr>
+      </w:pPr>
+      <w:r>
+        <w:rPr>
+          <w:rFonts w:ascii="Times New Roman" w:cs="Times New Roman" w:eastAsia="Times New Roman" w:hAnsi="Times New Roman"/>
+          <w:b w:val="1"/>
+          <w:bCs w:val="1"/>
+          <w:color w:val="f05423"/>
+          <w:sz w:val="26"/>
+          <w:szCs w:val="26"/>
+          <w:rtl w:val="0"/>
         </w:rPr>
         <w:t>Ключові рішення і залежності</w:t>
       </w:r>
     </w:p>
     <w:tbl>
       <w:tblPr>
-        <w:tblW w:type="dxa" w:w="9072"/>
+        <w:tblStyle w:val="Table1"/>
+        <w:tblW w:w="9061" w:type="dxa"/>
+        <w:jc w:val="left"/>
         <w:tblBorders>
-          <w:top w:val="single" w:sz="4" w:space="0" w:color="BFBFBF"/>
-          <w:left w:val="single" w:sz="4" w:space="0" w:color="BFBFBF"/>
-          <w:bottom w:val="single" w:sz="4" w:space="0" w:color="BFBFBF"/>
-          <w:right w:val="single" w:sz="4" w:space="0" w:color="BFBFBF"/>
-          <w:insideH w:val="single" w:sz="4" w:space="0" w:color="BFBFBF"/>
-          <w:insideV w:val="single" w:sz="4" w:space="0" w:color="BFBFBF"/>
+          <w:top w:color="999999" w:space="0" w:sz="4" w:val="single"/>
+          <w:left w:color="999999" w:space="0" w:sz="4" w:val="single"/>
+          <w:bottom w:color="999999" w:space="0" w:sz="4" w:val="single"/>
+          <w:right w:color="999999" w:space="0" w:sz="4" w:val="single"/>
+          <w:insideH w:color="999999" w:space="0" w:sz="4" w:val="single"/>
+          <w:insideV w:color="999999" w:space="0" w:sz="4" w:val="single"/>
         </w:tblBorders>
-        <w:tblLook w:firstRow="1" w:val="0420"/>
+        <w:tblLayout w:type="fixed"/>
+        <w:tblLook w:val="0400"/>
       </w:tblPr>
       <w:tblGrid>
-        <w:gridCol w:w="2268"/>
-        <w:gridCol w:w="2268"/>
-        <w:gridCol w:w="2268"/>
-        <w:gridCol w:w="2268"/>
+        <w:gridCol w:w="2265"/>
+        <w:gridCol w:w="2265"/>
+        <w:gridCol w:w="2265"/>
+        <w:gridCol w:w="2266"/>
       </w:tblGrid>
       <w:tr>
+        <w:trPr>
+          <w:tblHeader w:val="1"/>
+        </w:trPr>
         <w:tc>
           <w:tcPr>
-            <w:tcW w:type="dxa" w:w="2268"/>
-            <w:shd w:val="clear" w:color="auto" w:fill="F2F2F2"/>
-            <w:tcMar>
-              <w:top w:w="40"/>
-              <w:left w:w="80"/>
-              <w:bottom w:w="40"/>
-              <w:right w:w="80"/>
-            </w:tcMar>
+            <w:tcW w:w="2265" w:type="dxa"/>
+            <w:shd w:fill="d9d9d9" w:val="clear"/>
           </w:tcPr>
           <w:p>
             <w:pPr>
-              <w:spacing w:after="0" w:line="240" w:lineRule="auto"/>
+              <w:spacing w:after="20" w:line="240" w:lineRule="auto"/>
+              <w:rPr>
+                <w:rFonts w:ascii="Times New Roman" w:cs="Times New Roman" w:eastAsia="Times New Roman" w:hAnsi="Times New Roman"/>
+                <w:b w:val="1"/>
+                <w:bCs w:val="1"/>
+                <w:sz w:val="19"/>
+                <w:szCs w:val="19"/>
+              </w:rPr>
             </w:pPr>
             <w:r>
               <w:rPr>
-                <w:b/>
-                <w:sz w:val="19"/>
+                <w:rFonts w:ascii="Times New Roman" w:cs="Times New Roman" w:eastAsia="Times New Roman" w:hAnsi="Times New Roman"/>
+                <w:b w:val="1"/>
+                <w:bCs w:val="1"/>
+                <w:sz w:val="19"/>
+                <w:szCs w:val="19"/>
+                <w:rtl w:val="0"/>
               </w:rPr>
               <w:t>Рішення</w:t>
             </w:r>
@@ -3857,23 +5204,28 @@
         </w:tc>
         <w:tc>
           <w:tcPr>
-            <w:tcW w:type="dxa" w:w="2268"/>
-            <w:shd w:val="clear" w:color="auto" w:fill="F2F2F2"/>
-            <w:tcMar>
-              <w:top w:w="40"/>
-              <w:left w:w="80"/>
-              <w:bottom w:w="40"/>
-              <w:right w:w="80"/>
-            </w:tcMar>
+            <w:tcW w:w="2265" w:type="dxa"/>
+            <w:shd w:fill="d9d9d9" w:val="clear"/>
           </w:tcPr>
           <w:p>
             <w:pPr>
-              <w:spacing w:after="0" w:line="240" w:lineRule="auto"/>
+              <w:spacing w:after="20" w:line="240" w:lineRule="auto"/>
+              <w:rPr>
+                <w:rFonts w:ascii="Times New Roman" w:cs="Times New Roman" w:eastAsia="Times New Roman" w:hAnsi="Times New Roman"/>
+                <w:b w:val="1"/>
+                <w:bCs w:val="1"/>
+                <w:sz w:val="19"/>
+                <w:szCs w:val="19"/>
+              </w:rPr>
             </w:pPr>
             <w:r>
               <w:rPr>
-                <w:b/>
-                <w:sz w:val="19"/>
+                <w:rFonts w:ascii="Times New Roman" w:cs="Times New Roman" w:eastAsia="Times New Roman" w:hAnsi="Times New Roman"/>
+                <w:b w:val="1"/>
+                <w:bCs w:val="1"/>
+                <w:sz w:val="19"/>
+                <w:szCs w:val="19"/>
+                <w:rtl w:val="0"/>
               </w:rPr>
               <w:t>Хто вирішує</w:t>
             </w:r>
@@ -3881,23 +5233,28 @@
         </w:tc>
         <w:tc>
           <w:tcPr>
-            <w:tcW w:type="dxa" w:w="2268"/>
-            <w:shd w:val="clear" w:color="auto" w:fill="F2F2F2"/>
-            <w:tcMar>
-              <w:top w:w="40"/>
-              <w:left w:w="80"/>
-              <w:bottom w:w="40"/>
-              <w:right w:w="80"/>
-            </w:tcMar>
+            <w:tcW w:w="2265" w:type="dxa"/>
+            <w:shd w:fill="d9d9d9" w:val="clear"/>
           </w:tcPr>
           <w:p>
             <w:pPr>
-              <w:spacing w:after="0" w:line="240" w:lineRule="auto"/>
+              <w:spacing w:after="20" w:line="240" w:lineRule="auto"/>
+              <w:rPr>
+                <w:rFonts w:ascii="Times New Roman" w:cs="Times New Roman" w:eastAsia="Times New Roman" w:hAnsi="Times New Roman"/>
+                <w:b w:val="1"/>
+                <w:bCs w:val="1"/>
+                <w:sz w:val="19"/>
+                <w:szCs w:val="19"/>
+              </w:rPr>
             </w:pPr>
             <w:r>
               <w:rPr>
-                <w:b/>
-                <w:sz w:val="19"/>
+                <w:rFonts w:ascii="Times New Roman" w:cs="Times New Roman" w:eastAsia="Times New Roman" w:hAnsi="Times New Roman"/>
+                <w:b w:val="1"/>
+                <w:bCs w:val="1"/>
+                <w:sz w:val="19"/>
+                <w:szCs w:val="19"/>
+                <w:rtl w:val="0"/>
               </w:rPr>
               <w:t>Дедлайн</w:t>
             </w:r>
@@ -3905,23 +5262,28 @@
         </w:tc>
         <w:tc>
           <w:tcPr>
-            <w:tcW w:type="dxa" w:w="2268"/>
-            <w:shd w:val="clear" w:color="auto" w:fill="F2F2F2"/>
-            <w:tcMar>
-              <w:top w:w="40"/>
-              <w:left w:w="80"/>
-              <w:bottom w:w="40"/>
-              <w:right w:w="80"/>
-            </w:tcMar>
+            <w:tcW w:w="2266" w:type="dxa"/>
+            <w:shd w:fill="d9d9d9" w:val="clear"/>
           </w:tcPr>
           <w:p>
             <w:pPr>
-              <w:spacing w:after="0" w:line="240" w:lineRule="auto"/>
+              <w:spacing w:after="20" w:line="240" w:lineRule="auto"/>
+              <w:rPr>
+                <w:rFonts w:ascii="Times New Roman" w:cs="Times New Roman" w:eastAsia="Times New Roman" w:hAnsi="Times New Roman"/>
+                <w:b w:val="1"/>
+                <w:bCs w:val="1"/>
+                <w:sz w:val="19"/>
+                <w:szCs w:val="19"/>
+              </w:rPr>
             </w:pPr>
             <w:r>
               <w:rPr>
-                <w:b/>
-                <w:sz w:val="19"/>
+                <w:rFonts w:ascii="Times New Roman" w:cs="Times New Roman" w:eastAsia="Times New Roman" w:hAnsi="Times New Roman"/>
+                <w:b w:val="1"/>
+                <w:bCs w:val="1"/>
+                <w:sz w:val="19"/>
+                <w:szCs w:val="19"/>
+                <w:rtl w:val="0"/>
               </w:rPr>
               <w:t>Від чого залежить</w:t>
             </w:r>
@@ -3931,93 +5293,97 @@
       <w:tr>
         <w:tc>
           <w:tcPr>
-            <w:tcW w:type="dxa" w:w="2268"/>
-            <w:tcMar>
-              <w:top w:w="40"/>
-              <w:left w:w="80"/>
-              <w:bottom w:w="40"/>
-              <w:right w:w="80"/>
-            </w:tcMar>
+            <w:tcW w:w="2265" w:type="dxa"/>
           </w:tcPr>
           <w:p>
             <w:pPr>
-              <w:spacing w:after="0" w:line="240" w:lineRule="auto"/>
+              <w:spacing w:after="20" w:line="240" w:lineRule="auto"/>
+              <w:rPr>
+                <w:rFonts w:ascii="Times New Roman" w:cs="Times New Roman" w:eastAsia="Times New Roman" w:hAnsi="Times New Roman"/>
+                <w:sz w:val="19"/>
+                <w:szCs w:val="19"/>
+              </w:rPr>
             </w:pPr>
             <w:r>
               <w:rPr>
-                <w:b w:val="0"/>
-                <w:sz w:val="19"/>
-              </w:rPr>
-              <w:t>Перелік документів, які мають бути в Odoo</w:t>
+                <w:rFonts w:ascii="Times New Roman" w:cs="Times New Roman" w:eastAsia="Times New Roman" w:hAnsi="Times New Roman"/>
+                <w:sz w:val="19"/>
+                <w:szCs w:val="19"/>
+                <w:rtl w:val="0"/>
+              </w:rPr>
+              <w:t>Облікова трактовка агентської закупівлі (виручка vs транзит)</w:t>
             </w:r>
           </w:p>
         </w:tc>
         <w:tc>
           <w:tcPr>
-            <w:tcW w:type="dxa" w:w="2268"/>
-            <w:tcMar>
-              <w:top w:w="40"/>
-              <w:left w:w="80"/>
-              <w:bottom w:w="40"/>
-              <w:right w:w="80"/>
-            </w:tcMar>
+            <w:tcW w:w="2265" w:type="dxa"/>
           </w:tcPr>
           <w:p>
             <w:pPr>
-              <w:spacing w:after="0" w:line="240" w:lineRule="auto"/>
+              <w:spacing w:after="20" w:line="240" w:lineRule="auto"/>
+              <w:rPr>
+                <w:rFonts w:ascii="Times New Roman" w:cs="Times New Roman" w:eastAsia="Times New Roman" w:hAnsi="Times New Roman"/>
+                <w:sz w:val="19"/>
+                <w:szCs w:val="19"/>
+              </w:rPr>
             </w:pPr>
             <w:r>
               <w:rPr>
-                <w:b w:val="0"/>
-                <w:sz w:val="19"/>
-              </w:rPr>
-              <w:t>Клієнт</w:t>
+                <w:rFonts w:ascii="Times New Roman" w:cs="Times New Roman" w:eastAsia="Times New Roman" w:hAnsi="Times New Roman"/>
+                <w:sz w:val="19"/>
+                <w:szCs w:val="19"/>
+                <w:rtl w:val="0"/>
+              </w:rPr>
+              <w:t>Клієнт + бухгалтер</w:t>
             </w:r>
           </w:p>
         </w:tc>
         <w:tc>
           <w:tcPr>
-            <w:tcW w:type="dxa" w:w="2268"/>
-            <w:tcMar>
-              <w:top w:w="40"/>
-              <w:left w:w="80"/>
-              <w:bottom w:w="40"/>
-              <w:right w:w="80"/>
-            </w:tcMar>
+            <w:tcW w:w="2265" w:type="dxa"/>
           </w:tcPr>
           <w:p>
             <w:pPr>
-              <w:spacing w:after="0" w:line="240" w:lineRule="auto"/>
+              <w:spacing w:after="20" w:line="240" w:lineRule="auto"/>
+              <w:rPr>
+                <w:rFonts w:ascii="Times New Roman" w:cs="Times New Roman" w:eastAsia="Times New Roman" w:hAnsi="Times New Roman"/>
+                <w:sz w:val="19"/>
+                <w:szCs w:val="19"/>
+              </w:rPr>
             </w:pPr>
             <w:r>
               <w:rPr>
-                <w:b w:val="0"/>
-                <w:sz w:val="19"/>
-              </w:rPr>
-              <w:t>до Сесії 1 (9 черв.)</w:t>
+                <w:rFonts w:ascii="Times New Roman" w:cs="Times New Roman" w:eastAsia="Times New Roman" w:hAnsi="Times New Roman"/>
+                <w:sz w:val="19"/>
+                <w:szCs w:val="19"/>
+                <w:rtl w:val="0"/>
+              </w:rPr>
+              <w:t>Сесія 2</w:t>
             </w:r>
           </w:p>
         </w:tc>
         <w:tc>
           <w:tcPr>
-            <w:tcW w:type="dxa" w:w="2268"/>
-            <w:tcMar>
-              <w:top w:w="40"/>
-              <w:left w:w="80"/>
-              <w:bottom w:w="40"/>
-              <w:right w:w="80"/>
-            </w:tcMar>
+            <w:tcW w:w="2266" w:type="dxa"/>
           </w:tcPr>
           <w:p>
             <w:pPr>
-              <w:spacing w:after="0" w:line="240" w:lineRule="auto"/>
+              <w:spacing w:after="20" w:line="240" w:lineRule="auto"/>
+              <w:rPr>
+                <w:rFonts w:ascii="Times New Roman" w:cs="Times New Roman" w:eastAsia="Times New Roman" w:hAnsi="Times New Roman"/>
+                <w:sz w:val="19"/>
+                <w:szCs w:val="19"/>
+              </w:rPr>
             </w:pPr>
             <w:r>
               <w:rPr>
-                <w:b w:val="0"/>
-                <w:sz w:val="19"/>
-              </w:rPr>
-              <w:t>дизайн кастомних форм транспортних документів</w:t>
+                <w:rFonts w:ascii="Times New Roman" w:cs="Times New Roman" w:eastAsia="Times New Roman" w:hAnsi="Times New Roman"/>
+                <w:sz w:val="19"/>
+                <w:szCs w:val="19"/>
+                <w:rtl w:val="0"/>
+              </w:rPr>
+              <w:t>облік AP, оборот, податок, план рахунків</w:t>
             </w:r>
           </w:p>
         </w:tc>
@@ -4025,93 +5391,97 @@
       <w:tr>
         <w:tc>
           <w:tcPr>
-            <w:tcW w:type="dxa" w:w="2268"/>
-            <w:tcMar>
-              <w:top w:w="40"/>
-              <w:left w:w="80"/>
-              <w:bottom w:w="40"/>
-              <w:right w:w="80"/>
-            </w:tcMar>
+            <w:tcW w:w="2265" w:type="dxa"/>
           </w:tcPr>
           <w:p>
             <w:pPr>
-              <w:spacing w:after="0" w:line="240" w:lineRule="auto"/>
+              <w:spacing w:after="20" w:line="240" w:lineRule="auto"/>
+              <w:rPr>
+                <w:rFonts w:ascii="Times New Roman" w:cs="Times New Roman" w:eastAsia="Times New Roman" w:hAnsi="Times New Roman"/>
+                <w:sz w:val="19"/>
+                <w:szCs w:val="19"/>
+              </w:rPr>
             </w:pPr>
             <w:r>
               <w:rPr>
-                <w:b w:val="0"/>
-                <w:sz w:val="19"/>
-              </w:rPr>
-              <w:t>Модель «агентської закупівлі»</w:t>
+                <w:rFonts w:ascii="Times New Roman" w:cs="Times New Roman" w:eastAsia="Times New Roman" w:hAnsi="Times New Roman"/>
+                <w:sz w:val="19"/>
+                <w:szCs w:val="19"/>
+                <w:rtl w:val="0"/>
+              </w:rPr>
+              <w:t>Перелік документів + довідники для Odoo (структури/скани)</w:t>
             </w:r>
           </w:p>
         </w:tc>
         <w:tc>
           <w:tcPr>
-            <w:tcW w:type="dxa" w:w="2268"/>
-            <w:tcMar>
-              <w:top w:w="40"/>
-              <w:left w:w="80"/>
-              <w:bottom w:w="40"/>
-              <w:right w:w="80"/>
-            </w:tcMar>
+            <w:tcW w:w="2265" w:type="dxa"/>
           </w:tcPr>
           <w:p>
             <w:pPr>
-              <w:spacing w:after="0" w:line="240" w:lineRule="auto"/>
+              <w:spacing w:after="20" w:line="240" w:lineRule="auto"/>
+              <w:rPr>
+                <w:rFonts w:ascii="Times New Roman" w:cs="Times New Roman" w:eastAsia="Times New Roman" w:hAnsi="Times New Roman"/>
+                <w:sz w:val="19"/>
+                <w:szCs w:val="19"/>
+              </w:rPr>
             </w:pPr>
             <w:r>
               <w:rPr>
-                <w:b w:val="0"/>
-                <w:sz w:val="19"/>
-              </w:rPr>
-              <w:t>Клієнт + BA</w:t>
+                <w:rFonts w:ascii="Times New Roman" w:cs="Times New Roman" w:eastAsia="Times New Roman" w:hAnsi="Times New Roman"/>
+                <w:sz w:val="19"/>
+                <w:szCs w:val="19"/>
+                <w:rtl w:val="0"/>
+              </w:rPr>
+              <w:t>Клієнт</w:t>
             </w:r>
           </w:p>
         </w:tc>
         <w:tc>
           <w:tcPr>
-            <w:tcW w:type="dxa" w:w="2268"/>
-            <w:tcMar>
-              <w:top w:w="40"/>
-              <w:left w:w="80"/>
-              <w:bottom w:w="40"/>
-              <w:right w:w="80"/>
-            </w:tcMar>
+            <w:tcW w:w="2265" w:type="dxa"/>
           </w:tcPr>
           <w:p>
             <w:pPr>
-              <w:spacing w:after="0" w:line="240" w:lineRule="auto"/>
+              <w:spacing w:after="20" w:line="240" w:lineRule="auto"/>
+              <w:rPr>
+                <w:rFonts w:ascii="Times New Roman" w:cs="Times New Roman" w:eastAsia="Times New Roman" w:hAnsi="Times New Roman"/>
+                <w:sz w:val="19"/>
+                <w:szCs w:val="19"/>
+              </w:rPr>
             </w:pPr>
             <w:r>
               <w:rPr>
-                <w:b w:val="0"/>
-                <w:sz w:val="19"/>
-              </w:rPr>
-              <w:t>Сесія 2</w:t>
+                <w:rFonts w:ascii="Times New Roman" w:cs="Times New Roman" w:eastAsia="Times New Roman" w:hAnsi="Times New Roman"/>
+                <w:sz w:val="19"/>
+                <w:szCs w:val="19"/>
+                <w:rtl w:val="0"/>
+              </w:rPr>
+              <w:t>до Сесії 2 (11.06)</w:t>
             </w:r>
           </w:p>
         </w:tc>
         <w:tc>
           <w:tcPr>
-            <w:tcW w:type="dxa" w:w="2268"/>
-            <w:tcMar>
-              <w:top w:w="40"/>
-              <w:left w:w="80"/>
-              <w:bottom w:w="40"/>
-              <w:right w:w="80"/>
-            </w:tcMar>
+            <w:tcW w:w="2266" w:type="dxa"/>
           </w:tcPr>
           <w:p>
             <w:pPr>
-              <w:spacing w:after="0" w:line="240" w:lineRule="auto"/>
+              <w:spacing w:after="20" w:line="240" w:lineRule="auto"/>
+              <w:rPr>
+                <w:rFonts w:ascii="Times New Roman" w:cs="Times New Roman" w:eastAsia="Times New Roman" w:hAnsi="Times New Roman"/>
+                <w:sz w:val="19"/>
+                <w:szCs w:val="19"/>
+              </w:rPr>
             </w:pPr>
             <w:r>
               <w:rPr>
-                <w:b w:val="0"/>
-                <w:sz w:val="19"/>
-              </w:rPr>
-              <w:t>облік AP і грошових потоків, частина бухобліку</w:t>
+                <w:rFonts w:ascii="Times New Roman" w:cs="Times New Roman" w:eastAsia="Times New Roman" w:hAnsi="Times New Roman"/>
+                <w:sz w:val="19"/>
+                <w:szCs w:val="19"/>
+                <w:rtl w:val="0"/>
+              </w:rPr>
+              <w:t>дизайн кастомних форм</w:t>
             </w:r>
           </w:p>
         </w:tc>
@@ -4119,45 +5489,47 @@
       <w:tr>
         <w:tc>
           <w:tcPr>
-            <w:tcW w:type="dxa" w:w="2268"/>
-            <w:tcMar>
-              <w:top w:w="40"/>
-              <w:left w:w="80"/>
-              <w:bottom w:w="40"/>
-              <w:right w:w="80"/>
-            </w:tcMar>
+            <w:tcW w:w="2265" w:type="dxa"/>
           </w:tcPr>
           <w:p>
             <w:pPr>
-              <w:spacing w:after="0" w:line="240" w:lineRule="auto"/>
+              <w:spacing w:after="20" w:line="240" w:lineRule="auto"/>
+              <w:rPr>
+                <w:rFonts w:ascii="Times New Roman" w:cs="Times New Roman" w:eastAsia="Times New Roman" w:hAnsi="Times New Roman"/>
+                <w:sz w:val="19"/>
+                <w:szCs w:val="19"/>
+              </w:rPr>
             </w:pPr>
             <w:r>
               <w:rPr>
-                <w:b w:val="0"/>
-                <w:sz w:val="19"/>
-              </w:rPr>
-              <w:t>Джерело плану рахунків Гонконгу + хто веде бухгалтерію</w:t>
+                <w:rFonts w:ascii="Times New Roman" w:cs="Times New Roman" w:eastAsia="Times New Roman" w:hAnsi="Times New Roman"/>
+                <w:sz w:val="19"/>
+                <w:szCs w:val="19"/>
+                <w:rtl w:val="0"/>
+              </w:rPr>
+              <w:t>Участь бухгалтера/аудитора на Сесії 2</w:t>
             </w:r>
           </w:p>
         </w:tc>
         <w:tc>
           <w:tcPr>
-            <w:tcW w:type="dxa" w:w="2268"/>
-            <w:tcMar>
-              <w:top w:w="40"/>
-              <w:left w:w="80"/>
-              <w:bottom w:w="40"/>
-              <w:right w:w="80"/>
-            </w:tcMar>
+            <w:tcW w:w="2265" w:type="dxa"/>
           </w:tcPr>
           <w:p>
             <w:pPr>
-              <w:spacing w:after="0" w:line="240" w:lineRule="auto"/>
+              <w:spacing w:after="20" w:line="240" w:lineRule="auto"/>
+              <w:rPr>
+                <w:rFonts w:ascii="Times New Roman" w:cs="Times New Roman" w:eastAsia="Times New Roman" w:hAnsi="Times New Roman"/>
+                <w:sz w:val="19"/>
+                <w:szCs w:val="19"/>
+              </w:rPr>
             </w:pPr>
             <w:r>
               <w:rPr>
-                <w:b w:val="0"/>
-                <w:sz w:val="19"/>
+                <w:rFonts w:ascii="Times New Roman" w:cs="Times New Roman" w:eastAsia="Times New Roman" w:hAnsi="Times New Roman"/>
+                <w:sz w:val="19"/>
+                <w:szCs w:val="19"/>
+                <w:rtl w:val="0"/>
               </w:rPr>
               <w:t>Клієнт</w:t>
             </w:r>
@@ -4165,47 +5537,49 @@
         </w:tc>
         <w:tc>
           <w:tcPr>
-            <w:tcW w:type="dxa" w:w="2268"/>
-            <w:tcMar>
-              <w:top w:w="40"/>
-              <w:left w:w="80"/>
-              <w:bottom w:w="40"/>
-              <w:right w:w="80"/>
-            </w:tcMar>
+            <w:tcW w:w="2265" w:type="dxa"/>
           </w:tcPr>
           <w:p>
             <w:pPr>
-              <w:spacing w:after="0" w:line="240" w:lineRule="auto"/>
+              <w:spacing w:after="20" w:line="240" w:lineRule="auto"/>
+              <w:rPr>
+                <w:rFonts w:ascii="Times New Roman" w:cs="Times New Roman" w:eastAsia="Times New Roman" w:hAnsi="Times New Roman"/>
+                <w:sz w:val="19"/>
+                <w:szCs w:val="19"/>
+              </w:rPr>
             </w:pPr>
             <w:r>
               <w:rPr>
-                <w:b w:val="0"/>
-                <w:sz w:val="19"/>
-              </w:rPr>
-              <w:t>до Сесії 3</w:t>
+                <w:rFonts w:ascii="Times New Roman" w:cs="Times New Roman" w:eastAsia="Times New Roman" w:hAnsi="Times New Roman"/>
+                <w:sz w:val="19"/>
+                <w:szCs w:val="19"/>
+                <w:rtl w:val="0"/>
+              </w:rPr>
+              <w:t>до Сесії 2</w:t>
             </w:r>
           </w:p>
         </w:tc>
         <w:tc>
           <w:tcPr>
-            <w:tcW w:type="dxa" w:w="2268"/>
-            <w:tcMar>
-              <w:top w:w="40"/>
-              <w:left w:w="80"/>
-              <w:bottom w:w="40"/>
-              <w:right w:w="80"/>
-            </w:tcMar>
+            <w:tcW w:w="2266" w:type="dxa"/>
           </w:tcPr>
           <w:p>
             <w:pPr>
-              <w:spacing w:after="0" w:line="240" w:lineRule="auto"/>
+              <w:spacing w:after="20" w:line="240" w:lineRule="auto"/>
+              <w:rPr>
+                <w:rFonts w:ascii="Times New Roman" w:cs="Times New Roman" w:eastAsia="Times New Roman" w:hAnsi="Times New Roman"/>
+                <w:sz w:val="19"/>
+                <w:szCs w:val="19"/>
+              </w:rPr>
             </w:pPr>
             <w:r>
               <w:rPr>
-                <w:b w:val="0"/>
-                <w:sz w:val="19"/>
-              </w:rPr>
-              <w:t>налаштування Accounting</w:t>
+                <w:rFonts w:ascii="Times New Roman" w:cs="Times New Roman" w:eastAsia="Times New Roman" w:hAnsi="Times New Roman"/>
+                <w:sz w:val="19"/>
+                <w:szCs w:val="19"/>
+                <w:rtl w:val="0"/>
+              </w:rPr>
+              <w:t>трактовка агентської закупівлі + план рахунків</w:t>
             </w:r>
           </w:p>
         </w:tc>
@@ -4213,93 +5587,97 @@
       <w:tr>
         <w:tc>
           <w:tcPr>
-            <w:tcW w:type="dxa" w:w="2268"/>
-            <w:tcMar>
-              <w:top w:w="40"/>
-              <w:left w:w="80"/>
-              <w:bottom w:w="40"/>
-              <w:right w:w="80"/>
-            </w:tcMar>
+            <w:tcW w:w="2265" w:type="dxa"/>
           </w:tcPr>
           <w:p>
             <w:pPr>
-              <w:spacing w:after="0" w:line="240" w:lineRule="auto"/>
+              <w:spacing w:after="20" w:line="240" w:lineRule="auto"/>
+              <w:rPr>
+                <w:rFonts w:ascii="Times New Roman" w:cs="Times New Roman" w:eastAsia="Times New Roman" w:hAnsi="Times New Roman"/>
+                <w:sz w:val="19"/>
+                <w:szCs w:val="19"/>
+              </w:rPr>
             </w:pPr>
             <w:r>
               <w:rPr>
-                <w:b w:val="0"/>
-                <w:sz w:val="19"/>
-              </w:rPr>
-              <w:t>Офіційні джерела довідників (UN Locations, авіакомпанії, перевізники)</w:t>
+                <w:rFonts w:ascii="Times New Roman" w:cs="Times New Roman" w:eastAsia="Times New Roman" w:hAnsi="Times New Roman"/>
+                <w:sz w:val="19"/>
+                <w:szCs w:val="19"/>
+                <w:rtl w:val="0"/>
+              </w:rPr>
+              <w:t>Осуществимість landed cost в Odoo 19</w:t>
             </w:r>
           </w:p>
         </w:tc>
         <w:tc>
           <w:tcPr>
-            <w:tcW w:type="dxa" w:w="2268"/>
-            <w:tcMar>
-              <w:top w:w="40"/>
-              <w:left w:w="80"/>
-              <w:bottom w:w="40"/>
-              <w:right w:w="80"/>
-            </w:tcMar>
+            <w:tcW w:w="2265" w:type="dxa"/>
           </w:tcPr>
           <w:p>
             <w:pPr>
-              <w:spacing w:after="0" w:line="240" w:lineRule="auto"/>
+              <w:spacing w:after="20" w:line="240" w:lineRule="auto"/>
+              <w:rPr>
+                <w:rFonts w:ascii="Times New Roman" w:cs="Times New Roman" w:eastAsia="Times New Roman" w:hAnsi="Times New Roman"/>
+                <w:sz w:val="19"/>
+                <w:szCs w:val="19"/>
+              </w:rPr>
             </w:pPr>
             <w:r>
               <w:rPr>
-                <w:b w:val="0"/>
-                <w:sz w:val="19"/>
-              </w:rPr>
-              <w:t>Клієнт</w:t>
+                <w:rFonts w:ascii="Times New Roman" w:cs="Times New Roman" w:eastAsia="Times New Roman" w:hAnsi="Times New Roman"/>
+                <w:sz w:val="19"/>
+                <w:szCs w:val="19"/>
+                <w:rtl w:val="0"/>
+              </w:rPr>
+              <w:t>Ми (BA + архітектор)</w:t>
             </w:r>
           </w:p>
         </w:tc>
         <w:tc>
           <w:tcPr>
-            <w:tcW w:type="dxa" w:w="2268"/>
-            <w:tcMar>
-              <w:top w:w="40"/>
-              <w:left w:w="80"/>
-              <w:bottom w:w="40"/>
-              <w:right w:w="80"/>
-            </w:tcMar>
+            <w:tcW w:w="2265" w:type="dxa"/>
           </w:tcPr>
           <w:p>
             <w:pPr>
-              <w:spacing w:after="0" w:line="240" w:lineRule="auto"/>
+              <w:spacing w:after="20" w:line="240" w:lineRule="auto"/>
+              <w:rPr>
+                <w:rFonts w:ascii="Times New Roman" w:cs="Times New Roman" w:eastAsia="Times New Roman" w:hAnsi="Times New Roman"/>
+                <w:sz w:val="19"/>
+                <w:szCs w:val="19"/>
+              </w:rPr>
             </w:pPr>
             <w:r>
               <w:rPr>
-                <w:b w:val="0"/>
-                <w:sz w:val="19"/>
-              </w:rPr>
-              <w:t>до/на Сесії 1</w:t>
+                <w:rFonts w:ascii="Times New Roman" w:cs="Times New Roman" w:eastAsia="Times New Roman" w:hAnsi="Times New Roman"/>
+                <w:sz w:val="19"/>
+                <w:szCs w:val="19"/>
+                <w:rtl w:val="0"/>
+              </w:rPr>
+              <w:t>до Сесії 4</w:t>
             </w:r>
           </w:p>
         </w:tc>
         <w:tc>
           <w:tcPr>
-            <w:tcW w:type="dxa" w:w="2268"/>
-            <w:tcMar>
-              <w:top w:w="40"/>
-              <w:left w:w="80"/>
-              <w:bottom w:w="40"/>
-              <w:right w:w="80"/>
-            </w:tcMar>
+            <w:tcW w:w="2266" w:type="dxa"/>
           </w:tcPr>
           <w:p>
             <w:pPr>
-              <w:spacing w:after="0" w:line="240" w:lineRule="auto"/>
+              <w:spacing w:after="20" w:line="240" w:lineRule="auto"/>
+              <w:rPr>
+                <w:rFonts w:ascii="Times New Roman" w:cs="Times New Roman" w:eastAsia="Times New Roman" w:hAnsi="Times New Roman"/>
+                <w:sz w:val="19"/>
+                <w:szCs w:val="19"/>
+              </w:rPr>
             </w:pPr>
             <w:r>
               <w:rPr>
-                <w:b w:val="0"/>
-                <w:sz w:val="19"/>
-              </w:rPr>
-              <w:t>форми документів + завантаження довідників</w:t>
+                <w:rFonts w:ascii="Times New Roman" w:cs="Times New Roman" w:eastAsia="Times New Roman" w:hAnsi="Times New Roman"/>
+                <w:sz w:val="19"/>
+                <w:szCs w:val="19"/>
+                <w:rtl w:val="0"/>
+              </w:rPr>
+              <w:t>модель товарних партій, обсяг кастома</w:t>
             </w:r>
           </w:p>
         </w:tc>
@@ -4307,22 +5685,23 @@
       <w:tr>
         <w:tc>
           <w:tcPr>
-            <w:tcW w:type="dxa" w:w="2268"/>
-            <w:tcMar>
-              <w:top w:w="40"/>
-              <w:left w:w="80"/>
-              <w:bottom w:w="40"/>
-              <w:right w:w="80"/>
-            </w:tcMar>
+            <w:tcW w:w="2265" w:type="dxa"/>
           </w:tcPr>
           <w:p>
             <w:pPr>
-              <w:spacing w:after="0" w:line="240" w:lineRule="auto"/>
+              <w:spacing w:after="20" w:line="240" w:lineRule="auto"/>
+              <w:rPr>
+                <w:rFonts w:ascii="Times New Roman" w:cs="Times New Roman" w:eastAsia="Times New Roman" w:hAnsi="Times New Roman"/>
+                <w:sz w:val="19"/>
+                <w:szCs w:val="19"/>
+              </w:rPr>
             </w:pPr>
             <w:r>
               <w:rPr>
-                <w:b w:val="0"/>
-                <w:sz w:val="19"/>
+                <w:rFonts w:ascii="Times New Roman" w:cs="Times New Roman" w:eastAsia="Times New Roman" w:hAnsi="Times New Roman"/>
+                <w:sz w:val="19"/>
+                <w:szCs w:val="19"/>
+                <w:rtl w:val="0"/>
               </w:rPr>
               <w:t>Межа MVP (що в першу чергу)</w:t>
             </w:r>
@@ -4330,22 +5709,23 @@
         </w:tc>
         <w:tc>
           <w:tcPr>
-            <w:tcW w:type="dxa" w:w="2268"/>
-            <w:tcMar>
-              <w:top w:w="40"/>
-              <w:left w:w="80"/>
-              <w:bottom w:w="40"/>
-              <w:right w:w="80"/>
-            </w:tcMar>
+            <w:tcW w:w="2265" w:type="dxa"/>
           </w:tcPr>
           <w:p>
             <w:pPr>
-              <w:spacing w:after="0" w:line="240" w:lineRule="auto"/>
+              <w:spacing w:after="20" w:line="240" w:lineRule="auto"/>
+              <w:rPr>
+                <w:rFonts w:ascii="Times New Roman" w:cs="Times New Roman" w:eastAsia="Times New Roman" w:hAnsi="Times New Roman"/>
+                <w:sz w:val="19"/>
+                <w:szCs w:val="19"/>
+              </w:rPr>
             </w:pPr>
             <w:r>
               <w:rPr>
-                <w:b w:val="0"/>
-                <w:sz w:val="19"/>
+                <w:rFonts w:ascii="Times New Roman" w:cs="Times New Roman" w:eastAsia="Times New Roman" w:hAnsi="Times New Roman"/>
+                <w:sz w:val="19"/>
+                <w:szCs w:val="19"/>
+                <w:rtl w:val="0"/>
               </w:rPr>
               <w:t>Власник</w:t>
             </w:r>
@@ -4353,45 +5733,47 @@
         </w:tc>
         <w:tc>
           <w:tcPr>
-            <w:tcW w:type="dxa" w:w="2268"/>
-            <w:tcMar>
-              <w:top w:w="40"/>
-              <w:left w:w="80"/>
-              <w:bottom w:w="40"/>
-              <w:right w:w="80"/>
-            </w:tcMar>
+            <w:tcW w:w="2265" w:type="dxa"/>
           </w:tcPr>
           <w:p>
             <w:pPr>
-              <w:spacing w:after="0" w:line="240" w:lineRule="auto"/>
+              <w:spacing w:after="20" w:line="240" w:lineRule="auto"/>
+              <w:rPr>
+                <w:rFonts w:ascii="Times New Roman" w:cs="Times New Roman" w:eastAsia="Times New Roman" w:hAnsi="Times New Roman"/>
+                <w:sz w:val="19"/>
+                <w:szCs w:val="19"/>
+              </w:rPr>
             </w:pPr>
             <w:r>
               <w:rPr>
-                <w:b w:val="0"/>
-                <w:sz w:val="19"/>
-              </w:rPr>
-              <w:t>по ходу, фіксація після Сесії 5</w:t>
+                <w:rFonts w:ascii="Times New Roman" w:cs="Times New Roman" w:eastAsia="Times New Roman" w:hAnsi="Times New Roman"/>
+                <w:sz w:val="19"/>
+                <w:szCs w:val="19"/>
+                <w:rtl w:val="0"/>
+              </w:rPr>
+              <w:t>фіксація після Сесії 5</w:t>
             </w:r>
           </w:p>
         </w:tc>
         <w:tc>
           <w:tcPr>
-            <w:tcW w:type="dxa" w:w="2268"/>
-            <w:tcMar>
-              <w:top w:w="40"/>
-              <w:left w:w="80"/>
-              <w:bottom w:w="40"/>
-              <w:right w:w="80"/>
-            </w:tcMar>
+            <w:tcW w:w="2266" w:type="dxa"/>
           </w:tcPr>
           <w:p>
             <w:pPr>
-              <w:spacing w:after="0" w:line="240" w:lineRule="auto"/>
+              <w:spacing w:after="20" w:line="240" w:lineRule="auto"/>
+              <w:rPr>
+                <w:rFonts w:ascii="Times New Roman" w:cs="Times New Roman" w:eastAsia="Times New Roman" w:hAnsi="Times New Roman"/>
+                <w:sz w:val="19"/>
+                <w:szCs w:val="19"/>
+              </w:rPr>
             </w:pPr>
             <w:r>
               <w:rPr>
-                <w:b w:val="0"/>
-                <w:sz w:val="19"/>
+                <w:rFonts w:ascii="Times New Roman" w:cs="Times New Roman" w:eastAsia="Times New Roman" w:hAnsi="Times New Roman"/>
+                <w:sz w:val="19"/>
+                <w:szCs w:val="19"/>
+                <w:rtl w:val="0"/>
               </w:rPr>
               <w:t>scope і черговість впровадження</w:t>
             </w:r>
@@ -4401,22 +5783,23 @@
       <w:tr>
         <w:tc>
           <w:tcPr>
-            <w:tcW w:type="dxa" w:w="2268"/>
-            <w:tcMar>
-              <w:top w:w="40"/>
-              <w:left w:w="80"/>
-              <w:bottom w:w="40"/>
-              <w:right w:w="80"/>
-            </w:tcMar>
+            <w:tcW w:w="2265" w:type="dxa"/>
           </w:tcPr>
           <w:p>
             <w:pPr>
-              <w:spacing w:after="0" w:line="240" w:lineRule="auto"/>
+              <w:spacing w:after="20" w:line="240" w:lineRule="auto"/>
+              <w:rPr>
+                <w:rFonts w:ascii="Times New Roman" w:cs="Times New Roman" w:eastAsia="Times New Roman" w:hAnsi="Times New Roman"/>
+                <w:sz w:val="19"/>
+                <w:szCs w:val="19"/>
+              </w:rPr>
             </w:pPr>
             <w:r>
               <w:rPr>
-                <w:b w:val="0"/>
-                <w:sz w:val="19"/>
+                <w:rFonts w:ascii="Times New Roman" w:cs="Times New Roman" w:eastAsia="Times New Roman" w:hAnsi="Times New Roman"/>
+                <w:sz w:val="19"/>
+                <w:szCs w:val="19"/>
+                <w:rtl w:val="0"/>
               </w:rPr>
               <w:t>Дата cutover фінансових залишків</w:t>
             </w:r>
@@ -4424,22 +5807,23 @@
         </w:tc>
         <w:tc>
           <w:tcPr>
-            <w:tcW w:type="dxa" w:w="2268"/>
-            <w:tcMar>
-              <w:top w:w="40"/>
-              <w:left w:w="80"/>
-              <w:bottom w:w="40"/>
-              <w:right w:w="80"/>
-            </w:tcMar>
+            <w:tcW w:w="2265" w:type="dxa"/>
           </w:tcPr>
           <w:p>
             <w:pPr>
-              <w:spacing w:after="0" w:line="240" w:lineRule="auto"/>
+              <w:spacing w:after="20" w:line="240" w:lineRule="auto"/>
+              <w:rPr>
+                <w:rFonts w:ascii="Times New Roman" w:cs="Times New Roman" w:eastAsia="Times New Roman" w:hAnsi="Times New Roman"/>
+                <w:sz w:val="19"/>
+                <w:szCs w:val="19"/>
+              </w:rPr>
             </w:pPr>
             <w:r>
               <w:rPr>
-                <w:b w:val="0"/>
-                <w:sz w:val="19"/>
+                <w:rFonts w:ascii="Times New Roman" w:cs="Times New Roman" w:eastAsia="Times New Roman" w:hAnsi="Times New Roman"/>
+                <w:sz w:val="19"/>
+                <w:szCs w:val="19"/>
+                <w:rtl w:val="0"/>
               </w:rPr>
               <w:t>Разом</w:t>
             </w:r>
@@ -4447,22 +5831,23 @@
         </w:tc>
         <w:tc>
           <w:tcPr>
-            <w:tcW w:type="dxa" w:w="2268"/>
-            <w:tcMar>
-              <w:top w:w="40"/>
-              <w:left w:w="80"/>
-              <w:bottom w:w="40"/>
-              <w:right w:w="80"/>
-            </w:tcMar>
+            <w:tcW w:w="2265" w:type="dxa"/>
           </w:tcPr>
           <w:p>
             <w:pPr>
-              <w:spacing w:after="0" w:line="240" w:lineRule="auto"/>
+              <w:spacing w:after="20" w:line="240" w:lineRule="auto"/>
+              <w:rPr>
+                <w:rFonts w:ascii="Times New Roman" w:cs="Times New Roman" w:eastAsia="Times New Roman" w:hAnsi="Times New Roman"/>
+                <w:sz w:val="19"/>
+                <w:szCs w:val="19"/>
+              </w:rPr>
             </w:pPr>
             <w:r>
               <w:rPr>
-                <w:b w:val="0"/>
-                <w:sz w:val="19"/>
+                <w:rFonts w:ascii="Times New Roman" w:cs="Times New Roman" w:eastAsia="Times New Roman" w:hAnsi="Times New Roman"/>
+                <w:sz w:val="19"/>
+                <w:szCs w:val="19"/>
+                <w:rtl w:val="0"/>
               </w:rPr>
               <w:t>Сесія 7</w:t>
             </w:r>
@@ -4470,22 +5855,23 @@
         </w:tc>
         <w:tc>
           <w:tcPr>
-            <w:tcW w:type="dxa" w:w="2268"/>
-            <w:tcMar>
-              <w:top w:w="40"/>
-              <w:left w:w="80"/>
-              <w:bottom w:w="40"/>
-              <w:right w:w="80"/>
-            </w:tcMar>
+            <w:tcW w:w="2266" w:type="dxa"/>
           </w:tcPr>
           <w:p>
             <w:pPr>
-              <w:spacing w:after="0" w:line="240" w:lineRule="auto"/>
+              <w:spacing w:after="20" w:line="240" w:lineRule="auto"/>
+              <w:rPr>
+                <w:rFonts w:ascii="Times New Roman" w:cs="Times New Roman" w:eastAsia="Times New Roman" w:hAnsi="Times New Roman"/>
+                <w:sz w:val="19"/>
+                <w:szCs w:val="19"/>
+              </w:rPr>
             </w:pPr>
             <w:r>
               <w:rPr>
-                <w:b w:val="0"/>
-                <w:sz w:val="19"/>
+                <w:rFonts w:ascii="Times New Roman" w:cs="Times New Roman" w:eastAsia="Times New Roman" w:hAnsi="Times New Roman"/>
+                <w:sz w:val="19"/>
+                <w:szCs w:val="19"/>
+                <w:rtl w:val="0"/>
               </w:rPr>
               <w:t>план міграції та go-live</w:t>
             </w:r>
@@ -4495,22 +5881,23 @@
       <w:tr>
         <w:tc>
           <w:tcPr>
-            <w:tcW w:type="dxa" w:w="2268"/>
-            <w:tcMar>
-              <w:top w:w="40"/>
-              <w:left w:w="80"/>
-              <w:bottom w:w="40"/>
-              <w:right w:w="80"/>
-            </w:tcMar>
+            <w:tcW w:w="2265" w:type="dxa"/>
           </w:tcPr>
           <w:p>
             <w:pPr>
-              <w:spacing w:after="0" w:line="240" w:lineRule="auto"/>
+              <w:spacing w:after="20" w:line="240" w:lineRule="auto"/>
+              <w:rPr>
+                <w:rFonts w:ascii="Times New Roman" w:cs="Times New Roman" w:eastAsia="Times New Roman" w:hAnsi="Times New Roman"/>
+                <w:sz w:val="19"/>
+                <w:szCs w:val="19"/>
+              </w:rPr>
             </w:pPr>
             <w:r>
               <w:rPr>
-                <w:b w:val="0"/>
-                <w:sz w:val="19"/>
+                <w:rFonts w:ascii="Times New Roman" w:cs="Times New Roman" w:eastAsia="Times New Roman" w:hAnsi="Times New Roman"/>
+                <w:sz w:val="19"/>
+                <w:szCs w:val="19"/>
+                <w:rtl w:val="0"/>
               </w:rPr>
               <w:t>Підтвердження 2-го платежу за дискавері *(внутрішнє)*</w:t>
             </w:r>
@@ -4518,22 +5905,23 @@
         </w:tc>
         <w:tc>
           <w:tcPr>
-            <w:tcW w:type="dxa" w:w="2268"/>
-            <w:tcMar>
-              <w:top w:w="40"/>
-              <w:left w:w="80"/>
-              <w:bottom w:w="40"/>
-              <w:right w:w="80"/>
-            </w:tcMar>
+            <w:tcW w:w="2265" w:type="dxa"/>
           </w:tcPr>
           <w:p>
             <w:pPr>
-              <w:spacing w:after="0" w:line="240" w:lineRule="auto"/>
+              <w:spacing w:after="20" w:line="240" w:lineRule="auto"/>
+              <w:rPr>
+                <w:rFonts w:ascii="Times New Roman" w:cs="Times New Roman" w:eastAsia="Times New Roman" w:hAnsi="Times New Roman"/>
+                <w:sz w:val="19"/>
+                <w:szCs w:val="19"/>
+              </w:rPr>
             </w:pPr>
             <w:r>
               <w:rPr>
-                <w:b w:val="0"/>
-                <w:sz w:val="19"/>
+                <w:rFonts w:ascii="Times New Roman" w:cs="Times New Roman" w:eastAsia="Times New Roman" w:hAnsi="Times New Roman"/>
+                <w:sz w:val="19"/>
+                <w:szCs w:val="19"/>
+                <w:rtl w:val="0"/>
               </w:rPr>
               <w:t>МП (Юрій Лутай)</w:t>
             </w:r>
@@ -4541,22 +5929,23 @@
         </w:tc>
         <w:tc>
           <w:tcPr>
-            <w:tcW w:type="dxa" w:w="2268"/>
-            <w:tcMar>
-              <w:top w:w="40"/>
-              <w:left w:w="80"/>
-              <w:bottom w:w="40"/>
-              <w:right w:w="80"/>
-            </w:tcMar>
+            <w:tcW w:w="2265" w:type="dxa"/>
           </w:tcPr>
           <w:p>
             <w:pPr>
-              <w:spacing w:after="0" w:line="240" w:lineRule="auto"/>
+              <w:spacing w:after="20" w:line="240" w:lineRule="auto"/>
+              <w:rPr>
+                <w:rFonts w:ascii="Times New Roman" w:cs="Times New Roman" w:eastAsia="Times New Roman" w:hAnsi="Times New Roman"/>
+                <w:sz w:val="19"/>
+                <w:szCs w:val="19"/>
+              </w:rPr>
             </w:pPr>
             <w:r>
               <w:rPr>
-                <w:b w:val="0"/>
-                <w:sz w:val="19"/>
+                <w:rFonts w:ascii="Times New Roman" w:cs="Times New Roman" w:eastAsia="Times New Roman" w:hAnsi="Times New Roman"/>
+                <w:sz w:val="19"/>
+                <w:szCs w:val="19"/>
+                <w:rtl w:val="0"/>
               </w:rPr>
               <w:t>до передачі фінального звіту</w:t>
             </w:r>
@@ -4564,22 +5953,23 @@
         </w:tc>
         <w:tc>
           <w:tcPr>
-            <w:tcW w:type="dxa" w:w="2268"/>
-            <w:tcMar>
-              <w:top w:w="40"/>
-              <w:left w:w="80"/>
-              <w:bottom w:w="40"/>
-              <w:right w:w="80"/>
-            </w:tcMar>
+            <w:tcW w:w="2266" w:type="dxa"/>
           </w:tcPr>
           <w:p>
             <w:pPr>
-              <w:spacing w:after="0" w:line="240" w:lineRule="auto"/>
+              <w:spacing w:after="20" w:line="240" w:lineRule="auto"/>
+              <w:rPr>
+                <w:rFonts w:ascii="Times New Roman" w:cs="Times New Roman" w:eastAsia="Times New Roman" w:hAnsi="Times New Roman"/>
+                <w:sz w:val="19"/>
+                <w:szCs w:val="19"/>
+              </w:rPr>
             </w:pPr>
             <w:r>
               <w:rPr>
-                <w:b w:val="0"/>
-                <w:sz w:val="19"/>
+                <w:rFonts w:ascii="Times New Roman" w:cs="Times New Roman" w:eastAsia="Times New Roman" w:hAnsi="Times New Roman"/>
+                <w:sz w:val="19"/>
+                <w:szCs w:val="19"/>
+                <w:rtl w:val="0"/>
               </w:rPr>
               <w:t>передача deliverables клієнту</w:t>
             </w:r>
@@ -4589,336 +5979,623 @@
     </w:tbl>
     <w:p>
       <w:pPr>
-        <w:spacing w:after="80"/>
+        <w:spacing w:after="40"/>
+        <w:rPr>
+          <w:rFonts w:ascii="Times New Roman" w:cs="Times New Roman" w:eastAsia="Times New Roman" w:hAnsi="Times New Roman"/>
+          <w:sz w:val="12"/>
+          <w:szCs w:val="12"/>
+        </w:rPr>
       </w:pPr>
     </w:p>
     <w:p>
       <w:pPr>
         <w:pBdr>
-          <w:bottom w:val="single" w:sz="6" w:space="2" w:color="D9D9D9"/>
+          <w:bottom w:val="single" w:sz="6" w:space="6" w:color="CCCCCC"/>
         </w:pBdr>
-        <w:spacing w:after="120" w:before="60"/>
-      </w:pPr>
-    </w:p>
-    <w:p>
-      <w:pPr>
-        <w:spacing w:after="100" w:before="200"/>
-      </w:pPr>
-      <w:r>
-        <w:rPr>
-          <w:b/>
+        <w:spacing w:before="80" w:after="80"/>
+      </w:pPr>
+    </w:p>
+    <w:p>
+      <w:pPr>
+        <w:keepNext w:val="1"/>
+        <w:spacing w:before="200" w:after="80"/>
+        <w:rPr>
+          <w:rFonts w:ascii="Times New Roman" w:cs="Times New Roman" w:eastAsia="Times New Roman" w:hAnsi="Times New Roman"/>
           <w:sz w:val="26"/>
+          <w:szCs w:val="26"/>
+        </w:rPr>
+      </w:pPr>
+      <w:r>
+        <w:rPr>
+          <w:rFonts w:ascii="Times New Roman" w:cs="Times New Roman" w:eastAsia="Times New Roman" w:hAnsi="Times New Roman"/>
+          <w:b w:val="1"/>
+          <w:bCs w:val="1"/>
+          <w:color w:val="f05423"/>
+          <w:sz w:val="26"/>
+          <w:szCs w:val="26"/>
+          <w:rtl w:val="0"/>
         </w:rPr>
         <w:t>Deliverables по завершенні дискавері</w:t>
       </w:r>
     </w:p>
     <w:p>
       <w:pPr>
-        <w:spacing w:after="80"/>
-      </w:pPr>
-      <w:r>
-        <w:rPr>
-          <w:b/>
+        <w:spacing w:after="40"/>
+        <w:rPr>
+          <w:rFonts w:ascii="Times New Roman" w:cs="Times New Roman" w:eastAsia="Times New Roman" w:hAnsi="Times New Roman"/>
+          <w:sz w:val="24"/>
+          <w:szCs w:val="24"/>
+        </w:rPr>
+      </w:pPr>
+      <w:r>
+        <w:rPr>
+          <w:rFonts w:ascii="Times New Roman" w:cs="Times New Roman" w:eastAsia="Times New Roman" w:hAnsi="Times New Roman"/>
+          <w:b w:val="1"/>
+          <w:bCs w:val="1"/>
+          <w:sz w:val="24"/>
+          <w:szCs w:val="24"/>
+          <w:rtl w:val="0"/>
         </w:rPr>
         <w:t>Стандартні:</w:t>
       </w:r>
     </w:p>
     <w:p>
       <w:pPr>
+        <w:spacing w:after="20"/>
+        <w:ind w:left="360"/>
+        <w:rPr>
+          <w:rFonts w:ascii="Times New Roman" w:cs="Times New Roman" w:eastAsia="Times New Roman" w:hAnsi="Times New Roman"/>
+          <w:sz w:val="24"/>
+          <w:szCs w:val="24"/>
+        </w:rPr>
+      </w:pPr>
+      <w:r>
+        <w:rPr>
+          <w:rFonts w:ascii="Times New Roman" w:cs="Times New Roman" w:eastAsia="Times New Roman" w:hAnsi="Times New Roman"/>
+          <w:sz w:val="24"/>
+          <w:szCs w:val="24"/>
+          <w:rtl w:val="0"/>
+        </w:rPr>
+        <w:t xml:space="preserve">☐  </w:t>
+      </w:r>
+      <w:r>
+        <w:rPr>
+          <w:rFonts w:ascii="Times New Roman" w:cs="Times New Roman" w:eastAsia="Times New Roman" w:hAnsi="Times New Roman"/>
+          <w:sz w:val="24"/>
+          <w:szCs w:val="24"/>
+          <w:rtl w:val="0"/>
+        </w:rPr>
+        <w:t>Карта бізнес-процесів (AS-IS) — обліковий шлях відправки і товарного руху</w:t>
+      </w:r>
+    </w:p>
+    <w:p>
+      <w:pPr>
+        <w:spacing w:after="20"/>
+        <w:ind w:left="360"/>
+        <w:rPr>
+          <w:rFonts w:ascii="Times New Roman" w:cs="Times New Roman" w:eastAsia="Times New Roman" w:hAnsi="Times New Roman"/>
+          <w:sz w:val="24"/>
+          <w:szCs w:val="24"/>
+        </w:rPr>
+      </w:pPr>
+      <w:r>
+        <w:rPr>
+          <w:rFonts w:ascii="Times New Roman" w:cs="Times New Roman" w:eastAsia="Times New Roman" w:hAnsi="Times New Roman"/>
+          <w:sz w:val="24"/>
+          <w:szCs w:val="24"/>
+          <w:rtl w:val="0"/>
+        </w:rPr>
+        <w:t xml:space="preserve">☐  </w:t>
+      </w:r>
+      <w:r>
+        <w:rPr>
+          <w:rFonts w:ascii="Times New Roman" w:cs="Times New Roman" w:eastAsia="Times New Roman" w:hAnsi="Times New Roman"/>
+          <w:sz w:val="24"/>
+          <w:szCs w:val="24"/>
+          <w:rtl w:val="0"/>
+        </w:rPr>
+        <w:t>Список вимог (FRD або аналог)</w:t>
+      </w:r>
+    </w:p>
+    <w:p>
+      <w:pPr>
+        <w:spacing w:after="20"/>
+        <w:ind w:left="360"/>
+        <w:rPr>
+          <w:rFonts w:ascii="Times New Roman" w:cs="Times New Roman" w:eastAsia="Times New Roman" w:hAnsi="Times New Roman"/>
+          <w:sz w:val="24"/>
+          <w:szCs w:val="24"/>
+        </w:rPr>
+      </w:pPr>
+      <w:r>
+        <w:rPr>
+          <w:rFonts w:ascii="Times New Roman" w:cs="Times New Roman" w:eastAsia="Times New Roman" w:hAnsi="Times New Roman"/>
+          <w:sz w:val="24"/>
+          <w:szCs w:val="24"/>
+          <w:rtl w:val="0"/>
+        </w:rPr>
+        <w:t xml:space="preserve">☐  </w:t>
+      </w:r>
+      <w:r>
+        <w:rPr>
+          <w:rFonts w:ascii="Times New Roman" w:cs="Times New Roman" w:eastAsia="Times New Roman" w:hAnsi="Times New Roman"/>
+          <w:sz w:val="24"/>
+          <w:szCs w:val="24"/>
+          <w:rtl w:val="0"/>
+        </w:rPr>
+        <w:t>Рекомендована конфігурація Odoo (TO-BE)</w:t>
+      </w:r>
+    </w:p>
+    <w:p>
+      <w:pPr>
+        <w:spacing w:after="20"/>
+        <w:ind w:left="360"/>
+        <w:rPr>
+          <w:rFonts w:ascii="Times New Roman" w:cs="Times New Roman" w:eastAsia="Times New Roman" w:hAnsi="Times New Roman"/>
+          <w:sz w:val="24"/>
+          <w:szCs w:val="24"/>
+        </w:rPr>
+      </w:pPr>
+      <w:r>
+        <w:rPr>
+          <w:rFonts w:ascii="Times New Roman" w:cs="Times New Roman" w:eastAsia="Times New Roman" w:hAnsi="Times New Roman"/>
+          <w:sz w:val="24"/>
+          <w:szCs w:val="24"/>
+          <w:rtl w:val="0"/>
+        </w:rPr>
+        <w:t xml:space="preserve">☐  </w:t>
+      </w:r>
+      <w:r>
+        <w:rPr>
+          <w:rFonts w:ascii="Times New Roman" w:cs="Times New Roman" w:eastAsia="Times New Roman" w:hAnsi="Times New Roman"/>
+          <w:sz w:val="24"/>
+          <w:szCs w:val="24"/>
+          <w:rtl w:val="0"/>
+        </w:rPr>
+        <w:t>Gaps і customization list</w:t>
+      </w:r>
+    </w:p>
+    <w:p>
+      <w:pPr>
+        <w:spacing w:after="20"/>
+        <w:ind w:left="360"/>
+        <w:rPr>
+          <w:rFonts w:ascii="Times New Roman" w:cs="Times New Roman" w:eastAsia="Times New Roman" w:hAnsi="Times New Roman"/>
+          <w:sz w:val="24"/>
+          <w:szCs w:val="24"/>
+        </w:rPr>
+      </w:pPr>
+      <w:r>
+        <w:rPr>
+          <w:rFonts w:ascii="Times New Roman" w:cs="Times New Roman" w:eastAsia="Times New Roman" w:hAnsi="Times New Roman"/>
+          <w:sz w:val="24"/>
+          <w:szCs w:val="24"/>
+          <w:rtl w:val="0"/>
+        </w:rPr>
+        <w:t xml:space="preserve">☐  </w:t>
+      </w:r>
+      <w:r>
+        <w:rPr>
+          <w:rFonts w:ascii="Times New Roman" w:cs="Times New Roman" w:eastAsia="Times New Roman" w:hAnsi="Times New Roman"/>
+          <w:sz w:val="24"/>
+          <w:szCs w:val="24"/>
+          <w:rtl w:val="0"/>
+        </w:rPr>
+        <w:t>План міграції залишків, завантаження довідників, ролей/доступів (наскрізні лінії)</w:t>
+      </w:r>
+    </w:p>
+    <w:p>
+      <w:pPr>
+        <w:spacing w:after="20"/>
+        <w:ind w:left="360"/>
+        <w:rPr>
+          <w:rFonts w:ascii="Times New Roman" w:cs="Times New Roman" w:eastAsia="Times New Roman" w:hAnsi="Times New Roman"/>
+          <w:sz w:val="24"/>
+          <w:szCs w:val="24"/>
+        </w:rPr>
+      </w:pPr>
+      <w:r>
+        <w:rPr>
+          <w:rFonts w:ascii="Times New Roman" w:cs="Times New Roman" w:eastAsia="Times New Roman" w:hAnsi="Times New Roman"/>
+          <w:sz w:val="24"/>
+          <w:szCs w:val="24"/>
+          <w:rtl w:val="0"/>
+        </w:rPr>
+        <w:t xml:space="preserve">☐  </w:t>
+      </w:r>
+      <w:r>
+        <w:rPr>
+          <w:rFonts w:ascii="Times New Roman" w:cs="Times New Roman" w:eastAsia="Times New Roman" w:hAnsi="Times New Roman"/>
+          <w:sz w:val="24"/>
+          <w:szCs w:val="24"/>
+          <w:rtl w:val="0"/>
+        </w:rPr>
+        <w:t>Statement of Work / план проєкту</w:t>
+      </w:r>
+    </w:p>
+    <w:p>
+      <w:pPr>
         <w:spacing w:after="40"/>
-      </w:pPr>
-      <w:r>
-        <w:rPr>
-          <w:b w:val="0"/>
-        </w:rPr>
-        <w:t xml:space="preserve">☐ </w:t>
-      </w:r>
-      <w:r>
-        <w:rPr>
-          <w:b w:val="0"/>
-        </w:rPr>
-        <w:t>Карта бізнес-процесів (AS-IS) — обліковий шлях відправки і товарного руху</w:t>
-      </w:r>
-    </w:p>
-    <w:p>
-      <w:pPr>
-        <w:spacing w:after="40"/>
-      </w:pPr>
-      <w:r>
-        <w:rPr>
-          <w:b w:val="0"/>
-        </w:rPr>
-        <w:t xml:space="preserve">☐ </w:t>
-      </w:r>
-      <w:r>
-        <w:rPr>
-          <w:b w:val="0"/>
-        </w:rPr>
-        <w:t>Список вимог (FRD або аналог)</w:t>
-      </w:r>
-    </w:p>
-    <w:p>
-      <w:pPr>
-        <w:spacing w:after="40"/>
-      </w:pPr>
-      <w:r>
-        <w:rPr>
-          <w:b w:val="0"/>
-        </w:rPr>
-        <w:t xml:space="preserve">☐ </w:t>
-      </w:r>
-      <w:r>
-        <w:rPr>
-          <w:b w:val="0"/>
-        </w:rPr>
-        <w:t>Рекомендована конфігурація Odoo (TO-BE)</w:t>
-      </w:r>
-    </w:p>
-    <w:p>
-      <w:pPr>
-        <w:spacing w:after="40"/>
-      </w:pPr>
-      <w:r>
-        <w:rPr>
-          <w:b w:val="0"/>
-        </w:rPr>
-        <w:t xml:space="preserve">☐ </w:t>
-      </w:r>
-      <w:r>
-        <w:rPr>
-          <w:b w:val="0"/>
-        </w:rPr>
-        <w:t>Gaps і customization list</w:t>
-      </w:r>
-    </w:p>
-    <w:p>
-      <w:pPr>
-        <w:spacing w:after="40"/>
-      </w:pPr>
-      <w:r>
-        <w:rPr>
-          <w:b w:val="0"/>
-        </w:rPr>
-        <w:t xml:space="preserve">☐ </w:t>
-      </w:r>
-      <w:r>
-        <w:rPr>
-          <w:b w:val="0"/>
-        </w:rPr>
-        <w:t>План міграції залишків, завантаження довідників, ролей/доступів (наскрізні лінії)</w:t>
-      </w:r>
-    </w:p>
-    <w:p>
-      <w:pPr>
-        <w:spacing w:after="40"/>
-      </w:pPr>
-      <w:r>
-        <w:rPr>
-          <w:b w:val="0"/>
-        </w:rPr>
-        <w:t xml:space="preserve">☐ </w:t>
-      </w:r>
-      <w:r>
-        <w:rPr>
-          <w:b w:val="0"/>
-        </w:rPr>
-        <w:t>Statement of Work / план проєкту</w:t>
-      </w:r>
-    </w:p>
-    <w:p>
-      <w:pPr>
-        <w:spacing w:after="80"/>
-      </w:pPr>
-      <w:r>
-        <w:rPr>
-          <w:b/>
+        <w:rPr>
+          <w:rFonts w:ascii="Times New Roman" w:cs="Times New Roman" w:eastAsia="Times New Roman" w:hAnsi="Times New Roman"/>
+          <w:sz w:val="24"/>
+          <w:szCs w:val="24"/>
+        </w:rPr>
+      </w:pPr>
+      <w:r>
+        <w:rPr>
+          <w:rFonts w:ascii="Times New Roman" w:cs="Times New Roman" w:eastAsia="Times New Roman" w:hAnsi="Times New Roman"/>
+          <w:b w:val="1"/>
+          <w:bCs w:val="1"/>
+          <w:sz w:val="24"/>
+          <w:szCs w:val="24"/>
+          <w:rtl w:val="0"/>
         </w:rPr>
         <w:t>Специфічні для цього клієнта:</w:t>
       </w:r>
     </w:p>
     <w:p>
       <w:pPr>
-        <w:spacing w:after="40"/>
-      </w:pPr>
-      <w:r>
-        <w:rPr>
-          <w:b w:val="0"/>
-        </w:rPr>
-        <w:t xml:space="preserve">☐ </w:t>
-      </w:r>
-      <w:r>
-        <w:rPr>
-          <w:b w:val="0"/>
-        </w:rPr>
-        <w:t>Специфікація кастомних форм транспортних документів (авіанакладні, морські коносаменти) + структура довідників UN Locations / авіакомпанії / перевізники</w:t>
-      </w:r>
-    </w:p>
-    <w:p>
-      <w:pPr>
-        <w:spacing w:after="40"/>
-      </w:pPr>
-      <w:r>
-        <w:rPr>
-          <w:b w:val="0"/>
-        </w:rPr>
-        <w:t xml:space="preserve">☐ </w:t>
-      </w:r>
-      <w:r>
-        <w:rPr>
-          <w:b w:val="0"/>
-        </w:rPr>
-        <w:t>Документована модель «агентської закупівлі» (грошові потоки, AP)</w:t>
-      </w:r>
-    </w:p>
-    <w:p>
-      <w:pPr>
-        <w:spacing w:after="40"/>
-      </w:pPr>
-      <w:r>
-        <w:rPr>
-          <w:b w:val="0"/>
-        </w:rPr>
-        <w:t xml:space="preserve">☐ </w:t>
-      </w:r>
-      <w:r>
-        <w:rPr>
-          <w:b w:val="0"/>
-        </w:rPr>
-        <w:t>Рекомендація з бухобліку Гонконгу (план рахунків, мультивалюта, 3 контури, межа консолідації для аудиторів)</w:t>
-      </w:r>
-    </w:p>
-    <w:p>
-      <w:pPr>
-        <w:spacing w:after="40"/>
-      </w:pPr>
-      <w:r>
-        <w:rPr>
-          <w:b w:val="0"/>
-        </w:rPr>
-        <w:t xml:space="preserve">☐ </w:t>
-      </w:r>
-      <w:r>
-        <w:rPr>
-          <w:b w:val="0"/>
+        <w:spacing w:after="20"/>
+        <w:ind w:left="360"/>
+        <w:rPr>
+          <w:rFonts w:ascii="Times New Roman" w:cs="Times New Roman" w:eastAsia="Times New Roman" w:hAnsi="Times New Roman"/>
+          <w:sz w:val="24"/>
+          <w:szCs w:val="24"/>
+        </w:rPr>
+      </w:pPr>
+      <w:r>
+        <w:rPr>
+          <w:rFonts w:ascii="Times New Roman" w:cs="Times New Roman" w:eastAsia="Times New Roman" w:hAnsi="Times New Roman"/>
+          <w:sz w:val="24"/>
+          <w:szCs w:val="24"/>
+          <w:rtl w:val="0"/>
+        </w:rPr>
+        <w:t xml:space="preserve">☐  </w:t>
+      </w:r>
+      <w:r>
+        <w:rPr>
+          <w:rFonts w:ascii="Times New Roman" w:cs="Times New Roman" w:eastAsia="Times New Roman" w:hAnsi="Times New Roman"/>
+          <w:sz w:val="24"/>
+          <w:szCs w:val="24"/>
+          <w:rtl w:val="0"/>
+        </w:rPr>
+        <w:t>Специфікація кастомних форм транспортних документів (екранні AWB/коносамент/CMR, одна модель) + структура довідників</w:t>
+      </w:r>
+    </w:p>
+    <w:p>
+      <w:pPr>
+        <w:spacing w:after="20"/>
+        <w:ind w:left="360"/>
+        <w:rPr>
+          <w:rFonts w:ascii="Times New Roman" w:cs="Times New Roman" w:eastAsia="Times New Roman" w:hAnsi="Times New Roman"/>
+          <w:sz w:val="24"/>
+          <w:szCs w:val="24"/>
+        </w:rPr>
+      </w:pPr>
+      <w:r>
+        <w:rPr>
+          <w:rFonts w:ascii="Times New Roman" w:cs="Times New Roman" w:eastAsia="Times New Roman" w:hAnsi="Times New Roman"/>
+          <w:sz w:val="24"/>
+          <w:szCs w:val="24"/>
+          <w:rtl w:val="0"/>
+        </w:rPr>
+        <w:t xml:space="preserve">☐  </w:t>
+      </w:r>
+      <w:r>
+        <w:rPr>
+          <w:rFonts w:ascii="Times New Roman" w:cs="Times New Roman" w:eastAsia="Times New Roman" w:hAnsi="Times New Roman"/>
+          <w:sz w:val="24"/>
+          <w:szCs w:val="24"/>
+          <w:rtl w:val="0"/>
+        </w:rPr>
+        <w:t xml:space="preserve">Документована модель «агентської закупівлі» (грошові потоки, AP) — </w:t>
+      </w:r>
+      <w:r>
+        <w:rPr>
+          <w:rFonts w:ascii="Times New Roman" w:cs="Times New Roman" w:eastAsia="Times New Roman" w:hAnsi="Times New Roman"/>
+          <w:b w:val="1"/>
+          <w:bCs w:val="1"/>
+          <w:sz w:val="24"/>
+          <w:szCs w:val="24"/>
+          <w:rtl w:val="0"/>
+        </w:rPr>
+        <w:t>фіналізується після підтвердження бухгалтером (С2)</w:t>
+      </w:r>
+    </w:p>
+    <w:p>
+      <w:pPr>
+        <w:spacing w:after="20"/>
+        <w:ind w:left="360"/>
+        <w:rPr>
+          <w:rFonts w:ascii="Times New Roman" w:cs="Times New Roman" w:eastAsia="Times New Roman" w:hAnsi="Times New Roman"/>
+          <w:sz w:val="24"/>
+          <w:szCs w:val="24"/>
+        </w:rPr>
+      </w:pPr>
+      <w:r>
+        <w:rPr>
+          <w:rFonts w:ascii="Times New Roman" w:cs="Times New Roman" w:eastAsia="Times New Roman" w:hAnsi="Times New Roman"/>
+          <w:sz w:val="24"/>
+          <w:szCs w:val="24"/>
+          <w:rtl w:val="0"/>
+        </w:rPr>
+        <w:t xml:space="preserve">☐  </w:t>
+      </w:r>
+      <w:r>
+        <w:rPr>
+          <w:rFonts w:ascii="Times New Roman" w:cs="Times New Roman" w:eastAsia="Times New Roman" w:hAnsi="Times New Roman"/>
+          <w:sz w:val="24"/>
+          <w:szCs w:val="24"/>
+          <w:rtl w:val="0"/>
+        </w:rPr>
+        <w:t>Рекомендація з бухобліку Гонконгу (план рахунків, мультивалюта, контури, межа консолідації)</w:t>
+      </w:r>
+    </w:p>
+    <w:p>
+      <w:pPr>
+        <w:spacing w:after="20"/>
+        <w:ind w:left="360"/>
+        <w:rPr>
+          <w:rFonts w:ascii="Times New Roman" w:cs="Times New Roman" w:eastAsia="Times New Roman" w:hAnsi="Times New Roman"/>
+          <w:sz w:val="24"/>
+          <w:szCs w:val="24"/>
+        </w:rPr>
+      </w:pPr>
+      <w:r>
+        <w:rPr>
+          <w:rFonts w:ascii="Times New Roman" w:cs="Times New Roman" w:eastAsia="Times New Roman" w:hAnsi="Times New Roman"/>
+          <w:sz w:val="24"/>
+          <w:szCs w:val="24"/>
+          <w:rtl w:val="0"/>
+        </w:rPr>
+        <w:t xml:space="preserve">☐  </w:t>
+      </w:r>
+      <w:r>
+        <w:rPr>
+          <w:rFonts w:ascii="Times New Roman" w:cs="Times New Roman" w:eastAsia="Times New Roman" w:hAnsi="Times New Roman"/>
+          <w:b w:val="1"/>
+          <w:bCs w:val="1"/>
+          <w:sz w:val="24"/>
+          <w:szCs w:val="24"/>
+          <w:rtl w:val="0"/>
+        </w:rPr>
+        <w:t>Механіка landed cost</w:t>
+      </w:r>
+      <w:r>
+        <w:rPr>
+          <w:rFonts w:ascii="Times New Roman" w:cs="Times New Roman" w:eastAsia="Times New Roman" w:hAnsi="Times New Roman"/>
+          <w:sz w:val="24"/>
+          <w:szCs w:val="24"/>
+          <w:rtl w:val="0"/>
+        </w:rPr>
+        <w:t xml:space="preserve"> (рознесення витрат на собівартість партії) — рішення «стандарт Odoo / кастом»</w:t>
+      </w:r>
+    </w:p>
+    <w:p>
+      <w:pPr>
+        <w:spacing w:after="20"/>
+        <w:ind w:left="360"/>
+        <w:rPr>
+          <w:rFonts w:ascii="Times New Roman" w:cs="Times New Roman" w:eastAsia="Times New Roman" w:hAnsi="Times New Roman"/>
+          <w:sz w:val="24"/>
+          <w:szCs w:val="24"/>
+        </w:rPr>
+      </w:pPr>
+      <w:r>
+        <w:rPr>
+          <w:rFonts w:ascii="Times New Roman" w:cs="Times New Roman" w:eastAsia="Times New Roman" w:hAnsi="Times New Roman"/>
+          <w:sz w:val="24"/>
+          <w:szCs w:val="24"/>
+          <w:rtl w:val="0"/>
+        </w:rPr>
+        <w:t xml:space="preserve">☐  </w:t>
+      </w:r>
+      <w:r>
+        <w:rPr>
+          <w:rFonts w:ascii="Times New Roman" w:cs="Times New Roman" w:eastAsia="Times New Roman" w:hAnsi="Times New Roman"/>
+          <w:sz w:val="24"/>
+          <w:szCs w:val="24"/>
+          <w:rtl w:val="0"/>
         </w:rPr>
         <w:t>Модель розрахунку прибутковості по відправці (виручка − витрати, аналітичні розрізи)</w:t>
       </w:r>
     </w:p>
     <w:p>
       <w:pPr>
-        <w:spacing w:after="40"/>
-      </w:pPr>
-      <w:r>
-        <w:rPr>
-          <w:b w:val="0"/>
-        </w:rPr>
-        <w:t xml:space="preserve">☐ </w:t>
-      </w:r>
-      <w:r>
-        <w:rPr>
-          <w:b w:val="0"/>
+        <w:spacing w:after="20"/>
+        <w:ind w:left="360"/>
+        <w:rPr>
+          <w:rFonts w:ascii="Times New Roman" w:cs="Times New Roman" w:eastAsia="Times New Roman" w:hAnsi="Times New Roman"/>
+          <w:sz w:val="24"/>
+          <w:szCs w:val="24"/>
+        </w:rPr>
+      </w:pPr>
+      <w:r>
+        <w:rPr>
+          <w:rFonts w:ascii="Times New Roman" w:cs="Times New Roman" w:eastAsia="Times New Roman" w:hAnsi="Times New Roman"/>
+          <w:sz w:val="24"/>
+          <w:szCs w:val="24"/>
+          <w:rtl w:val="0"/>
+        </w:rPr>
+        <w:t xml:space="preserve">☐  </w:t>
+      </w:r>
+      <w:r>
+        <w:rPr>
+          <w:rFonts w:ascii="Times New Roman" w:cs="Times New Roman" w:eastAsia="Times New Roman" w:hAnsi="Times New Roman"/>
+          <w:sz w:val="24"/>
+          <w:szCs w:val="24"/>
+          <w:rtl w:val="0"/>
         </w:rPr>
         <w:t>Матриця ролей і прав доступу</w:t>
       </w:r>
     </w:p>
     <w:p>
       <w:pPr>
-        <w:spacing w:after="40"/>
-      </w:pPr>
-      <w:r>
-        <w:rPr>
-          <w:b w:val="0"/>
-          <w:sz w:val="18"/>
-        </w:rPr>
-        <w:t>Оцінка трудомісткості впровадження і цифри SoW — результат дискавері; вони потребують підтвердження після узгодження фінального scope. Тверда цифра до цього не дається.</w:t>
+        <w:spacing w:before="60" w:after="60"/>
+        <w:ind w:left="360"/>
+        <w:rPr>
+          <w:rFonts w:ascii="Times New Roman" w:cs="Times New Roman" w:eastAsia="Times New Roman" w:hAnsi="Times New Roman"/>
+          <w:sz w:val="21"/>
+          <w:szCs w:val="21"/>
+        </w:rPr>
+      </w:pPr>
+      <w:r>
+        <w:rPr>
+          <w:rFonts w:ascii="Times New Roman" w:cs="Times New Roman" w:eastAsia="Times New Roman" w:hAnsi="Times New Roman"/>
+          <w:color w:val="595959"/>
+          <w:sz w:val="21"/>
+          <w:szCs w:val="21"/>
+          <w:rtl w:val="0"/>
+        </w:rPr>
+        <w:t>Оцінка трудомісткості впровадження і цифри SoW — результат дискавері; тверда цифра до узгодження фінального scope не дається.</w:t>
       </w:r>
     </w:p>
     <w:p>
       <w:pPr>
         <w:pBdr>
-          <w:bottom w:val="single" w:sz="6" w:space="2" w:color="D9D9D9"/>
+          <w:bottom w:val="single" w:sz="6" w:space="6" w:color="CCCCCC"/>
         </w:pBdr>
-        <w:spacing w:after="120" w:before="60"/>
-      </w:pPr>
-    </w:p>
-    <w:p>
-      <w:pPr>
-        <w:spacing w:after="100" w:before="200"/>
-      </w:pPr>
-      <w:r>
-        <w:rPr>
-          <w:b/>
+        <w:spacing w:before="80" w:after="80"/>
+      </w:pPr>
+    </w:p>
+    <w:p>
+      <w:pPr>
+        <w:keepNext w:val="1"/>
+        <w:spacing w:before="200" w:after="80"/>
+        <w:rPr>
+          <w:rFonts w:ascii="Times New Roman" w:cs="Times New Roman" w:eastAsia="Times New Roman" w:hAnsi="Times New Roman"/>
           <w:sz w:val="26"/>
+          <w:szCs w:val="26"/>
+        </w:rPr>
+      </w:pPr>
+      <w:r>
+        <w:rPr>
+          <w:rFonts w:ascii="Times New Roman" w:cs="Times New Roman" w:eastAsia="Times New Roman" w:hAnsi="Times New Roman"/>
+          <w:b w:val="1"/>
+          <w:bCs w:val="1"/>
+          <w:color w:val="f05423"/>
+          <w:sz w:val="26"/>
+          <w:szCs w:val="26"/>
+          <w:rtl w:val="0"/>
         </w:rPr>
         <w:t>Чого НЕ чекати від цього плану</w:t>
       </w:r>
     </w:p>
     <w:p>
       <w:pPr>
-        <w:spacing w:after="40"/>
-      </w:pPr>
-      <w:r>
-        <w:rPr>
-          <w:b w:val="0"/>
-        </w:rPr>
-        <w:t xml:space="preserve">– </w:t>
-      </w:r>
-      <w:r>
-        <w:rPr>
-          <w:b w:val="0"/>
-        </w:rPr>
-        <w:t>Це план-гіпотеза — він уточнюється після кожної сесії (версіонувати 1.1, 1.2…).</w:t>
-      </w:r>
-    </w:p>
-    <w:p>
-      <w:pPr>
-        <w:spacing w:after="40"/>
-      </w:pPr>
-      <w:r>
-        <w:rPr>
-          <w:b w:val="0"/>
-        </w:rPr>
-        <w:t xml:space="preserve">– </w:t>
-      </w:r>
-      <w:r>
-        <w:rPr>
-          <w:b w:val="0"/>
+        <w:spacing w:after="20"/>
+        <w:ind w:left="360"/>
+        <w:rPr>
+          <w:rFonts w:ascii="Times New Roman" w:cs="Times New Roman" w:eastAsia="Times New Roman" w:hAnsi="Times New Roman"/>
+          <w:sz w:val="24"/>
+          <w:szCs w:val="24"/>
+        </w:rPr>
+      </w:pPr>
+      <w:r>
+        <w:rPr>
+          <w:rFonts w:ascii="Times New Roman" w:cs="Times New Roman" w:eastAsia="Times New Roman" w:hAnsi="Times New Roman"/>
+          <w:sz w:val="24"/>
+          <w:szCs w:val="24"/>
+          <w:rtl w:val="0"/>
+        </w:rPr>
+        <w:t xml:space="preserve">•  </w:t>
+      </w:r>
+      <w:r>
+        <w:rPr>
+          <w:rFonts w:ascii="Times New Roman" w:cs="Times New Roman" w:eastAsia="Times New Roman" w:hAnsi="Times New Roman"/>
+          <w:sz w:val="24"/>
+          <w:szCs w:val="24"/>
+          <w:rtl w:val="0"/>
+        </w:rPr>
+        <w:t>Це план-гіпотеза — він уточнюється після кожної сесії (наступна ревізія — після Сесії 2).</w:t>
+      </w:r>
+    </w:p>
+    <w:p>
+      <w:pPr>
+        <w:spacing w:after="20"/>
+        <w:ind w:left="360"/>
+        <w:rPr>
+          <w:rFonts w:ascii="Times New Roman" w:cs="Times New Roman" w:eastAsia="Times New Roman" w:hAnsi="Times New Roman"/>
+          <w:sz w:val="24"/>
+          <w:szCs w:val="24"/>
+        </w:rPr>
+      </w:pPr>
+      <w:r>
+        <w:rPr>
+          <w:rFonts w:ascii="Times New Roman" w:cs="Times New Roman" w:eastAsia="Times New Roman" w:hAnsi="Times New Roman"/>
+          <w:sz w:val="24"/>
+          <w:szCs w:val="24"/>
+          <w:rtl w:val="0"/>
+        </w:rPr>
+        <w:t xml:space="preserve">•  </w:t>
+      </w:r>
+      <w:r>
+        <w:rPr>
+          <w:rFonts w:ascii="Times New Roman" w:cs="Times New Roman" w:eastAsia="Times New Roman" w:hAnsi="Times New Roman"/>
+          <w:sz w:val="24"/>
+          <w:szCs w:val="24"/>
+          <w:rtl w:val="0"/>
         </w:rPr>
         <w:t>Оцінок трудомісткості впровадження тут немає — це результат дискавері.</w:t>
       </w:r>
     </w:p>
     <w:p>
       <w:pPr>
-        <w:spacing w:after="40"/>
-      </w:pPr>
-      <w:r>
-        <w:rPr>
-          <w:b w:val="0"/>
-        </w:rPr>
-        <w:t xml:space="preserve">– </w:t>
-      </w:r>
-      <w:r>
-        <w:rPr>
-          <w:b w:val="0"/>
-        </w:rPr>
-        <w:t>Кількість сесій може змінитись залежно від глибини відповідей клієнта (модель «агентської закупівлі» може вимагати додаткової сесії).</w:t>
-      </w:r>
-    </w:p>
-    <w:p>
-      <w:pPr>
-        <w:spacing w:after="40"/>
-      </w:pPr>
-      <w:r>
-        <w:rPr>
-          <w:b w:val="0"/>
-        </w:rPr>
-        <w:t xml:space="preserve">– </w:t>
-      </w:r>
-      <w:r>
-        <w:rPr>
-          <w:b w:val="0"/>
-        </w:rPr>
-        <w:t>Де-скоуплені на УЗ напрями (трекінг, портал, CRM-воронка в Odoo, керування ставками, compliance/dual-use, serial/IMEI, Shanghai) у плані свідомо відсутні — якщо вони повернуться, план переглядається.</w:t>
+        <w:spacing w:after="20"/>
+        <w:ind w:left="360"/>
+        <w:rPr>
+          <w:rFonts w:ascii="Times New Roman" w:cs="Times New Roman" w:eastAsia="Times New Roman" w:hAnsi="Times New Roman"/>
+          <w:sz w:val="24"/>
+          <w:szCs w:val="24"/>
+        </w:rPr>
+      </w:pPr>
+      <w:r>
+        <w:rPr>
+          <w:rFonts w:ascii="Times New Roman" w:cs="Times New Roman" w:eastAsia="Times New Roman" w:hAnsi="Times New Roman"/>
+          <w:sz w:val="24"/>
+          <w:szCs w:val="24"/>
+          <w:rtl w:val="0"/>
+        </w:rPr>
+        <w:t xml:space="preserve">•  </w:t>
+      </w:r>
+      <w:r>
+        <w:rPr>
+          <w:rFonts w:ascii="Times New Roman" w:cs="Times New Roman" w:eastAsia="Times New Roman" w:hAnsi="Times New Roman"/>
+          <w:sz w:val="24"/>
+          <w:szCs w:val="24"/>
+          <w:rtl w:val="0"/>
+        </w:rPr>
+        <w:t>Кількість сесій може ще змінитись: якщо landed cost (R-6) або трактовка агентської закупівлі виявляться складними — можлива додаткова сесія.</w:t>
+      </w:r>
+    </w:p>
+    <w:p>
+      <w:pPr>
+        <w:spacing w:after="20"/>
+        <w:ind w:left="360"/>
+        <w:rPr>
+          <w:rFonts w:ascii="Times New Roman" w:cs="Times New Roman" w:eastAsia="Times New Roman" w:hAnsi="Times New Roman"/>
+          <w:sz w:val="24"/>
+          <w:szCs w:val="24"/>
+        </w:rPr>
+      </w:pPr>
+      <w:r>
+        <w:rPr>
+          <w:rFonts w:ascii="Times New Roman" w:cs="Times New Roman" w:eastAsia="Times New Roman" w:hAnsi="Times New Roman"/>
+          <w:sz w:val="24"/>
+          <w:szCs w:val="24"/>
+          <w:rtl w:val="0"/>
+        </w:rPr>
+        <w:t xml:space="preserve">•  </w:t>
+      </w:r>
+      <w:r>
+        <w:rPr>
+          <w:rFonts w:ascii="Times New Roman" w:cs="Times New Roman" w:eastAsia="Times New Roman" w:hAnsi="Times New Roman"/>
+          <w:sz w:val="24"/>
+          <w:szCs w:val="24"/>
+          <w:rtl w:val="0"/>
+        </w:rPr>
+        <w:t>Де-скоуплені напрями (трекінг, портал, CRM-воронка в Odoo, керування ставками, compliance/dual-use, serial/IMEI, Shanghai, payroll, курсові різниці, друк, коригувальні документи, авто-зміна маршруту) у плані свідомо відсутні — якщо повертаються, план переглядається.</w:t>
       </w:r>
     </w:p>
     <w:sectPr>
